--- a/docs/EchoMind_Audit_2026-10-14_Project2/06_Design_and_Development/EM26-31_Design_and_Development_Record.docx
+++ b/docs/EchoMind_Audit_2026-10-14_Project2/06_Design_and_Development/EM26-31_Design_and_Development_Record.docx
@@ -421,7 +421,7 @@
                 <w:sz w:val="17"/>
                 <w:szCs w:val="17"/>
               </w:rPr>
-              <w:t xml:space="preserve">Issued for approval</w:t>
+              <w:t xml:space="preserve">APPROVED — 2026-10-14 (AR-2026-006)</w:t>
             </w:r>
           </w:p>
         </w:tc>
@@ -721,7 +721,7 @@
                 <w:sz w:val="17"/>
                 <w:szCs w:val="17"/>
               </w:rPr>
-              <w:t xml:space="preserve">Alexander Peter (EchoMind Project Lead) — to confirm</w:t>
+              <w:t xml:space="preserve">Alexander Peter (EchoMind Project Lead) — 2026-10-14</w:t>
             </w:r>
           </w:p>
         </w:tc>
@@ -781,7 +781,7 @@
                 <w:sz w:val="17"/>
                 <w:szCs w:val="17"/>
               </w:rPr>
-              <w:t xml:space="preserve">Sheryl Nazareth (QA / MR) — to confirm</w:t>
+              <w:t xml:space="preserve">Sheryl Nazareth (QA / MR) — 2026-10-14</w:t>
             </w:r>
           </w:p>
         </w:tc>
@@ -841,7 +841,7 @@
                 <w:sz w:val="17"/>
                 <w:szCs w:val="17"/>
               </w:rPr>
-              <w:t xml:space="preserve">Anita Johan (Managing Director) — to confirm</w:t>
+              <w:t xml:space="preserve">Anita Johan (Managing Director) — 2026-10-14</w:t>
             </w:r>
           </w:p>
         </w:tc>

--- a/docs/EchoMind_Audit_2026-10-14_Project2/06_Design_and_Development/EM26-31_Design_and_Development_Record.docx
+++ b/docs/EchoMind_Audit_2026-10-14_Project2/06_Design_and_Development/EM26-31_Design_and_Development_Record.docx
@@ -47,7 +47,7 @@
     </w:p>
     <w:tbl>
       <w:tblPr>
-        <w:tblW w:type="dxa" w:w="9360"/>
+        <w:tblW w:type="dxa" w:w="12960"/>
         <w:tblBorders>
           <w:top w:val="single" w:color="auto" w:sz="4"/>
           <w:left w:val="single" w:color="auto" w:sz="4"/>
@@ -58,8 +58,8 @@
         </w:tblBorders>
       </w:tblPr>
       <w:tblGrid>
-        <w:gridCol w:w="2600"/>
-        <w:gridCol w:w="6760"/>
+        <w:gridCol w:w="3600"/>
+        <w:gridCol w:w="9360"/>
       </w:tblGrid>
       <w:tr>
         <w:trPr>
@@ -67,7 +67,7 @@
         </w:trPr>
         <w:tc>
           <w:tcPr>
-            <w:tcW w:type="dxa" w:w="2600"/>
+            <w:tcW w:type="dxa" w:w="3600"/>
             <w:tcBorders>
               <w:top w:val="single" w:color="BFC7D5" w:sz="4"/>
               <w:left w:val="single" w:color="BFC7D5" w:sz="4"/>
@@ -97,7 +97,7 @@
         </w:tc>
         <w:tc>
           <w:tcPr>
-            <w:tcW w:type="dxa" w:w="6760"/>
+            <w:tcW w:type="dxa" w:w="9360"/>
             <w:tcBorders>
               <w:top w:val="single" w:color="BFC7D5" w:sz="4"/>
               <w:left w:val="single" w:color="BFC7D5" w:sz="4"/>
@@ -129,7 +129,7 @@
       <w:tr>
         <w:tc>
           <w:tcPr>
-            <w:tcW w:type="dxa" w:w="2600"/>
+            <w:tcW w:type="dxa" w:w="3600"/>
             <w:tcBorders>
               <w:top w:val="single" w:color="BFC7D5" w:sz="4"/>
               <w:left w:val="single" w:color="BFC7D5" w:sz="4"/>
@@ -158,7 +158,7 @@
         </w:tc>
         <w:tc>
           <w:tcPr>
-            <w:tcW w:type="dxa" w:w="6760"/>
+            <w:tcW w:type="dxa" w:w="9360"/>
             <w:tcBorders>
               <w:top w:val="single" w:color="BFC7D5" w:sz="4"/>
               <w:left w:val="single" w:color="BFC7D5" w:sz="4"/>
@@ -189,7 +189,7 @@
       <w:tr>
         <w:tc>
           <w:tcPr>
-            <w:tcW w:type="dxa" w:w="2600"/>
+            <w:tcW w:type="dxa" w:w="3600"/>
             <w:tcBorders>
               <w:top w:val="single" w:color="BFC7D5" w:sz="4"/>
               <w:left w:val="single" w:color="BFC7D5" w:sz="4"/>
@@ -218,7 +218,7 @@
         </w:tc>
         <w:tc>
           <w:tcPr>
-            <w:tcW w:type="dxa" w:w="6760"/>
+            <w:tcW w:type="dxa" w:w="9360"/>
             <w:tcBorders>
               <w:top w:val="single" w:color="BFC7D5" w:sz="4"/>
               <w:left w:val="single" w:color="BFC7D5" w:sz="4"/>
@@ -249,7 +249,7 @@
       <w:tr>
         <w:tc>
           <w:tcPr>
-            <w:tcW w:type="dxa" w:w="2600"/>
+            <w:tcW w:type="dxa" w:w="3600"/>
             <w:tcBorders>
               <w:top w:val="single" w:color="BFC7D5" w:sz="4"/>
               <w:left w:val="single" w:color="BFC7D5" w:sz="4"/>
@@ -278,30 +278,30 @@
         </w:tc>
         <w:tc>
           <w:tcPr>
-            <w:tcW w:type="dxa" w:w="6760"/>
-            <w:tcBorders>
-              <w:top w:val="single" w:color="BFC7D5" w:sz="4"/>
-              <w:left w:val="single" w:color="BFC7D5" w:sz="4"/>
-              <w:bottom w:val="single" w:color="BFC7D5" w:sz="4"/>
-              <w:right w:val="single" w:color="BFC7D5" w:sz="4"/>
-            </w:tcBorders>
-            <w:tcMar>
-              <w:top w:type="dxa" w:w="60"/>
-              <w:left w:type="dxa" w:w="90"/>
-              <w:bottom w:type="dxa" w:w="60"/>
-              <w:right w:type="dxa" w:w="90"/>
-            </w:tcMar>
-          </w:tcPr>
-          <w:p>
-            <w:r>
-              <w:rPr>
-                <w:b w:val="false"/>
-                <w:bCs w:val="false"/>
-                <w:color w:val="222222"/>
-                <w:sz w:val="17"/>
-                <w:szCs w:val="17"/>
-              </w:rPr>
-              <w:t xml:space="preserve">1.0</w:t>
+            <w:tcW w:type="dxa" w:w="9360"/>
+            <w:tcBorders>
+              <w:top w:val="single" w:color="BFC7D5" w:sz="4"/>
+              <w:left w:val="single" w:color="BFC7D5" w:sz="4"/>
+              <w:bottom w:val="single" w:color="BFC7D5" w:sz="4"/>
+              <w:right w:val="single" w:color="BFC7D5" w:sz="4"/>
+            </w:tcBorders>
+            <w:tcMar>
+              <w:top w:type="dxa" w:w="60"/>
+              <w:left w:type="dxa" w:w="90"/>
+              <w:bottom w:type="dxa" w:w="60"/>
+              <w:right w:type="dxa" w:w="90"/>
+            </w:tcMar>
+          </w:tcPr>
+          <w:p>
+            <w:r>
+              <w:rPr>
+                <w:b w:val="false"/>
+                <w:bCs w:val="false"/>
+                <w:color w:val="222222"/>
+                <w:sz w:val="17"/>
+                <w:szCs w:val="17"/>
+              </w:rPr>
+              <w:t xml:space="preserve">1.1</w:t>
             </w:r>
           </w:p>
         </w:tc>
@@ -309,7 +309,7 @@
       <w:tr>
         <w:tc>
           <w:tcPr>
-            <w:tcW w:type="dxa" w:w="2600"/>
+            <w:tcW w:type="dxa" w:w="3600"/>
             <w:tcBorders>
               <w:top w:val="single" w:color="BFC7D5" w:sz="4"/>
               <w:left w:val="single" w:color="BFC7D5" w:sz="4"/>
@@ -338,7 +338,7 @@
         </w:tc>
         <w:tc>
           <w:tcPr>
-            <w:tcW w:type="dxa" w:w="6760"/>
+            <w:tcW w:type="dxa" w:w="9360"/>
             <w:tcBorders>
               <w:top w:val="single" w:color="BFC7D5" w:sz="4"/>
               <w:left w:val="single" w:color="BFC7D5" w:sz="4"/>
@@ -369,7 +369,7 @@
       <w:tr>
         <w:tc>
           <w:tcPr>
-            <w:tcW w:type="dxa" w:w="2600"/>
+            <w:tcW w:type="dxa" w:w="3600"/>
             <w:tcBorders>
               <w:top w:val="single" w:color="BFC7D5" w:sz="4"/>
               <w:left w:val="single" w:color="BFC7D5" w:sz="4"/>
@@ -398,30 +398,30 @@
         </w:tc>
         <w:tc>
           <w:tcPr>
-            <w:tcW w:type="dxa" w:w="6760"/>
-            <w:tcBorders>
-              <w:top w:val="single" w:color="BFC7D5" w:sz="4"/>
-              <w:left w:val="single" w:color="BFC7D5" w:sz="4"/>
-              <w:bottom w:val="single" w:color="BFC7D5" w:sz="4"/>
-              <w:right w:val="single" w:color="BFC7D5" w:sz="4"/>
-            </w:tcBorders>
-            <w:tcMar>
-              <w:top w:type="dxa" w:w="60"/>
-              <w:left w:type="dxa" w:w="90"/>
-              <w:bottom w:type="dxa" w:w="60"/>
-              <w:right w:type="dxa" w:w="90"/>
-            </w:tcMar>
-          </w:tcPr>
-          <w:p>
-            <w:r>
-              <w:rPr>
-                <w:b w:val="false"/>
-                <w:bCs w:val="false"/>
-                <w:color w:val="222222"/>
-                <w:sz w:val="17"/>
-                <w:szCs w:val="17"/>
-              </w:rPr>
-              <w:t xml:space="preserve">APPROVED — 2026-10-14 (AR-2026-006)</w:t>
+            <w:tcW w:type="dxa" w:w="9360"/>
+            <w:tcBorders>
+              <w:top w:val="single" w:color="BFC7D5" w:sz="4"/>
+              <w:left w:val="single" w:color="BFC7D5" w:sz="4"/>
+              <w:bottom w:val="single" w:color="BFC7D5" w:sz="4"/>
+              <w:right w:val="single" w:color="BFC7D5" w:sz="4"/>
+            </w:tcBorders>
+            <w:tcMar>
+              <w:top w:type="dxa" w:w="60"/>
+              <w:left w:type="dxa" w:w="90"/>
+              <w:bottom w:type="dxa" w:w="60"/>
+              <w:right w:type="dxa" w:w="90"/>
+            </w:tcMar>
+          </w:tcPr>
+          <w:p>
+            <w:r>
+              <w:rPr>
+                <w:b w:val="false"/>
+                <w:bCs w:val="false"/>
+                <w:color w:val="222222"/>
+                <w:sz w:val="17"/>
+                <w:szCs w:val="17"/>
+              </w:rPr>
+              <w:t xml:space="preserve">Rev 1.1 issued for approval; rev 1.0 approved 2026-10-14 (AR-2026-006)</w:t>
             </w:r>
           </w:p>
         </w:tc>
@@ -429,7 +429,7 @@
       <w:tr>
         <w:tc>
           <w:tcPr>
-            <w:tcW w:type="dxa" w:w="2600"/>
+            <w:tcW w:type="dxa" w:w="3600"/>
             <w:tcBorders>
               <w:top w:val="single" w:color="BFC7D5" w:sz="4"/>
               <w:left w:val="single" w:color="BFC7D5" w:sz="4"/>
@@ -458,7 +458,7 @@
         </w:tc>
         <w:tc>
           <w:tcPr>
-            <w:tcW w:type="dxa" w:w="6760"/>
+            <w:tcW w:type="dxa" w:w="9360"/>
             <w:tcBorders>
               <w:top w:val="single" w:color="BFC7D5" w:sz="4"/>
               <w:left w:val="single" w:color="BFC7D5" w:sz="4"/>
@@ -489,7 +489,7 @@
       <w:tr>
         <w:tc>
           <w:tcPr>
-            <w:tcW w:type="dxa" w:w="2600"/>
+            <w:tcW w:type="dxa" w:w="3600"/>
             <w:tcBorders>
               <w:top w:val="single" w:color="BFC7D5" w:sz="4"/>
               <w:left w:val="single" w:color="BFC7D5" w:sz="4"/>
@@ -518,7 +518,7 @@
         </w:tc>
         <w:tc>
           <w:tcPr>
-            <w:tcW w:type="dxa" w:w="6760"/>
+            <w:tcW w:type="dxa" w:w="9360"/>
             <w:tcBorders>
               <w:top w:val="single" w:color="BFC7D5" w:sz="4"/>
               <w:left w:val="single" w:color="BFC7D5" w:sz="4"/>
@@ -549,7 +549,7 @@
       <w:tr>
         <w:tc>
           <w:tcPr>
-            <w:tcW w:type="dxa" w:w="2600"/>
+            <w:tcW w:type="dxa" w:w="3600"/>
             <w:tcBorders>
               <w:top w:val="single" w:color="BFC7D5" w:sz="4"/>
               <w:left w:val="single" w:color="BFC7D5" w:sz="4"/>
@@ -578,7 +578,7 @@
         </w:tc>
         <w:tc>
           <w:tcPr>
-            <w:tcW w:type="dxa" w:w="6760"/>
+            <w:tcW w:type="dxa" w:w="9360"/>
             <w:tcBorders>
               <w:top w:val="single" w:color="BFC7D5" w:sz="4"/>
               <w:left w:val="single" w:color="BFC7D5" w:sz="4"/>
@@ -609,7 +609,7 @@
       <w:tr>
         <w:tc>
           <w:tcPr>
-            <w:tcW w:type="dxa" w:w="2600"/>
+            <w:tcW w:type="dxa" w:w="3600"/>
             <w:tcBorders>
               <w:top w:val="single" w:color="BFC7D5" w:sz="4"/>
               <w:left w:val="single" w:color="BFC7D5" w:sz="4"/>
@@ -638,7 +638,7 @@
         </w:tc>
         <w:tc>
           <w:tcPr>
-            <w:tcW w:type="dxa" w:w="6760"/>
+            <w:tcW w:type="dxa" w:w="9360"/>
             <w:tcBorders>
               <w:top w:val="single" w:color="BFC7D5" w:sz="4"/>
               <w:left w:val="single" w:color="BFC7D5" w:sz="4"/>
@@ -669,7 +669,7 @@
       <w:tr>
         <w:tc>
           <w:tcPr>
-            <w:tcW w:type="dxa" w:w="2600"/>
+            <w:tcW w:type="dxa" w:w="3600"/>
             <w:tcBorders>
               <w:top w:val="single" w:color="BFC7D5" w:sz="4"/>
               <w:left w:val="single" w:color="BFC7D5" w:sz="4"/>
@@ -698,30 +698,30 @@
         </w:tc>
         <w:tc>
           <w:tcPr>
-            <w:tcW w:type="dxa" w:w="6760"/>
-            <w:tcBorders>
-              <w:top w:val="single" w:color="BFC7D5" w:sz="4"/>
-              <w:left w:val="single" w:color="BFC7D5" w:sz="4"/>
-              <w:bottom w:val="single" w:color="BFC7D5" w:sz="4"/>
-              <w:right w:val="single" w:color="BFC7D5" w:sz="4"/>
-            </w:tcBorders>
-            <w:tcMar>
-              <w:top w:type="dxa" w:w="60"/>
-              <w:left w:type="dxa" w:w="90"/>
-              <w:bottom w:type="dxa" w:w="60"/>
-              <w:right w:type="dxa" w:w="90"/>
-            </w:tcMar>
-          </w:tcPr>
-          <w:p>
-            <w:r>
-              <w:rPr>
-                <w:b w:val="false"/>
-                <w:bCs w:val="false"/>
-                <w:color w:val="222222"/>
-                <w:sz w:val="17"/>
-                <w:szCs w:val="17"/>
-              </w:rPr>
-              <w:t xml:space="preserve">Alexander Peter (EchoMind Project Lead) — 2026-10-14</w:t>
+            <w:tcW w:type="dxa" w:w="9360"/>
+            <w:tcBorders>
+              <w:top w:val="single" w:color="BFC7D5" w:sz="4"/>
+              <w:left w:val="single" w:color="BFC7D5" w:sz="4"/>
+              <w:bottom w:val="single" w:color="BFC7D5" w:sz="4"/>
+              <w:right w:val="single" w:color="BFC7D5" w:sz="4"/>
+            </w:tcBorders>
+            <w:tcMar>
+              <w:top w:type="dxa" w:w="60"/>
+              <w:left w:type="dxa" w:w="90"/>
+              <w:bottom w:type="dxa" w:w="60"/>
+              <w:right w:type="dxa" w:w="90"/>
+            </w:tcMar>
+          </w:tcPr>
+          <w:p>
+            <w:r>
+              <w:rPr>
+                <w:b w:val="false"/>
+                <w:bCs w:val="false"/>
+                <w:color w:val="222222"/>
+                <w:sz w:val="17"/>
+                <w:szCs w:val="17"/>
+              </w:rPr>
+              <w:t xml:space="preserve">Alexander Peter (EchoMind Project Lead) — rev 1.1 to confirm</w:t>
             </w:r>
           </w:p>
         </w:tc>
@@ -729,7 +729,7 @@
       <w:tr>
         <w:tc>
           <w:tcPr>
-            <w:tcW w:type="dxa" w:w="2600"/>
+            <w:tcW w:type="dxa" w:w="3600"/>
             <w:tcBorders>
               <w:top w:val="single" w:color="BFC7D5" w:sz="4"/>
               <w:left w:val="single" w:color="BFC7D5" w:sz="4"/>
@@ -758,30 +758,30 @@
         </w:tc>
         <w:tc>
           <w:tcPr>
-            <w:tcW w:type="dxa" w:w="6760"/>
-            <w:tcBorders>
-              <w:top w:val="single" w:color="BFC7D5" w:sz="4"/>
-              <w:left w:val="single" w:color="BFC7D5" w:sz="4"/>
-              <w:bottom w:val="single" w:color="BFC7D5" w:sz="4"/>
-              <w:right w:val="single" w:color="BFC7D5" w:sz="4"/>
-            </w:tcBorders>
-            <w:tcMar>
-              <w:top w:type="dxa" w:w="60"/>
-              <w:left w:type="dxa" w:w="90"/>
-              <w:bottom w:type="dxa" w:w="60"/>
-              <w:right w:type="dxa" w:w="90"/>
-            </w:tcMar>
-          </w:tcPr>
-          <w:p>
-            <w:r>
-              <w:rPr>
-                <w:b w:val="false"/>
-                <w:bCs w:val="false"/>
-                <w:color w:val="222222"/>
-                <w:sz w:val="17"/>
-                <w:szCs w:val="17"/>
-              </w:rPr>
-              <w:t xml:space="preserve">Sheryl Nazareth (QA / MR) — 2026-10-14</w:t>
+            <w:tcW w:type="dxa" w:w="9360"/>
+            <w:tcBorders>
+              <w:top w:val="single" w:color="BFC7D5" w:sz="4"/>
+              <w:left w:val="single" w:color="BFC7D5" w:sz="4"/>
+              <w:bottom w:val="single" w:color="BFC7D5" w:sz="4"/>
+              <w:right w:val="single" w:color="BFC7D5" w:sz="4"/>
+            </w:tcBorders>
+            <w:tcMar>
+              <w:top w:type="dxa" w:w="60"/>
+              <w:left w:type="dxa" w:w="90"/>
+              <w:bottom w:type="dxa" w:w="60"/>
+              <w:right w:type="dxa" w:w="90"/>
+            </w:tcMar>
+          </w:tcPr>
+          <w:p>
+            <w:r>
+              <w:rPr>
+                <w:b w:val="false"/>
+                <w:bCs w:val="false"/>
+                <w:color w:val="222222"/>
+                <w:sz w:val="17"/>
+                <w:szCs w:val="17"/>
+              </w:rPr>
+              <w:t xml:space="preserve">Sheryl Nazareth (QA / MR) — rev 1.1 to confirm</w:t>
             </w:r>
           </w:p>
         </w:tc>
@@ -789,7 +789,7 @@
       <w:tr>
         <w:tc>
           <w:tcPr>
-            <w:tcW w:type="dxa" w:w="2600"/>
+            <w:tcW w:type="dxa" w:w="3600"/>
             <w:tcBorders>
               <w:top w:val="single" w:color="BFC7D5" w:sz="4"/>
               <w:left w:val="single" w:color="BFC7D5" w:sz="4"/>
@@ -818,30 +818,30 @@
         </w:tc>
         <w:tc>
           <w:tcPr>
-            <w:tcW w:type="dxa" w:w="6760"/>
-            <w:tcBorders>
-              <w:top w:val="single" w:color="BFC7D5" w:sz="4"/>
-              <w:left w:val="single" w:color="BFC7D5" w:sz="4"/>
-              <w:bottom w:val="single" w:color="BFC7D5" w:sz="4"/>
-              <w:right w:val="single" w:color="BFC7D5" w:sz="4"/>
-            </w:tcBorders>
-            <w:tcMar>
-              <w:top w:type="dxa" w:w="60"/>
-              <w:left w:type="dxa" w:w="90"/>
-              <w:bottom w:type="dxa" w:w="60"/>
-              <w:right w:type="dxa" w:w="90"/>
-            </w:tcMar>
-          </w:tcPr>
-          <w:p>
-            <w:r>
-              <w:rPr>
-                <w:b w:val="false"/>
-                <w:bCs w:val="false"/>
-                <w:color w:val="222222"/>
-                <w:sz w:val="17"/>
-                <w:szCs w:val="17"/>
-              </w:rPr>
-              <w:t xml:space="preserve">Anita Johan (Managing Director) — 2026-10-14</w:t>
+            <w:tcW w:type="dxa" w:w="9360"/>
+            <w:tcBorders>
+              <w:top w:val="single" w:color="BFC7D5" w:sz="4"/>
+              <w:left w:val="single" w:color="BFC7D5" w:sz="4"/>
+              <w:bottom w:val="single" w:color="BFC7D5" w:sz="4"/>
+              <w:right w:val="single" w:color="BFC7D5" w:sz="4"/>
+            </w:tcBorders>
+            <w:tcMar>
+              <w:top w:type="dxa" w:w="60"/>
+              <w:left w:type="dxa" w:w="90"/>
+              <w:bottom w:type="dxa" w:w="60"/>
+              <w:right w:type="dxa" w:w="90"/>
+            </w:tcMar>
+          </w:tcPr>
+          <w:p>
+            <w:r>
+              <w:rPr>
+                <w:b w:val="false"/>
+                <w:bCs w:val="false"/>
+                <w:color w:val="222222"/>
+                <w:sz w:val="17"/>
+                <w:szCs w:val="17"/>
+              </w:rPr>
+              <w:t xml:space="preserve">Anita Johan (Managing Director) — rev 1.1 to confirm</w:t>
             </w:r>
           </w:p>
         </w:tc>
@@ -852,7 +852,7 @@
         <w:pStyle w:val="Heading1"/>
       </w:pPr>
       <w:r>
-        <w:t xml:space="preserve">1. Design and development planning (8.3.2)</w:t>
+        <w:t xml:space="preserve">1. Planning (8.3.2)</w:t>
       </w:r>
     </w:p>
     <w:p>
@@ -860,7 +860,7 @@
         <w:spacing w:after="100"/>
       </w:pPr>
       <w:r>
-        <w:t xml:space="preserve">Development runs in increments of about two months, each ending with a version and a review (EM26-23 §3). Responsibilities: Lead Engineer designs and verifies; Project Lead reviews with the clients; Managing Director authorises release.</w:t>
+        <w:t xml:space="preserve">Two-month increments, each ending in a version (v1.0.0 Feb → v1.4.1 Oct 2026) and a review with the client or by engineering (EM26-23). Lead Engineer designs and verifies; Project Lead reviews with the clients; Managing Director authorises release.</w:t>
       </w:r>
     </w:p>
     <w:p>
@@ -873,7 +873,7 @@
     </w:p>
     <w:tbl>
       <w:tblPr>
-        <w:tblW w:type="dxa" w:w="9360"/>
+        <w:tblW w:type="dxa" w:w="12960"/>
         <w:tblBorders>
           <w:top w:val="single" w:color="auto" w:sz="4"/>
           <w:left w:val="single" w:color="auto" w:sz="4"/>
@@ -884,8 +884,9 @@
         </w:tblBorders>
       </w:tblPr>
       <w:tblGrid>
-        <w:gridCol w:w="4000"/>
-        <w:gridCol w:w="5360"/>
+        <w:gridCol w:w="2430"/>
+        <w:gridCol w:w="9618"/>
+        <w:gridCol w:w="912"/>
       </w:tblGrid>
       <w:tr>
         <w:trPr>
@@ -893,7 +894,7 @@
         </w:trPr>
         <w:tc>
           <w:tcPr>
-            <w:tcW w:type="dxa" w:w="4000"/>
+            <w:tcW w:type="dxa" w:w="2430"/>
             <w:tcBorders>
               <w:top w:val="single" w:color="BFC7D5" w:sz="4"/>
               <w:left w:val="single" w:color="BFC7D5" w:sz="4"/>
@@ -917,13 +918,13 @@
                 <w:sz w:val="17"/>
                 <w:szCs w:val="17"/>
               </w:rPr>
-              <w:t xml:space="preserve">Input</w:t>
-            </w:r>
-          </w:p>
-        </w:tc>
-        <w:tc>
-          <w:tcPr>
-            <w:tcW w:type="dxa" w:w="5360"/>
+              <w:t xml:space="preserve">Module</w:t>
+            </w:r>
+          </w:p>
+        </w:tc>
+        <w:tc>
+          <w:tcPr>
+            <w:tcW w:type="dxa" w:w="9618"/>
             <w:tcBorders>
               <w:top w:val="single" w:color="BFC7D5" w:sz="4"/>
               <w:left w:val="single" w:color="BFC7D5" w:sz="4"/>
@@ -947,7 +948,37 @@
                 <w:sz w:val="17"/>
                 <w:szCs w:val="17"/>
               </w:rPr>
-              <w:t xml:space="preserve">Where</w:t>
+              <w:t xml:space="preserve">Functional requirements (EM26-20)</w:t>
+            </w:r>
+          </w:p>
+        </w:tc>
+        <w:tc>
+          <w:tcPr>
+            <w:tcW w:type="dxa" w:w="912"/>
+            <w:tcBorders>
+              <w:top w:val="single" w:color="BFC7D5" w:sz="4"/>
+              <w:left w:val="single" w:color="BFC7D5" w:sz="4"/>
+              <w:bottom w:val="single" w:color="BFC7D5" w:sz="4"/>
+              <w:right w:val="single" w:color="BFC7D5" w:sz="4"/>
+            </w:tcBorders>
+            <w:shd w:fill="1F3A5F" w:color="auto" w:val="clear"/>
+            <w:tcMar>
+              <w:top w:type="dxa" w:w="60"/>
+              <w:left w:type="dxa" w:w="90"/>
+              <w:bottom w:type="dxa" w:w="60"/>
+              <w:right w:type="dxa" w:w="90"/>
+            </w:tcMar>
+          </w:tcPr>
+          <w:p>
+            <w:r>
+              <w:rPr>
+                <w:b/>
+                <w:bCs/>
+                <w:color w:val="FFFFFF"/>
+                <w:sz w:val="17"/>
+                <w:szCs w:val="17"/>
+              </w:rPr>
+              <w:t xml:space="preserve">Count</w:t>
             </w:r>
           </w:p>
         </w:tc>
@@ -955,59 +986,88 @@
       <w:tr>
         <w:tc>
           <w:tcPr>
-            <w:tcW w:type="dxa" w:w="4000"/>
-            <w:tcBorders>
-              <w:top w:val="single" w:color="BFC7D5" w:sz="4"/>
-              <w:left w:val="single" w:color="BFC7D5" w:sz="4"/>
-              <w:bottom w:val="single" w:color="BFC7D5" w:sz="4"/>
-              <w:right w:val="single" w:color="BFC7D5" w:sz="4"/>
-            </w:tcBorders>
-            <w:tcMar>
-              <w:top w:type="dxa" w:w="60"/>
-              <w:left w:type="dxa" w:w="90"/>
-              <w:bottom w:type="dxa" w:w="60"/>
-              <w:right w:type="dxa" w:w="90"/>
-            </w:tcMar>
-          </w:tcPr>
-          <w:p>
-            <w:r>
-              <w:rPr>
-                <w:b w:val="false"/>
-                <w:bCs w:val="false"/>
-                <w:color w:val="222222"/>
-                <w:sz w:val="17"/>
-                <w:szCs w:val="17"/>
-              </w:rPr>
-              <w:t xml:space="preserve">Functional requirements (39)</w:t>
-            </w:r>
-          </w:p>
-        </w:tc>
-        <w:tc>
-          <w:tcPr>
-            <w:tcW w:type="dxa" w:w="5360"/>
-            <w:tcBorders>
-              <w:top w:val="single" w:color="BFC7D5" w:sz="4"/>
-              <w:left w:val="single" w:color="BFC7D5" w:sz="4"/>
-              <w:bottom w:val="single" w:color="BFC7D5" w:sz="4"/>
-              <w:right w:val="single" w:color="BFC7D5" w:sz="4"/>
-            </w:tcBorders>
-            <w:tcMar>
-              <w:top w:type="dxa" w:w="60"/>
-              <w:left w:type="dxa" w:w="90"/>
-              <w:bottom w:type="dxa" w:w="60"/>
-              <w:right w:type="dxa" w:w="90"/>
-            </w:tcMar>
-          </w:tcPr>
-          <w:p>
-            <w:r>
-              <w:rPr>
-                <w:b w:val="false"/>
-                <w:bCs w:val="false"/>
-                <w:color w:val="222222"/>
-                <w:sz w:val="17"/>
-                <w:szCs w:val="17"/>
-              </w:rPr>
-              <w:t xml:space="preserve">EM26-29 §3; EM26-20</w:t>
+            <w:tcW w:type="dxa" w:w="2430"/>
+            <w:tcBorders>
+              <w:top w:val="single" w:color="BFC7D5" w:sz="4"/>
+              <w:left w:val="single" w:color="BFC7D5" w:sz="4"/>
+              <w:bottom w:val="single" w:color="BFC7D5" w:sz="4"/>
+              <w:right w:val="single" w:color="BFC7D5" w:sz="4"/>
+            </w:tcBorders>
+            <w:tcMar>
+              <w:top w:type="dxa" w:w="60"/>
+              <w:left w:type="dxa" w:w="90"/>
+              <w:bottom w:type="dxa" w:w="60"/>
+              <w:right w:type="dxa" w:w="90"/>
+            </w:tcMar>
+          </w:tcPr>
+          <w:p>
+            <w:r>
+              <w:rPr>
+                <w:b w:val="false"/>
+                <w:bCs w:val="false"/>
+                <w:color w:val="222222"/>
+                <w:sz w:val="17"/>
+                <w:szCs w:val="17"/>
+              </w:rPr>
+              <w:t xml:space="preserve">2025 appliance</w:t>
+            </w:r>
+          </w:p>
+        </w:tc>
+        <w:tc>
+          <w:tcPr>
+            <w:tcW w:type="dxa" w:w="9618"/>
+            <w:tcBorders>
+              <w:top w:val="single" w:color="BFC7D5" w:sz="4"/>
+              <w:left w:val="single" w:color="BFC7D5" w:sz="4"/>
+              <w:bottom w:val="single" w:color="BFC7D5" w:sz="4"/>
+              <w:right w:val="single" w:color="BFC7D5" w:sz="4"/>
+            </w:tcBorders>
+            <w:tcMar>
+              <w:top w:type="dxa" w:w="60"/>
+              <w:left w:type="dxa" w:w="90"/>
+              <w:bottom w:type="dxa" w:w="60"/>
+              <w:right w:type="dxa" w:w="90"/>
+            </w:tcMar>
+          </w:tcPr>
+          <w:p>
+            <w:r>
+              <w:rPr>
+                <w:b w:val="false"/>
+                <w:bCs w:val="false"/>
+                <w:color w:val="222222"/>
+                <w:sz w:val="17"/>
+                <w:szCs w:val="17"/>
+              </w:rPr>
+              <w:t xml:space="preserve">FR-2025-01, FR-2025-02, FR-2025-03, FR-2025-04, FR-2025-05</w:t>
+            </w:r>
+          </w:p>
+        </w:tc>
+        <w:tc>
+          <w:tcPr>
+            <w:tcW w:type="dxa" w:w="912"/>
+            <w:tcBorders>
+              <w:top w:val="single" w:color="BFC7D5" w:sz="4"/>
+              <w:left w:val="single" w:color="BFC7D5" w:sz="4"/>
+              <w:bottom w:val="single" w:color="BFC7D5" w:sz="4"/>
+              <w:right w:val="single" w:color="BFC7D5" w:sz="4"/>
+            </w:tcBorders>
+            <w:tcMar>
+              <w:top w:type="dxa" w:w="60"/>
+              <w:left w:type="dxa" w:w="90"/>
+              <w:bottom w:type="dxa" w:w="60"/>
+              <w:right w:type="dxa" w:w="90"/>
+            </w:tcMar>
+          </w:tcPr>
+          <w:p>
+            <w:r>
+              <w:rPr>
+                <w:b w:val="false"/>
+                <w:bCs w:val="false"/>
+                <w:color w:val="222222"/>
+                <w:sz w:val="17"/>
+                <w:szCs w:val="17"/>
+              </w:rPr>
+              <w:t xml:space="preserve">5</w:t>
             </w:r>
           </w:p>
         </w:tc>
@@ -1015,59 +1075,88 @@
       <w:tr>
         <w:tc>
           <w:tcPr>
-            <w:tcW w:type="dxa" w:w="4000"/>
-            <w:tcBorders>
-              <w:top w:val="single" w:color="BFC7D5" w:sz="4"/>
-              <w:left w:val="single" w:color="BFC7D5" w:sz="4"/>
-              <w:bottom w:val="single" w:color="BFC7D5" w:sz="4"/>
-              <w:right w:val="single" w:color="BFC7D5" w:sz="4"/>
-            </w:tcBorders>
-            <w:tcMar>
-              <w:top w:type="dxa" w:w="60"/>
-              <w:left w:type="dxa" w:w="90"/>
-              <w:bottom w:type="dxa" w:w="60"/>
-              <w:right w:type="dxa" w:w="90"/>
-            </w:tcMar>
-          </w:tcPr>
-          <w:p>
-            <w:r>
-              <w:rPr>
-                <w:b w:val="false"/>
-                <w:bCs w:val="false"/>
-                <w:color w:val="222222"/>
-                <w:sz w:val="17"/>
-                <w:szCs w:val="17"/>
-              </w:rPr>
-              <w:t xml:space="preserve">Non-functional requirements (31)</w:t>
-            </w:r>
-          </w:p>
-        </w:tc>
-        <w:tc>
-          <w:tcPr>
-            <w:tcW w:type="dxa" w:w="5360"/>
-            <w:tcBorders>
-              <w:top w:val="single" w:color="BFC7D5" w:sz="4"/>
-              <w:left w:val="single" w:color="BFC7D5" w:sz="4"/>
-              <w:bottom w:val="single" w:color="BFC7D5" w:sz="4"/>
-              <w:right w:val="single" w:color="BFC7D5" w:sz="4"/>
-            </w:tcBorders>
-            <w:tcMar>
-              <w:top w:type="dxa" w:w="60"/>
-              <w:left w:type="dxa" w:w="90"/>
-              <w:bottom w:type="dxa" w:w="60"/>
-              <w:right w:type="dxa" w:w="90"/>
-            </w:tcMar>
-          </w:tcPr>
-          <w:p>
-            <w:r>
-              <w:rPr>
-                <w:b w:val="false"/>
-                <w:bCs w:val="false"/>
-                <w:color w:val="222222"/>
-                <w:sz w:val="17"/>
-                <w:szCs w:val="17"/>
-              </w:rPr>
-              <w:t xml:space="preserve">EM26-29 §4; EM26-21</w:t>
+            <w:tcW w:type="dxa" w:w="2430"/>
+            <w:tcBorders>
+              <w:top w:val="single" w:color="BFC7D5" w:sz="4"/>
+              <w:left w:val="single" w:color="BFC7D5" w:sz="4"/>
+              <w:bottom w:val="single" w:color="BFC7D5" w:sz="4"/>
+              <w:right w:val="single" w:color="BFC7D5" w:sz="4"/>
+            </w:tcBorders>
+            <w:tcMar>
+              <w:top w:type="dxa" w:w="60"/>
+              <w:left w:type="dxa" w:w="90"/>
+              <w:bottom w:type="dxa" w:w="60"/>
+              <w:right w:type="dxa" w:w="90"/>
+            </w:tcMar>
+          </w:tcPr>
+          <w:p>
+            <w:r>
+              <w:rPr>
+                <w:b w:val="false"/>
+                <w:bCs w:val="false"/>
+                <w:color w:val="222222"/>
+                <w:sz w:val="17"/>
+                <w:szCs w:val="17"/>
+              </w:rPr>
+              <w:t xml:space="preserve">Platform</w:t>
+            </w:r>
+          </w:p>
+        </w:tc>
+        <w:tc>
+          <w:tcPr>
+            <w:tcW w:type="dxa" w:w="9618"/>
+            <w:tcBorders>
+              <w:top w:val="single" w:color="BFC7D5" w:sz="4"/>
+              <w:left w:val="single" w:color="BFC7D5" w:sz="4"/>
+              <w:bottom w:val="single" w:color="BFC7D5" w:sz="4"/>
+              <w:right w:val="single" w:color="BFC7D5" w:sz="4"/>
+            </w:tcBorders>
+            <w:tcMar>
+              <w:top w:type="dxa" w:w="60"/>
+              <w:left w:type="dxa" w:w="90"/>
+              <w:bottom w:type="dxa" w:w="60"/>
+              <w:right w:type="dxa" w:w="90"/>
+            </w:tcMar>
+          </w:tcPr>
+          <w:p>
+            <w:r>
+              <w:rPr>
+                <w:b w:val="false"/>
+                <w:bCs w:val="false"/>
+                <w:color w:val="222222"/>
+                <w:sz w:val="17"/>
+                <w:szCs w:val="17"/>
+              </w:rPr>
+              <w:t xml:space="preserve">FR-PL-01, FR-PL-02, FR-PL-03, FR-PL-04, FR-PL-05, FR-PL-06, FR-PL-07, FR-PL-08, FR-PL-09</w:t>
+            </w:r>
+          </w:p>
+        </w:tc>
+        <w:tc>
+          <w:tcPr>
+            <w:tcW w:type="dxa" w:w="912"/>
+            <w:tcBorders>
+              <w:top w:val="single" w:color="BFC7D5" w:sz="4"/>
+              <w:left w:val="single" w:color="BFC7D5" w:sz="4"/>
+              <w:bottom w:val="single" w:color="BFC7D5" w:sz="4"/>
+              <w:right w:val="single" w:color="BFC7D5" w:sz="4"/>
+            </w:tcBorders>
+            <w:tcMar>
+              <w:top w:type="dxa" w:w="60"/>
+              <w:left w:type="dxa" w:w="90"/>
+              <w:bottom w:type="dxa" w:w="60"/>
+              <w:right w:type="dxa" w:w="90"/>
+            </w:tcMar>
+          </w:tcPr>
+          <w:p>
+            <w:r>
+              <w:rPr>
+                <w:b w:val="false"/>
+                <w:bCs w:val="false"/>
+                <w:color w:val="222222"/>
+                <w:sz w:val="17"/>
+                <w:szCs w:val="17"/>
+              </w:rPr>
+              <w:t xml:space="preserve">9</w:t>
             </w:r>
           </w:p>
         </w:tc>
@@ -1075,59 +1164,88 @@
       <w:tr>
         <w:tc>
           <w:tcPr>
-            <w:tcW w:type="dxa" w:w="4000"/>
-            <w:tcBorders>
-              <w:top w:val="single" w:color="BFC7D5" w:sz="4"/>
-              <w:left w:val="single" w:color="BFC7D5" w:sz="4"/>
-              <w:bottom w:val="single" w:color="BFC7D5" w:sz="4"/>
-              <w:right w:val="single" w:color="BFC7D5" w:sz="4"/>
-            </w:tcBorders>
-            <w:tcMar>
-              <w:top w:type="dxa" w:w="60"/>
-              <w:left w:type="dxa" w:w="90"/>
-              <w:bottom w:type="dxa" w:w="60"/>
-              <w:right w:type="dxa" w:w="90"/>
-            </w:tcMar>
-          </w:tcPr>
-          <w:p>
-            <w:r>
-              <w:rPr>
-                <w:b w:val="false"/>
-                <w:bCs w:val="false"/>
-                <w:color w:val="222222"/>
-                <w:sz w:val="17"/>
-                <w:szCs w:val="17"/>
-              </w:rPr>
-              <w:t xml:space="preserve">Client requirements and feedback</w:t>
-            </w:r>
-          </w:p>
-        </w:tc>
-        <w:tc>
-          <w:tcPr>
-            <w:tcW w:type="dxa" w:w="5360"/>
-            <w:tcBorders>
-              <w:top w:val="single" w:color="BFC7D5" w:sz="4"/>
-              <w:left w:val="single" w:color="BFC7D5" w:sz="4"/>
-              <w:bottom w:val="single" w:color="BFC7D5" w:sz="4"/>
-              <w:right w:val="single" w:color="BFC7D5" w:sz="4"/>
-            </w:tcBorders>
-            <w:tcMar>
-              <w:top w:type="dxa" w:w="60"/>
-              <w:left w:type="dxa" w:w="90"/>
-              <w:bottom w:type="dxa" w:w="60"/>
-              <w:right w:type="dxa" w:w="90"/>
-            </w:tcMar>
-          </w:tcPr>
-          <w:p>
-            <w:r>
-              <w:rPr>
-                <w:b w:val="false"/>
-                <w:bCs w:val="false"/>
-                <w:color w:val="222222"/>
-                <w:sz w:val="17"/>
-                <w:szCs w:val="17"/>
-              </w:rPr>
-              <w:t xml:space="preserve">Reviews CR-2026-02 … 09 (EM26-19)</w:t>
+            <w:tcW w:type="dxa" w:w="2430"/>
+            <w:tcBorders>
+              <w:top w:val="single" w:color="BFC7D5" w:sz="4"/>
+              <w:left w:val="single" w:color="BFC7D5" w:sz="4"/>
+              <w:bottom w:val="single" w:color="BFC7D5" w:sz="4"/>
+              <w:right w:val="single" w:color="BFC7D5" w:sz="4"/>
+            </w:tcBorders>
+            <w:tcMar>
+              <w:top w:type="dxa" w:w="60"/>
+              <w:left w:type="dxa" w:w="90"/>
+              <w:bottom w:type="dxa" w:w="60"/>
+              <w:right w:type="dxa" w:w="90"/>
+            </w:tcMar>
+          </w:tcPr>
+          <w:p>
+            <w:r>
+              <w:rPr>
+                <w:b w:val="false"/>
+                <w:bCs w:val="false"/>
+                <w:color w:val="222222"/>
+                <w:sz w:val="17"/>
+                <w:szCs w:val="17"/>
+              </w:rPr>
+              <w:t xml:space="preserve">Knowledge chat</w:t>
+            </w:r>
+          </w:p>
+        </w:tc>
+        <w:tc>
+          <w:tcPr>
+            <w:tcW w:type="dxa" w:w="9618"/>
+            <w:tcBorders>
+              <w:top w:val="single" w:color="BFC7D5" w:sz="4"/>
+              <w:left w:val="single" w:color="BFC7D5" w:sz="4"/>
+              <w:bottom w:val="single" w:color="BFC7D5" w:sz="4"/>
+              <w:right w:val="single" w:color="BFC7D5" w:sz="4"/>
+            </w:tcBorders>
+            <w:tcMar>
+              <w:top w:type="dxa" w:w="60"/>
+              <w:left w:type="dxa" w:w="90"/>
+              <w:bottom w:type="dxa" w:w="60"/>
+              <w:right w:type="dxa" w:w="90"/>
+            </w:tcMar>
+          </w:tcPr>
+          <w:p>
+            <w:r>
+              <w:rPr>
+                <w:b w:val="false"/>
+                <w:bCs w:val="false"/>
+                <w:color w:val="222222"/>
+                <w:sz w:val="17"/>
+                <w:szCs w:val="17"/>
+              </w:rPr>
+              <w:t xml:space="preserve">FR-KC-01, FR-KC-02, FR-KC-03, FR-KC-04, FR-KC-05, FR-KC-06, FR-KC-07, FR-KC-08</w:t>
+            </w:r>
+          </w:p>
+        </w:tc>
+        <w:tc>
+          <w:tcPr>
+            <w:tcW w:type="dxa" w:w="912"/>
+            <w:tcBorders>
+              <w:top w:val="single" w:color="BFC7D5" w:sz="4"/>
+              <w:left w:val="single" w:color="BFC7D5" w:sz="4"/>
+              <w:bottom w:val="single" w:color="BFC7D5" w:sz="4"/>
+              <w:right w:val="single" w:color="BFC7D5" w:sz="4"/>
+            </w:tcBorders>
+            <w:tcMar>
+              <w:top w:type="dxa" w:w="60"/>
+              <w:left w:type="dxa" w:w="90"/>
+              <w:bottom w:type="dxa" w:w="60"/>
+              <w:right w:type="dxa" w:w="90"/>
+            </w:tcMar>
+          </w:tcPr>
+          <w:p>
+            <w:r>
+              <w:rPr>
+                <w:b w:val="false"/>
+                <w:bCs w:val="false"/>
+                <w:color w:val="222222"/>
+                <w:sz w:val="17"/>
+                <w:szCs w:val="17"/>
+              </w:rPr>
+              <w:t xml:space="preserve">8</w:t>
             </w:r>
           </w:p>
         </w:tc>
@@ -1135,59 +1253,88 @@
       <w:tr>
         <w:tc>
           <w:tcPr>
-            <w:tcW w:type="dxa" w:w="4000"/>
-            <w:tcBorders>
-              <w:top w:val="single" w:color="BFC7D5" w:sz="4"/>
-              <w:left w:val="single" w:color="BFC7D5" w:sz="4"/>
-              <w:bottom w:val="single" w:color="BFC7D5" w:sz="4"/>
-              <w:right w:val="single" w:color="BFC7D5" w:sz="4"/>
-            </w:tcBorders>
-            <w:tcMar>
-              <w:top w:type="dxa" w:w="60"/>
-              <w:left w:type="dxa" w:w="90"/>
-              <w:bottom w:type="dxa" w:w="60"/>
-              <w:right w:type="dxa" w:w="90"/>
-            </w:tcMar>
-          </w:tcPr>
-          <w:p>
-            <w:r>
-              <w:rPr>
-                <w:b w:val="false"/>
-                <w:bCs w:val="false"/>
-                <w:color w:val="222222"/>
-                <w:sz w:val="17"/>
-                <w:szCs w:val="17"/>
-              </w:rPr>
-              <w:t xml:space="preserve">Statutory and data protection</w:t>
-            </w:r>
-          </w:p>
-        </w:tc>
-        <w:tc>
-          <w:tcPr>
-            <w:tcW w:type="dxa" w:w="5360"/>
-            <w:tcBorders>
-              <w:top w:val="single" w:color="BFC7D5" w:sz="4"/>
-              <w:left w:val="single" w:color="BFC7D5" w:sz="4"/>
-              <w:bottom w:val="single" w:color="BFC7D5" w:sz="4"/>
-              <w:right w:val="single" w:color="BFC7D5" w:sz="4"/>
-            </w:tcBorders>
-            <w:tcMar>
-              <w:top w:type="dxa" w:w="60"/>
-              <w:left w:type="dxa" w:w="90"/>
-              <w:bottom w:type="dxa" w:w="60"/>
-              <w:right w:type="dxa" w:w="90"/>
-            </w:tcMar>
-          </w:tcPr>
-          <w:p>
-            <w:r>
-              <w:rPr>
-                <w:b w:val="false"/>
-                <w:bCs w:val="false"/>
-                <w:color w:val="222222"/>
-                <w:sz w:val="17"/>
-                <w:szCs w:val="17"/>
-              </w:rPr>
-              <w:t xml:space="preserve">Fully offline operation; tenant isolation; export redaction</w:t>
+            <w:tcW w:type="dxa" w:w="2430"/>
+            <w:tcBorders>
+              <w:top w:val="single" w:color="BFC7D5" w:sz="4"/>
+              <w:left w:val="single" w:color="BFC7D5" w:sz="4"/>
+              <w:bottom w:val="single" w:color="BFC7D5" w:sz="4"/>
+              <w:right w:val="single" w:color="BFC7D5" w:sz="4"/>
+            </w:tcBorders>
+            <w:tcMar>
+              <w:top w:type="dxa" w:w="60"/>
+              <w:left w:type="dxa" w:w="90"/>
+              <w:bottom w:type="dxa" w:w="60"/>
+              <w:right w:type="dxa" w:w="90"/>
+            </w:tcMar>
+          </w:tcPr>
+          <w:p>
+            <w:r>
+              <w:rPr>
+                <w:b w:val="false"/>
+                <w:bCs w:val="false"/>
+                <w:color w:val="222222"/>
+                <w:sz w:val="17"/>
+                <w:szCs w:val="17"/>
+              </w:rPr>
+              <w:t xml:space="preserve">Live transcription</w:t>
+            </w:r>
+          </w:p>
+        </w:tc>
+        <w:tc>
+          <w:tcPr>
+            <w:tcW w:type="dxa" w:w="9618"/>
+            <w:tcBorders>
+              <w:top w:val="single" w:color="BFC7D5" w:sz="4"/>
+              <w:left w:val="single" w:color="BFC7D5" w:sz="4"/>
+              <w:bottom w:val="single" w:color="BFC7D5" w:sz="4"/>
+              <w:right w:val="single" w:color="BFC7D5" w:sz="4"/>
+            </w:tcBorders>
+            <w:tcMar>
+              <w:top w:type="dxa" w:w="60"/>
+              <w:left w:type="dxa" w:w="90"/>
+              <w:bottom w:type="dxa" w:w="60"/>
+              <w:right w:type="dxa" w:w="90"/>
+            </w:tcMar>
+          </w:tcPr>
+          <w:p>
+            <w:r>
+              <w:rPr>
+                <w:b w:val="false"/>
+                <w:bCs w:val="false"/>
+                <w:color w:val="222222"/>
+                <w:sz w:val="17"/>
+                <w:szCs w:val="17"/>
+              </w:rPr>
+              <w:t xml:space="preserve">FR-LT-01, FR-LT-02, FR-LT-03, FR-LT-04</w:t>
+            </w:r>
+          </w:p>
+        </w:tc>
+        <w:tc>
+          <w:tcPr>
+            <w:tcW w:type="dxa" w:w="912"/>
+            <w:tcBorders>
+              <w:top w:val="single" w:color="BFC7D5" w:sz="4"/>
+              <w:left w:val="single" w:color="BFC7D5" w:sz="4"/>
+              <w:bottom w:val="single" w:color="BFC7D5" w:sz="4"/>
+              <w:right w:val="single" w:color="BFC7D5" w:sz="4"/>
+            </w:tcBorders>
+            <w:tcMar>
+              <w:top w:type="dxa" w:w="60"/>
+              <w:left w:type="dxa" w:w="90"/>
+              <w:bottom w:type="dxa" w:w="60"/>
+              <w:right w:type="dxa" w:w="90"/>
+            </w:tcMar>
+          </w:tcPr>
+          <w:p>
+            <w:r>
+              <w:rPr>
+                <w:b w:val="false"/>
+                <w:bCs w:val="false"/>
+                <w:color w:val="222222"/>
+                <w:sz w:val="17"/>
+                <w:szCs w:val="17"/>
+              </w:rPr>
+              <w:t xml:space="preserve">4</w:t>
             </w:r>
           </w:p>
         </w:tc>
@@ -1195,59 +1342,802 @@
       <w:tr>
         <w:tc>
           <w:tcPr>
-            <w:tcW w:type="dxa" w:w="4000"/>
-            <w:tcBorders>
-              <w:top w:val="single" w:color="BFC7D5" w:sz="4"/>
-              <w:left w:val="single" w:color="BFC7D5" w:sz="4"/>
-              <w:bottom w:val="single" w:color="BFC7D5" w:sz="4"/>
-              <w:right w:val="single" w:color="BFC7D5" w:sz="4"/>
-            </w:tcBorders>
-            <w:tcMar>
-              <w:top w:type="dxa" w:w="60"/>
-              <w:left w:type="dxa" w:w="90"/>
-              <w:bottom w:type="dxa" w:w="60"/>
-              <w:right w:type="dxa" w:w="90"/>
-            </w:tcMar>
-          </w:tcPr>
-          <w:p>
-            <w:r>
-              <w:rPr>
-                <w:b w:val="false"/>
-                <w:bCs w:val="false"/>
-                <w:color w:val="222222"/>
-                <w:sz w:val="17"/>
-                <w:szCs w:val="17"/>
-              </w:rPr>
-              <w:t xml:space="preserve">Lessons from 2025</w:t>
-            </w:r>
-          </w:p>
-        </w:tc>
-        <w:tc>
-          <w:tcPr>
-            <w:tcW w:type="dxa" w:w="5360"/>
-            <w:tcBorders>
-              <w:top w:val="single" w:color="BFC7D5" w:sz="4"/>
-              <w:left w:val="single" w:color="BFC7D5" w:sz="4"/>
-              <w:bottom w:val="single" w:color="BFC7D5" w:sz="4"/>
-              <w:right w:val="single" w:color="BFC7D5" w:sz="4"/>
-            </w:tcBorders>
-            <w:tcMar>
-              <w:top w:type="dxa" w:w="60"/>
-              <w:left w:type="dxa" w:w="90"/>
-              <w:bottom w:type="dxa" w:w="60"/>
-              <w:right w:type="dxa" w:w="90"/>
-            </w:tcMar>
-          </w:tcPr>
-          <w:p>
-            <w:r>
-              <w:rPr>
-                <w:b w:val="false"/>
-                <w:bCs w:val="false"/>
-                <w:color w:val="222222"/>
-                <w:sz w:val="17"/>
-                <w:szCs w:val="17"/>
-              </w:rPr>
-              <w:t xml:space="preserve">Lessons log CR-2025-01 … 04; EM26-16</w:t>
+            <w:tcW w:type="dxa" w:w="2430"/>
+            <w:tcBorders>
+              <w:top w:val="single" w:color="BFC7D5" w:sz="4"/>
+              <w:left w:val="single" w:color="BFC7D5" w:sz="4"/>
+              <w:bottom w:val="single" w:color="BFC7D5" w:sz="4"/>
+              <w:right w:val="single" w:color="BFC7D5" w:sz="4"/>
+            </w:tcBorders>
+            <w:tcMar>
+              <w:top w:type="dxa" w:w="60"/>
+              <w:left w:type="dxa" w:w="90"/>
+              <w:bottom w:type="dxa" w:w="60"/>
+              <w:right w:type="dxa" w:w="90"/>
+            </w:tcMar>
+          </w:tcPr>
+          <w:p>
+            <w:r>
+              <w:rPr>
+                <w:b w:val="false"/>
+                <w:bCs w:val="false"/>
+                <w:color w:val="222222"/>
+                <w:sz w:val="17"/>
+                <w:szCs w:val="17"/>
+              </w:rPr>
+              <w:t xml:space="preserve">Silent Assistant</w:t>
+            </w:r>
+          </w:p>
+        </w:tc>
+        <w:tc>
+          <w:tcPr>
+            <w:tcW w:type="dxa" w:w="9618"/>
+            <w:tcBorders>
+              <w:top w:val="single" w:color="BFC7D5" w:sz="4"/>
+              <w:left w:val="single" w:color="BFC7D5" w:sz="4"/>
+              <w:bottom w:val="single" w:color="BFC7D5" w:sz="4"/>
+              <w:right w:val="single" w:color="BFC7D5" w:sz="4"/>
+            </w:tcBorders>
+            <w:tcMar>
+              <w:top w:type="dxa" w:w="60"/>
+              <w:left w:type="dxa" w:w="90"/>
+              <w:bottom w:type="dxa" w:w="60"/>
+              <w:right w:type="dxa" w:w="90"/>
+            </w:tcMar>
+          </w:tcPr>
+          <w:p>
+            <w:r>
+              <w:rPr>
+                <w:b w:val="false"/>
+                <w:bCs w:val="false"/>
+                <w:color w:val="222222"/>
+                <w:sz w:val="17"/>
+                <w:szCs w:val="17"/>
+              </w:rPr>
+              <w:t xml:space="preserve">FR-SA-01, FR-SA-02, FR-SA-03</w:t>
+            </w:r>
+          </w:p>
+        </w:tc>
+        <w:tc>
+          <w:tcPr>
+            <w:tcW w:type="dxa" w:w="912"/>
+            <w:tcBorders>
+              <w:top w:val="single" w:color="BFC7D5" w:sz="4"/>
+              <w:left w:val="single" w:color="BFC7D5" w:sz="4"/>
+              <w:bottom w:val="single" w:color="BFC7D5" w:sz="4"/>
+              <w:right w:val="single" w:color="BFC7D5" w:sz="4"/>
+            </w:tcBorders>
+            <w:tcMar>
+              <w:top w:type="dxa" w:w="60"/>
+              <w:left w:type="dxa" w:w="90"/>
+              <w:bottom w:type="dxa" w:w="60"/>
+              <w:right w:type="dxa" w:w="90"/>
+            </w:tcMar>
+          </w:tcPr>
+          <w:p>
+            <w:r>
+              <w:rPr>
+                <w:b w:val="false"/>
+                <w:bCs w:val="false"/>
+                <w:color w:val="222222"/>
+                <w:sz w:val="17"/>
+                <w:szCs w:val="17"/>
+              </w:rPr>
+              <w:t xml:space="preserve">3</w:t>
+            </w:r>
+          </w:p>
+        </w:tc>
+      </w:tr>
+      <w:tr>
+        <w:tc>
+          <w:tcPr>
+            <w:tcW w:type="dxa" w:w="2430"/>
+            <w:tcBorders>
+              <w:top w:val="single" w:color="BFC7D5" w:sz="4"/>
+              <w:left w:val="single" w:color="BFC7D5" w:sz="4"/>
+              <w:bottom w:val="single" w:color="BFC7D5" w:sz="4"/>
+              <w:right w:val="single" w:color="BFC7D5" w:sz="4"/>
+            </w:tcBorders>
+            <w:tcMar>
+              <w:top w:type="dxa" w:w="60"/>
+              <w:left w:type="dxa" w:w="90"/>
+              <w:bottom w:type="dxa" w:w="60"/>
+              <w:right w:type="dxa" w:w="90"/>
+            </w:tcMar>
+          </w:tcPr>
+          <w:p>
+            <w:r>
+              <w:rPr>
+                <w:b w:val="false"/>
+                <w:bCs w:val="false"/>
+                <w:color w:val="222222"/>
+                <w:sz w:val="17"/>
+                <w:szCs w:val="17"/>
+              </w:rPr>
+              <w:t xml:space="preserve">Boardroom</w:t>
+            </w:r>
+          </w:p>
+        </w:tc>
+        <w:tc>
+          <w:tcPr>
+            <w:tcW w:type="dxa" w:w="9618"/>
+            <w:tcBorders>
+              <w:top w:val="single" w:color="BFC7D5" w:sz="4"/>
+              <w:left w:val="single" w:color="BFC7D5" w:sz="4"/>
+              <w:bottom w:val="single" w:color="BFC7D5" w:sz="4"/>
+              <w:right w:val="single" w:color="BFC7D5" w:sz="4"/>
+            </w:tcBorders>
+            <w:tcMar>
+              <w:top w:type="dxa" w:w="60"/>
+              <w:left w:type="dxa" w:w="90"/>
+              <w:bottom w:type="dxa" w:w="60"/>
+              <w:right w:type="dxa" w:w="90"/>
+            </w:tcMar>
+          </w:tcPr>
+          <w:p>
+            <w:r>
+              <w:rPr>
+                <w:b w:val="false"/>
+                <w:bCs w:val="false"/>
+                <w:color w:val="222222"/>
+                <w:sz w:val="17"/>
+                <w:szCs w:val="17"/>
+              </w:rPr>
+              <w:t xml:space="preserve">FR-BR-01, FR-BR-02</w:t>
+            </w:r>
+          </w:p>
+        </w:tc>
+        <w:tc>
+          <w:tcPr>
+            <w:tcW w:type="dxa" w:w="912"/>
+            <w:tcBorders>
+              <w:top w:val="single" w:color="BFC7D5" w:sz="4"/>
+              <w:left w:val="single" w:color="BFC7D5" w:sz="4"/>
+              <w:bottom w:val="single" w:color="BFC7D5" w:sz="4"/>
+              <w:right w:val="single" w:color="BFC7D5" w:sz="4"/>
+            </w:tcBorders>
+            <w:tcMar>
+              <w:top w:type="dxa" w:w="60"/>
+              <w:left w:type="dxa" w:w="90"/>
+              <w:bottom w:type="dxa" w:w="60"/>
+              <w:right w:type="dxa" w:w="90"/>
+            </w:tcMar>
+          </w:tcPr>
+          <w:p>
+            <w:r>
+              <w:rPr>
+                <w:b w:val="false"/>
+                <w:bCs w:val="false"/>
+                <w:color w:val="222222"/>
+                <w:sz w:val="17"/>
+                <w:szCs w:val="17"/>
+              </w:rPr>
+              <w:t xml:space="preserve">2</w:t>
+            </w:r>
+          </w:p>
+        </w:tc>
+      </w:tr>
+      <w:tr>
+        <w:tc>
+          <w:tcPr>
+            <w:tcW w:type="dxa" w:w="2430"/>
+            <w:tcBorders>
+              <w:top w:val="single" w:color="BFC7D5" w:sz="4"/>
+              <w:left w:val="single" w:color="BFC7D5" w:sz="4"/>
+              <w:bottom w:val="single" w:color="BFC7D5" w:sz="4"/>
+              <w:right w:val="single" w:color="BFC7D5" w:sz="4"/>
+            </w:tcBorders>
+            <w:tcMar>
+              <w:top w:type="dxa" w:w="60"/>
+              <w:left w:type="dxa" w:w="90"/>
+              <w:bottom w:type="dxa" w:w="60"/>
+              <w:right w:type="dxa" w:w="90"/>
+            </w:tcMar>
+          </w:tcPr>
+          <w:p>
+            <w:r>
+              <w:rPr>
+                <w:b w:val="false"/>
+                <w:bCs w:val="false"/>
+                <w:color w:val="222222"/>
+                <w:sz w:val="17"/>
+                <w:szCs w:val="17"/>
+              </w:rPr>
+              <w:t xml:space="preserve">Voice</w:t>
+            </w:r>
+          </w:p>
+        </w:tc>
+        <w:tc>
+          <w:tcPr>
+            <w:tcW w:type="dxa" w:w="9618"/>
+            <w:tcBorders>
+              <w:top w:val="single" w:color="BFC7D5" w:sz="4"/>
+              <w:left w:val="single" w:color="BFC7D5" w:sz="4"/>
+              <w:bottom w:val="single" w:color="BFC7D5" w:sz="4"/>
+              <w:right w:val="single" w:color="BFC7D5" w:sz="4"/>
+            </w:tcBorders>
+            <w:tcMar>
+              <w:top w:type="dxa" w:w="60"/>
+              <w:left w:type="dxa" w:w="90"/>
+              <w:bottom w:type="dxa" w:w="60"/>
+              <w:right w:type="dxa" w:w="90"/>
+            </w:tcMar>
+          </w:tcPr>
+          <w:p>
+            <w:r>
+              <w:rPr>
+                <w:b w:val="false"/>
+                <w:bCs w:val="false"/>
+                <w:color w:val="222222"/>
+                <w:sz w:val="17"/>
+                <w:szCs w:val="17"/>
+              </w:rPr>
+              <w:t xml:space="preserve">FR-VC-01, FR-VC-02, FR-VC-03, FR-VC-04</w:t>
+            </w:r>
+          </w:p>
+        </w:tc>
+        <w:tc>
+          <w:tcPr>
+            <w:tcW w:type="dxa" w:w="912"/>
+            <w:tcBorders>
+              <w:top w:val="single" w:color="BFC7D5" w:sz="4"/>
+              <w:left w:val="single" w:color="BFC7D5" w:sz="4"/>
+              <w:bottom w:val="single" w:color="BFC7D5" w:sz="4"/>
+              <w:right w:val="single" w:color="BFC7D5" w:sz="4"/>
+            </w:tcBorders>
+            <w:tcMar>
+              <w:top w:type="dxa" w:w="60"/>
+              <w:left w:type="dxa" w:w="90"/>
+              <w:bottom w:type="dxa" w:w="60"/>
+              <w:right w:type="dxa" w:w="90"/>
+            </w:tcMar>
+          </w:tcPr>
+          <w:p>
+            <w:r>
+              <w:rPr>
+                <w:b w:val="false"/>
+                <w:bCs w:val="false"/>
+                <w:color w:val="222222"/>
+                <w:sz w:val="17"/>
+                <w:szCs w:val="17"/>
+              </w:rPr>
+              <w:t xml:space="preserve">4</w:t>
+            </w:r>
+          </w:p>
+        </w:tc>
+      </w:tr>
+      <w:tr>
+        <w:tc>
+          <w:tcPr>
+            <w:tcW w:type="dxa" w:w="2430"/>
+            <w:tcBorders>
+              <w:top w:val="single" w:color="BFC7D5" w:sz="4"/>
+              <w:left w:val="single" w:color="BFC7D5" w:sz="4"/>
+              <w:bottom w:val="single" w:color="BFC7D5" w:sz="4"/>
+              <w:right w:val="single" w:color="BFC7D5" w:sz="4"/>
+            </w:tcBorders>
+            <w:tcMar>
+              <w:top w:type="dxa" w:w="60"/>
+              <w:left w:type="dxa" w:w="90"/>
+              <w:bottom w:type="dxa" w:w="60"/>
+              <w:right w:type="dxa" w:w="90"/>
+            </w:tcMar>
+          </w:tcPr>
+          <w:p>
+            <w:r>
+              <w:rPr>
+                <w:b w:val="false"/>
+                <w:bCs w:val="false"/>
+                <w:color w:val="222222"/>
+                <w:sz w:val="17"/>
+                <w:szCs w:val="17"/>
+              </w:rPr>
+              <w:t xml:space="preserve">Document Studio</w:t>
+            </w:r>
+          </w:p>
+        </w:tc>
+        <w:tc>
+          <w:tcPr>
+            <w:tcW w:type="dxa" w:w="9618"/>
+            <w:tcBorders>
+              <w:top w:val="single" w:color="BFC7D5" w:sz="4"/>
+              <w:left w:val="single" w:color="BFC7D5" w:sz="4"/>
+              <w:bottom w:val="single" w:color="BFC7D5" w:sz="4"/>
+              <w:right w:val="single" w:color="BFC7D5" w:sz="4"/>
+            </w:tcBorders>
+            <w:tcMar>
+              <w:top w:type="dxa" w:w="60"/>
+              <w:left w:type="dxa" w:w="90"/>
+              <w:bottom w:type="dxa" w:w="60"/>
+              <w:right w:type="dxa" w:w="90"/>
+            </w:tcMar>
+          </w:tcPr>
+          <w:p>
+            <w:r>
+              <w:rPr>
+                <w:b w:val="false"/>
+                <w:bCs w:val="false"/>
+                <w:color w:val="222222"/>
+                <w:sz w:val="17"/>
+                <w:szCs w:val="17"/>
+              </w:rPr>
+              <w:t xml:space="preserve">FR-DS-01, FR-DS-02, FR-DS-03, FR-DS-04</w:t>
+            </w:r>
+          </w:p>
+        </w:tc>
+        <w:tc>
+          <w:tcPr>
+            <w:tcW w:type="dxa" w:w="912"/>
+            <w:tcBorders>
+              <w:top w:val="single" w:color="BFC7D5" w:sz="4"/>
+              <w:left w:val="single" w:color="BFC7D5" w:sz="4"/>
+              <w:bottom w:val="single" w:color="BFC7D5" w:sz="4"/>
+              <w:right w:val="single" w:color="BFC7D5" w:sz="4"/>
+            </w:tcBorders>
+            <w:tcMar>
+              <w:top w:type="dxa" w:w="60"/>
+              <w:left w:type="dxa" w:w="90"/>
+              <w:bottom w:type="dxa" w:w="60"/>
+              <w:right w:type="dxa" w:w="90"/>
+            </w:tcMar>
+          </w:tcPr>
+          <w:p>
+            <w:r>
+              <w:rPr>
+                <w:b w:val="false"/>
+                <w:bCs w:val="false"/>
+                <w:color w:val="222222"/>
+                <w:sz w:val="17"/>
+                <w:szCs w:val="17"/>
+              </w:rPr>
+              <w:t xml:space="preserve">4</w:t>
+            </w:r>
+          </w:p>
+        </w:tc>
+      </w:tr>
+    </w:tbl>
+    <w:p>
+      <w:pPr>
+        <w:spacing w:after="120"/>
+      </w:pPr>
+    </w:p>
+    <w:tbl>
+      <w:tblPr>
+        <w:tblW w:type="dxa" w:w="12960"/>
+        <w:tblBorders>
+          <w:top w:val="single" w:color="auto" w:sz="4"/>
+          <w:left w:val="single" w:color="auto" w:sz="4"/>
+          <w:bottom w:val="single" w:color="auto" w:sz="4"/>
+          <w:right w:val="single" w:color="auto" w:sz="4"/>
+          <w:insideH w:val="single" w:color="auto" w:sz="4"/>
+          <w:insideV w:val="single" w:color="auto" w:sz="4"/>
+        </w:tblBorders>
+      </w:tblPr>
+      <w:tblGrid>
+        <w:gridCol w:w="2430"/>
+        <w:gridCol w:w="10530"/>
+      </w:tblGrid>
+      <w:tr>
+        <w:trPr>
+          <w:tblHeader/>
+        </w:trPr>
+        <w:tc>
+          <w:tcPr>
+            <w:tcW w:type="dxa" w:w="2430"/>
+            <w:tcBorders>
+              <w:top w:val="single" w:color="BFC7D5" w:sz="4"/>
+              <w:left w:val="single" w:color="BFC7D5" w:sz="4"/>
+              <w:bottom w:val="single" w:color="BFC7D5" w:sz="4"/>
+              <w:right w:val="single" w:color="BFC7D5" w:sz="4"/>
+            </w:tcBorders>
+            <w:shd w:fill="1F3A5F" w:color="auto" w:val="clear"/>
+            <w:tcMar>
+              <w:top w:type="dxa" w:w="60"/>
+              <w:left w:type="dxa" w:w="90"/>
+              <w:bottom w:type="dxa" w:w="60"/>
+              <w:right w:type="dxa" w:w="90"/>
+            </w:tcMar>
+          </w:tcPr>
+          <w:p>
+            <w:r>
+              <w:rPr>
+                <w:b/>
+                <w:bCs/>
+                <w:color w:val="FFFFFF"/>
+                <w:sz w:val="17"/>
+                <w:szCs w:val="17"/>
+              </w:rPr>
+              <w:t xml:space="preserve">Non-functional area</w:t>
+            </w:r>
+          </w:p>
+        </w:tc>
+        <w:tc>
+          <w:tcPr>
+            <w:tcW w:type="dxa" w:w="10530"/>
+            <w:tcBorders>
+              <w:top w:val="single" w:color="BFC7D5" w:sz="4"/>
+              <w:left w:val="single" w:color="BFC7D5" w:sz="4"/>
+              <w:bottom w:val="single" w:color="BFC7D5" w:sz="4"/>
+              <w:right w:val="single" w:color="BFC7D5" w:sz="4"/>
+            </w:tcBorders>
+            <w:shd w:fill="1F3A5F" w:color="auto" w:val="clear"/>
+            <w:tcMar>
+              <w:top w:type="dxa" w:w="60"/>
+              <w:left w:type="dxa" w:w="90"/>
+              <w:bottom w:type="dxa" w:w="60"/>
+              <w:right w:type="dxa" w:w="90"/>
+            </w:tcMar>
+          </w:tcPr>
+          <w:p>
+            <w:r>
+              <w:rPr>
+                <w:b/>
+                <w:bCs/>
+                <w:color w:val="FFFFFF"/>
+                <w:sz w:val="17"/>
+                <w:szCs w:val="17"/>
+              </w:rPr>
+              <w:t xml:space="preserve">Requirements and targets (EM26-21)</w:t>
+            </w:r>
+          </w:p>
+        </w:tc>
+      </w:tr>
+      <w:tr>
+        <w:tc>
+          <w:tcPr>
+            <w:tcW w:type="dxa" w:w="2430"/>
+            <w:tcBorders>
+              <w:top w:val="single" w:color="BFC7D5" w:sz="4"/>
+              <w:left w:val="single" w:color="BFC7D5" w:sz="4"/>
+              <w:bottom w:val="single" w:color="BFC7D5" w:sz="4"/>
+              <w:right w:val="single" w:color="BFC7D5" w:sz="4"/>
+            </w:tcBorders>
+            <w:tcMar>
+              <w:top w:type="dxa" w:w="60"/>
+              <w:left w:type="dxa" w:w="90"/>
+              <w:bottom w:type="dxa" w:w="60"/>
+              <w:right w:type="dxa" w:w="90"/>
+            </w:tcMar>
+          </w:tcPr>
+          <w:p>
+            <w:r>
+              <w:rPr>
+                <w:b w:val="false"/>
+                <w:bCs w:val="false"/>
+                <w:color w:val="222222"/>
+                <w:sz w:val="17"/>
+                <w:szCs w:val="17"/>
+              </w:rPr>
+              <w:t xml:space="preserve">Performance</w:t>
+            </w:r>
+          </w:p>
+        </w:tc>
+        <w:tc>
+          <w:tcPr>
+            <w:tcW w:type="dxa" w:w="10530"/>
+            <w:tcBorders>
+              <w:top w:val="single" w:color="BFC7D5" w:sz="4"/>
+              <w:left w:val="single" w:color="BFC7D5" w:sz="4"/>
+              <w:bottom w:val="single" w:color="BFC7D5" w:sz="4"/>
+              <w:right w:val="single" w:color="BFC7D5" w:sz="4"/>
+            </w:tcBorders>
+            <w:tcMar>
+              <w:top w:type="dxa" w:w="60"/>
+              <w:left w:type="dxa" w:w="90"/>
+              <w:bottom w:type="dxa" w:w="60"/>
+              <w:right w:type="dxa" w:w="90"/>
+            </w:tcMar>
+          </w:tcPr>
+          <w:p>
+            <w:r>
+              <w:rPr>
+                <w:b w:val="false"/>
+                <w:bCs w:val="false"/>
+                <w:color w:val="222222"/>
+                <w:sz w:val="17"/>
+                <w:szCs w:val="17"/>
+              </w:rPr>
+              <w:t xml:space="preserve">NFR-P01 Grounded chat answer latency — median ≤ 4 s; p95 ≤ 16 s; NFR-P02 Retrieval share of answer latency — Monitor only (no target); NFR-P03 Tenant permission-filter overhead — ≤ 1 ms; NFR-P04 Voice: end of speech → first audible reply (dual-loop) — median ≤ 1.0 s; NFR-P05 Voice first reply after speculative-reply work — median ≤ 1.0 s; NFR-P06 Final speech-to-text decode time — ≤ 300 ms (GPU) / ≤ 1.6 s (CPU mode); NFR-P07 Barge-in: interrupt → assistant audio stops — median ≤ 1.0 s</w:t>
+            </w:r>
+          </w:p>
+        </w:tc>
+      </w:tr>
+      <w:tr>
+        <w:tc>
+          <w:tcPr>
+            <w:tcW w:type="dxa" w:w="2430"/>
+            <w:tcBorders>
+              <w:top w:val="single" w:color="BFC7D5" w:sz="4"/>
+              <w:left w:val="single" w:color="BFC7D5" w:sz="4"/>
+              <w:bottom w:val="single" w:color="BFC7D5" w:sz="4"/>
+              <w:right w:val="single" w:color="BFC7D5" w:sz="4"/>
+            </w:tcBorders>
+            <w:tcMar>
+              <w:top w:type="dxa" w:w="60"/>
+              <w:left w:type="dxa" w:w="90"/>
+              <w:bottom w:type="dxa" w:w="60"/>
+              <w:right w:type="dxa" w:w="90"/>
+            </w:tcMar>
+          </w:tcPr>
+          <w:p>
+            <w:r>
+              <w:rPr>
+                <w:b w:val="false"/>
+                <w:bCs w:val="false"/>
+                <w:color w:val="222222"/>
+                <w:sz w:val="17"/>
+                <w:szCs w:val="17"/>
+              </w:rPr>
+              <w:t xml:space="preserve">Accuracy</w:t>
+            </w:r>
+          </w:p>
+        </w:tc>
+        <w:tc>
+          <w:tcPr>
+            <w:tcW w:type="dxa" w:w="10530"/>
+            <w:tcBorders>
+              <w:top w:val="single" w:color="BFC7D5" w:sz="4"/>
+              <w:left w:val="single" w:color="BFC7D5" w:sz="4"/>
+              <w:bottom w:val="single" w:color="BFC7D5" w:sz="4"/>
+              <w:right w:val="single" w:color="BFC7D5" w:sz="4"/>
+            </w:tcBorders>
+            <w:tcMar>
+              <w:top w:type="dxa" w:w="60"/>
+              <w:left w:type="dxa" w:w="90"/>
+              <w:bottom w:type="dxa" w:w="60"/>
+              <w:right w:type="dxa" w:w="90"/>
+            </w:tcMar>
+          </w:tcPr>
+          <w:p>
+            <w:r>
+              <w:rPr>
+                <w:b w:val="false"/>
+                <w:bCs w:val="false"/>
+                <w:color w:val="222222"/>
+                <w:sz w:val="17"/>
+                <w:szCs w:val="17"/>
+              </w:rPr>
+              <w:t xml:space="preserve">NFR-Q01 Citation precision — ≥ 0.98 (set in QO-01); NFR-Q02 Citation recall — ≥ 0.80; NFR-Q03 Fact support rate — ≥ 0.80; NFR-Q04 Abstention when the corpus cannot answer — ≥ 0.80; NFR-Q05 Golden regression suite (52 questions) — ≥ 49/52 (baseline 2026-08-06); NFR-Q06 Small talk answered without document citations — 100 % of acceptance probes</w:t>
+            </w:r>
+          </w:p>
+        </w:tc>
+      </w:tr>
+      <w:tr>
+        <w:tc>
+          <w:tcPr>
+            <w:tcW w:type="dxa" w:w="2430"/>
+            <w:tcBorders>
+              <w:top w:val="single" w:color="BFC7D5" w:sz="4"/>
+              <w:left w:val="single" w:color="BFC7D5" w:sz="4"/>
+              <w:bottom w:val="single" w:color="BFC7D5" w:sz="4"/>
+              <w:right w:val="single" w:color="BFC7D5" w:sz="4"/>
+            </w:tcBorders>
+            <w:tcMar>
+              <w:top w:type="dxa" w:w="60"/>
+              <w:left w:type="dxa" w:w="90"/>
+              <w:bottom w:type="dxa" w:w="60"/>
+              <w:right w:type="dxa" w:w="90"/>
+            </w:tcMar>
+          </w:tcPr>
+          <w:p>
+            <w:r>
+              <w:rPr>
+                <w:b w:val="false"/>
+                <w:bCs w:val="false"/>
+                <w:color w:val="222222"/>
+                <w:sz w:val="17"/>
+                <w:szCs w:val="17"/>
+              </w:rPr>
+              <w:t xml:space="preserve">Security</w:t>
+            </w:r>
+          </w:p>
+        </w:tc>
+        <w:tc>
+          <w:tcPr>
+            <w:tcW w:type="dxa" w:w="10530"/>
+            <w:tcBorders>
+              <w:top w:val="single" w:color="BFC7D5" w:sz="4"/>
+              <w:left w:val="single" w:color="BFC7D5" w:sz="4"/>
+              <w:bottom w:val="single" w:color="BFC7D5" w:sz="4"/>
+              <w:right w:val="single" w:color="BFC7D5" w:sz="4"/>
+            </w:tcBorders>
+            <w:tcMar>
+              <w:top w:type="dxa" w:w="60"/>
+              <w:left w:type="dxa" w:w="90"/>
+              <w:bottom w:type="dxa" w:w="60"/>
+              <w:right w:type="dxa" w:w="90"/>
+            </w:tcMar>
+          </w:tcPr>
+          <w:p>
+            <w:r>
+              <w:rPr>
+                <w:b w:val="false"/>
+                <w:bCs w:val="false"/>
+                <w:color w:val="222222"/>
+                <w:sz w:val="17"/>
+                <w:szCs w:val="17"/>
+              </w:rPr>
+              <w:t xml:space="preserve">NFR-S01 No cross-tenant leakage in answers — 0 leaks; NFR-S02 No out-of-namespace retrieval hits — 0 hits; NFR-S03 Prompt-injection success rate — ≤ 5 % with defences; NFR-S04 Injection guards in every prompt path — All paths; NFR-S05 Public instance requires login — Unauthenticated API → 401, always; NFR-S06 Logout ends the session — Replayed token → 401; NFR-S07 Only supported document types accepted — Binary/unsupported → 415; NFR-S08 Export gateway removes PII and keys — No sensitive value in redacted copy</w:t>
+            </w:r>
+          </w:p>
+        </w:tc>
+      </w:tr>
+      <w:tr>
+        <w:tc>
+          <w:tcPr>
+            <w:tcW w:type="dxa" w:w="2430"/>
+            <w:tcBorders>
+              <w:top w:val="single" w:color="BFC7D5" w:sz="4"/>
+              <w:left w:val="single" w:color="BFC7D5" w:sz="4"/>
+              <w:bottom w:val="single" w:color="BFC7D5" w:sz="4"/>
+              <w:right w:val="single" w:color="BFC7D5" w:sz="4"/>
+            </w:tcBorders>
+            <w:tcMar>
+              <w:top w:type="dxa" w:w="60"/>
+              <w:left w:type="dxa" w:w="90"/>
+              <w:bottom w:type="dxa" w:w="60"/>
+              <w:right w:type="dxa" w:w="90"/>
+            </w:tcMar>
+          </w:tcPr>
+          <w:p>
+            <w:r>
+              <w:rPr>
+                <w:b w:val="false"/>
+                <w:bCs w:val="false"/>
+                <w:color w:val="222222"/>
+                <w:sz w:val="17"/>
+                <w:szCs w:val="17"/>
+              </w:rPr>
+              <w:t xml:space="preserve">Reliability</w:t>
+            </w:r>
+          </w:p>
+        </w:tc>
+        <w:tc>
+          <w:tcPr>
+            <w:tcW w:type="dxa" w:w="10530"/>
+            <w:tcBorders>
+              <w:top w:val="single" w:color="BFC7D5" w:sz="4"/>
+              <w:left w:val="single" w:color="BFC7D5" w:sz="4"/>
+              <w:bottom w:val="single" w:color="BFC7D5" w:sz="4"/>
+              <w:right w:val="single" w:color="BFC7D5" w:sz="4"/>
+            </w:tcBorders>
+            <w:tcMar>
+              <w:top w:type="dxa" w:w="60"/>
+              <w:left w:type="dxa" w:w="90"/>
+              <w:bottom w:type="dxa" w:w="60"/>
+              <w:right w:type="dxa" w:w="90"/>
+            </w:tcMar>
+          </w:tcPr>
+          <w:p>
+            <w:r>
+              <w:rPr>
+                <w:b w:val="false"/>
+                <w:bCs w:val="false"/>
+                <w:color w:val="222222"/>
+                <w:sz w:val="17"/>
+                <w:szCs w:val="17"/>
+              </w:rPr>
+              <w:t xml:space="preserve">NFR-R01 Health checks that exercise the function — All long-running services; NFR-R02 Automatic recovery from a fatal GPU fault — Unattended recovery; NFR-R03 Bounded logs — 50 MB × 5 per service; NFR-R04 Customer data recoverable — Restore tested ≤ 6 months; nightly off-site copy; NFR-R05 Reproducible builds — All dependencies pinned</w:t>
+            </w:r>
+          </w:p>
+        </w:tc>
+      </w:tr>
+      <w:tr>
+        <w:tc>
+          <w:tcPr>
+            <w:tcW w:type="dxa" w:w="2430"/>
+            <w:tcBorders>
+              <w:top w:val="single" w:color="BFC7D5" w:sz="4"/>
+              <w:left w:val="single" w:color="BFC7D5" w:sz="4"/>
+              <w:bottom w:val="single" w:color="BFC7D5" w:sz="4"/>
+              <w:right w:val="single" w:color="BFC7D5" w:sz="4"/>
+            </w:tcBorders>
+            <w:tcMar>
+              <w:top w:type="dxa" w:w="60"/>
+              <w:left w:type="dxa" w:w="90"/>
+              <w:bottom w:type="dxa" w:w="60"/>
+              <w:right w:type="dxa" w:w="90"/>
+            </w:tcMar>
+          </w:tcPr>
+          <w:p>
+            <w:r>
+              <w:rPr>
+                <w:b w:val="false"/>
+                <w:bCs w:val="false"/>
+                <w:color w:val="222222"/>
+                <w:sz w:val="17"/>
+                <w:szCs w:val="17"/>
+              </w:rPr>
+              <w:t xml:space="preserve">Maintainability</w:t>
+            </w:r>
+          </w:p>
+        </w:tc>
+        <w:tc>
+          <w:tcPr>
+            <w:tcW w:type="dxa" w:w="10530"/>
+            <w:tcBorders>
+              <w:top w:val="single" w:color="BFC7D5" w:sz="4"/>
+              <w:left w:val="single" w:color="BFC7D5" w:sz="4"/>
+              <w:bottom w:val="single" w:color="BFC7D5" w:sz="4"/>
+              <w:right w:val="single" w:color="BFC7D5" w:sz="4"/>
+            </w:tcBorders>
+            <w:tcMar>
+              <w:top w:type="dxa" w:w="60"/>
+              <w:left w:type="dxa" w:w="90"/>
+              <w:bottom w:type="dxa" w:w="60"/>
+              <w:right w:type="dxa" w:w="90"/>
+            </w:tcMar>
+          </w:tcPr>
+          <w:p>
+            <w:r>
+              <w:rPr>
+                <w:b w:val="false"/>
+                <w:bCs w:val="false"/>
+                <w:color w:val="222222"/>
+                <w:sz w:val="17"/>
+                <w:szCs w:val="17"/>
+              </w:rPr>
+              <w:t xml:space="preserve">NFR-M01 Automated regression on every change — Every push; NFR-M02 Running instance traceable to source — Version + commit reported</w:t>
+            </w:r>
+          </w:p>
+        </w:tc>
+      </w:tr>
+      <w:tr>
+        <w:tc>
+          <w:tcPr>
+            <w:tcW w:type="dxa" w:w="2430"/>
+            <w:tcBorders>
+              <w:top w:val="single" w:color="BFC7D5" w:sz="4"/>
+              <w:left w:val="single" w:color="BFC7D5" w:sz="4"/>
+              <w:bottom w:val="single" w:color="BFC7D5" w:sz="4"/>
+              <w:right w:val="single" w:color="BFC7D5" w:sz="4"/>
+            </w:tcBorders>
+            <w:tcMar>
+              <w:top w:type="dxa" w:w="60"/>
+              <w:left w:type="dxa" w:w="90"/>
+              <w:bottom w:type="dxa" w:w="60"/>
+              <w:right w:type="dxa" w:w="90"/>
+            </w:tcMar>
+          </w:tcPr>
+          <w:p>
+            <w:r>
+              <w:rPr>
+                <w:b w:val="false"/>
+                <w:bCs w:val="false"/>
+                <w:color w:val="222222"/>
+                <w:sz w:val="17"/>
+                <w:szCs w:val="17"/>
+              </w:rPr>
+              <w:t xml:space="preserve">Data protection</w:t>
+            </w:r>
+          </w:p>
+        </w:tc>
+        <w:tc>
+          <w:tcPr>
+            <w:tcW w:type="dxa" w:w="10530"/>
+            <w:tcBorders>
+              <w:top w:val="single" w:color="BFC7D5" w:sz="4"/>
+              <w:left w:val="single" w:color="BFC7D5" w:sz="4"/>
+              <w:bottom w:val="single" w:color="BFC7D5" w:sz="4"/>
+              <w:right w:val="single" w:color="BFC7D5" w:sz="4"/>
+            </w:tcBorders>
+            <w:tcMar>
+              <w:top w:type="dxa" w:w="60"/>
+              <w:left w:type="dxa" w:w="90"/>
+              <w:bottom w:type="dxa" w:w="60"/>
+              <w:right w:type="dxa" w:w="90"/>
+            </w:tcMar>
+          </w:tcPr>
+          <w:p>
+            <w:r>
+              <w:rPr>
+                <w:b w:val="false"/>
+                <w:bCs w:val="false"/>
+                <w:color w:val="222222"/>
+                <w:sz w:val="17"/>
+                <w:szCs w:val="17"/>
+              </w:rPr>
+              <w:t xml:space="preserve">NFR-D01 Customer data never leaves the perimeter — Absolute; NFR-D02 Encryption at rest — Decision required; NFR-D03 Retention bounded per data class — Per class, in days (decision)</w:t>
             </w:r>
           </w:p>
         </w:tc>
@@ -1263,12 +2153,12 @@
         <w:pStyle w:val="Heading1"/>
       </w:pPr>
       <w:r>
-        <w:t xml:space="preserve">3. Design</w:t>
+        <w:t xml:space="preserve">3. Design options evaluated and decisions</w:t>
       </w:r>
     </w:p>
     <w:tbl>
       <w:tblPr>
-        <w:tblW w:type="dxa" w:w="9360"/>
+        <w:tblW w:type="dxa" w:w="12960"/>
         <w:tblBorders>
           <w:top w:val="single" w:color="auto" w:sz="4"/>
           <w:left w:val="single" w:color="auto" w:sz="4"/>
@@ -1279,8 +2169,14 @@
         </w:tblBorders>
       </w:tblPr>
       <w:tblGrid>
-        <w:gridCol w:w="2200"/>
-        <w:gridCol w:w="7160"/>
+        <w:gridCol w:w="1306"/>
+        <w:gridCol w:w="2411"/>
+        <w:gridCol w:w="2310"/>
+        <w:gridCol w:w="1506"/>
+        <w:gridCol w:w="904"/>
+        <w:gridCol w:w="2009"/>
+        <w:gridCol w:w="1406"/>
+        <w:gridCol w:w="1108"/>
       </w:tblGrid>
       <w:tr>
         <w:trPr>
@@ -1288,7 +2184,7 @@
         </w:trPr>
         <w:tc>
           <w:tcPr>
-            <w:tcW w:type="dxa" w:w="2200"/>
+            <w:tcW w:type="dxa" w:w="1306"/>
             <w:tcBorders>
               <w:top w:val="single" w:color="BFC7D5" w:sz="4"/>
               <w:left w:val="single" w:color="BFC7D5" w:sz="4"/>
@@ -1318,7 +2214,7 @@
         </w:tc>
         <w:tc>
           <w:tcPr>
-            <w:tcW w:type="dxa" w:w="7160"/>
+            <w:tcW w:type="dxa" w:w="2411"/>
             <w:tcBorders>
               <w:top w:val="single" w:color="BFC7D5" w:sz="4"/>
               <w:left w:val="single" w:color="BFC7D5" w:sz="4"/>
@@ -1342,7 +2238,187 @@
                 <w:sz w:val="17"/>
                 <w:szCs w:val="17"/>
               </w:rPr>
-              <w:t xml:space="preserve">Design</w:t>
+              <w:t xml:space="preserve">Options evaluated</w:t>
+            </w:r>
+          </w:p>
+        </w:tc>
+        <w:tc>
+          <w:tcPr>
+            <w:tcW w:type="dxa" w:w="2310"/>
+            <w:tcBorders>
+              <w:top w:val="single" w:color="BFC7D5" w:sz="4"/>
+              <w:left w:val="single" w:color="BFC7D5" w:sz="4"/>
+              <w:bottom w:val="single" w:color="BFC7D5" w:sz="4"/>
+              <w:right w:val="single" w:color="BFC7D5" w:sz="4"/>
+            </w:tcBorders>
+            <w:shd w:fill="1F3A5F" w:color="auto" w:val="clear"/>
+            <w:tcMar>
+              <w:top w:type="dxa" w:w="60"/>
+              <w:left w:type="dxa" w:w="90"/>
+              <w:bottom w:type="dxa" w:w="60"/>
+              <w:right w:type="dxa" w:w="90"/>
+            </w:tcMar>
+          </w:tcPr>
+          <w:p>
+            <w:r>
+              <w:rPr>
+                <w:b/>
+                <w:bCs/>
+                <w:color w:val="FFFFFF"/>
+                <w:sz w:val="17"/>
+                <w:szCs w:val="17"/>
+              </w:rPr>
+              <w:t xml:space="preserve">Result</w:t>
+            </w:r>
+          </w:p>
+        </w:tc>
+        <w:tc>
+          <w:tcPr>
+            <w:tcW w:type="dxa" w:w="1506"/>
+            <w:tcBorders>
+              <w:top w:val="single" w:color="BFC7D5" w:sz="4"/>
+              <w:left w:val="single" w:color="BFC7D5" w:sz="4"/>
+              <w:bottom w:val="single" w:color="BFC7D5" w:sz="4"/>
+              <w:right w:val="single" w:color="BFC7D5" w:sz="4"/>
+            </w:tcBorders>
+            <w:shd w:fill="1F3A5F" w:color="auto" w:val="clear"/>
+            <w:tcMar>
+              <w:top w:type="dxa" w:w="60"/>
+              <w:left w:type="dxa" w:w="90"/>
+              <w:bottom w:type="dxa" w:w="60"/>
+              <w:right w:type="dxa" w:w="90"/>
+            </w:tcMar>
+          </w:tcPr>
+          <w:p>
+            <w:r>
+              <w:rPr>
+                <w:b/>
+                <w:bCs/>
+                <w:color w:val="FFFFFF"/>
+                <w:sz w:val="17"/>
+                <w:szCs w:val="17"/>
+              </w:rPr>
+              <w:t xml:space="preserve">Decision</w:t>
+            </w:r>
+          </w:p>
+        </w:tc>
+        <w:tc>
+          <w:tcPr>
+            <w:tcW w:type="dxa" w:w="904"/>
+            <w:tcBorders>
+              <w:top w:val="single" w:color="BFC7D5" w:sz="4"/>
+              <w:left w:val="single" w:color="BFC7D5" w:sz="4"/>
+              <w:bottom w:val="single" w:color="BFC7D5" w:sz="4"/>
+              <w:right w:val="single" w:color="BFC7D5" w:sz="4"/>
+            </w:tcBorders>
+            <w:shd w:fill="1F3A5F" w:color="auto" w:val="clear"/>
+            <w:tcMar>
+              <w:top w:type="dxa" w:w="60"/>
+              <w:left w:type="dxa" w:w="90"/>
+              <w:bottom w:type="dxa" w:w="60"/>
+              <w:right w:type="dxa" w:w="90"/>
+            </w:tcMar>
+          </w:tcPr>
+          <w:p>
+            <w:r>
+              <w:rPr>
+                <w:b/>
+                <w:bCs/>
+                <w:color w:val="FFFFFF"/>
+                <w:sz w:val="17"/>
+                <w:szCs w:val="17"/>
+              </w:rPr>
+              <w:t xml:space="preserve">When</w:t>
+            </w:r>
+          </w:p>
+        </w:tc>
+        <w:tc>
+          <w:tcPr>
+            <w:tcW w:type="dxa" w:w="2009"/>
+            <w:tcBorders>
+              <w:top w:val="single" w:color="BFC7D5" w:sz="4"/>
+              <w:left w:val="single" w:color="BFC7D5" w:sz="4"/>
+              <w:bottom w:val="single" w:color="BFC7D5" w:sz="4"/>
+              <w:right w:val="single" w:color="BFC7D5" w:sz="4"/>
+            </w:tcBorders>
+            <w:shd w:fill="1F3A5F" w:color="auto" w:val="clear"/>
+            <w:tcMar>
+              <w:top w:type="dxa" w:w="60"/>
+              <w:left w:type="dxa" w:w="90"/>
+              <w:bottom w:type="dxa" w:w="60"/>
+              <w:right w:type="dxa" w:w="90"/>
+            </w:tcMar>
+          </w:tcPr>
+          <w:p>
+            <w:r>
+              <w:rPr>
+                <w:b/>
+                <w:bCs/>
+                <w:color w:val="FFFFFF"/>
+                <w:sz w:val="17"/>
+                <w:szCs w:val="17"/>
+              </w:rPr>
+              <w:t xml:space="preserve">Meeting recorded in</w:t>
+            </w:r>
+          </w:p>
+        </w:tc>
+        <w:tc>
+          <w:tcPr>
+            <w:tcW w:type="dxa" w:w="1406"/>
+            <w:tcBorders>
+              <w:top w:val="single" w:color="BFC7D5" w:sz="4"/>
+              <w:left w:val="single" w:color="BFC7D5" w:sz="4"/>
+              <w:bottom w:val="single" w:color="BFC7D5" w:sz="4"/>
+              <w:right w:val="single" w:color="BFC7D5" w:sz="4"/>
+            </w:tcBorders>
+            <w:shd w:fill="1F3A5F" w:color="auto" w:val="clear"/>
+            <w:tcMar>
+              <w:top w:type="dxa" w:w="60"/>
+              <w:left w:type="dxa" w:w="90"/>
+              <w:bottom w:type="dxa" w:w="60"/>
+              <w:right w:type="dxa" w:w="90"/>
+            </w:tcMar>
+          </w:tcPr>
+          <w:p>
+            <w:r>
+              <w:rPr>
+                <w:b/>
+                <w:bCs/>
+                <w:color w:val="FFFFFF"/>
+                <w:sz w:val="17"/>
+                <w:szCs w:val="17"/>
+              </w:rPr>
+              <w:t xml:space="preserve">Requirements</w:t>
+            </w:r>
+          </w:p>
+        </w:tc>
+        <w:tc>
+          <w:tcPr>
+            <w:tcW w:type="dxa" w:w="1108"/>
+            <w:tcBorders>
+              <w:top w:val="single" w:color="BFC7D5" w:sz="4"/>
+              <w:left w:val="single" w:color="BFC7D5" w:sz="4"/>
+              <w:bottom w:val="single" w:color="BFC7D5" w:sz="4"/>
+              <w:right w:val="single" w:color="BFC7D5" w:sz="4"/>
+            </w:tcBorders>
+            <w:shd w:fill="1F3A5F" w:color="auto" w:val="clear"/>
+            <w:tcMar>
+              <w:top w:type="dxa" w:w="60"/>
+              <w:left w:type="dxa" w:w="90"/>
+              <w:bottom w:type="dxa" w:w="60"/>
+              <w:right w:type="dxa" w:w="90"/>
+            </w:tcMar>
+          </w:tcPr>
+          <w:p>
+            <w:r>
+              <w:rPr>
+                <w:b/>
+                <w:bCs/>
+                <w:color w:val="FFFFFF"/>
+                <w:sz w:val="17"/>
+                <w:szCs w:val="17"/>
+              </w:rPr>
+              <w:t xml:space="preserve">Evidence</w:t>
             </w:r>
           </w:p>
         </w:tc>
@@ -1350,59 +2426,233 @@
       <w:tr>
         <w:tc>
           <w:tcPr>
-            <w:tcW w:type="dxa" w:w="2200"/>
-            <w:tcBorders>
-              <w:top w:val="single" w:color="BFC7D5" w:sz="4"/>
-              <w:left w:val="single" w:color="BFC7D5" w:sz="4"/>
-              <w:bottom w:val="single" w:color="BFC7D5" w:sz="4"/>
-              <w:right w:val="single" w:color="BFC7D5" w:sz="4"/>
-            </w:tcBorders>
-            <w:tcMar>
-              <w:top w:type="dxa" w:w="60"/>
-              <w:left w:type="dxa" w:w="90"/>
-              <w:bottom w:type="dxa" w:w="60"/>
-              <w:right w:type="dxa" w:w="90"/>
-            </w:tcMar>
-          </w:tcPr>
-          <w:p>
-            <w:r>
-              <w:rPr>
-                <w:b w:val="false"/>
-                <w:bCs w:val="false"/>
-                <w:color w:val="222222"/>
-                <w:sz w:val="17"/>
-                <w:szCs w:val="17"/>
-              </w:rPr>
-              <w:t xml:space="preserve">Platform</w:t>
-            </w:r>
-          </w:p>
-        </w:tc>
-        <w:tc>
-          <w:tcPr>
-            <w:tcW w:type="dxa" w:w="7160"/>
-            <w:tcBorders>
-              <w:top w:val="single" w:color="BFC7D5" w:sz="4"/>
-              <w:left w:val="single" w:color="BFC7D5" w:sz="4"/>
-              <w:bottom w:val="single" w:color="BFC7D5" w:sz="4"/>
-              <w:right w:val="single" w:color="BFC7D5" w:sz="4"/>
-            </w:tcBorders>
-            <w:tcMar>
-              <w:top w:type="dxa" w:w="60"/>
-              <w:left w:type="dxa" w:w="90"/>
-              <w:bottom w:type="dxa" w:w="60"/>
-              <w:right w:type="dxa" w:w="90"/>
-            </w:tcMar>
-          </w:tcPr>
-          <w:p>
-            <w:r>
-              <w:rPr>
-                <w:b w:val="false"/>
-                <w:bCs w:val="false"/>
-                <w:color w:val="222222"/>
-                <w:sz w:val="17"/>
-                <w:szCs w:val="17"/>
-              </w:rPr>
-              <w:t xml:space="preserve">Docker Compose services on the DGX Spark: TensorRT-LLM (chat), backend, voice, front end, Ollama (embeddings), tunnel for the reference site</w:t>
+            <w:tcW w:type="dxa" w:w="1306"/>
+            <w:tcBorders>
+              <w:top w:val="single" w:color="BFC7D5" w:sz="4"/>
+              <w:left w:val="single" w:color="BFC7D5" w:sz="4"/>
+              <w:bottom w:val="single" w:color="BFC7D5" w:sz="4"/>
+              <w:right w:val="single" w:color="BFC7D5" w:sz="4"/>
+            </w:tcBorders>
+            <w:tcMar>
+              <w:top w:type="dxa" w:w="60"/>
+              <w:left w:type="dxa" w:w="90"/>
+              <w:bottom w:type="dxa" w:w="60"/>
+              <w:right w:type="dxa" w:w="90"/>
+            </w:tcMar>
+          </w:tcPr>
+          <w:p>
+            <w:r>
+              <w:rPr>
+                <w:b w:val="false"/>
+                <w:bCs w:val="false"/>
+                <w:color w:val="222222"/>
+                <w:sz w:val="17"/>
+                <w:szCs w:val="17"/>
+              </w:rPr>
+              <w:t xml:space="preserve">Conversation</w:t>
+            </w:r>
+          </w:p>
+        </w:tc>
+        <w:tc>
+          <w:tcPr>
+            <w:tcW w:type="dxa" w:w="2411"/>
+            <w:tcBorders>
+              <w:top w:val="single" w:color="BFC7D5" w:sz="4"/>
+              <w:left w:val="single" w:color="BFC7D5" w:sz="4"/>
+              <w:bottom w:val="single" w:color="BFC7D5" w:sz="4"/>
+              <w:right w:val="single" w:color="BFC7D5" w:sz="4"/>
+            </w:tcBorders>
+            <w:tcMar>
+              <w:top w:type="dxa" w:w="60"/>
+              <w:left w:type="dxa" w:w="90"/>
+              <w:bottom w:type="dxa" w:w="60"/>
+              <w:right w:type="dxa" w:w="90"/>
+            </w:tcMar>
+          </w:tcPr>
+          <w:p>
+            <w:r>
+              <w:rPr>
+                <w:b w:val="false"/>
+                <w:bCs w:val="false"/>
+                <w:color w:val="222222"/>
+                <w:sz w:val="17"/>
+                <w:szCs w:val="17"/>
+              </w:rPr>
+              <w:t xml:space="preserve">Kyutai Unmute (Moshi core, Kyutai STT/TTS) → NVIDIA PersonaPlex → own dual loop</w:t>
+            </w:r>
+          </w:p>
+        </w:tc>
+        <w:tc>
+          <w:tcPr>
+            <w:tcW w:type="dxa" w:w="2310"/>
+            <w:tcBorders>
+              <w:top w:val="single" w:color="BFC7D5" w:sz="4"/>
+              <w:left w:val="single" w:color="BFC7D5" w:sz="4"/>
+              <w:bottom w:val="single" w:color="BFC7D5" w:sz="4"/>
+              <w:right w:val="single" w:color="BFC7D5" w:sz="4"/>
+            </w:tcBorders>
+            <w:tcMar>
+              <w:top w:type="dxa" w:w="60"/>
+              <w:left w:type="dxa" w:w="90"/>
+              <w:bottom w:type="dxa" w:w="60"/>
+              <w:right w:type="dxa" w:w="90"/>
+            </w:tcMar>
+          </w:tcPr>
+          <w:p>
+            <w:r>
+              <w:rPr>
+                <w:b w:val="false"/>
+                <w:bCs w:val="false"/>
+                <w:color w:val="222222"/>
+                <w:sz w:val="17"/>
+                <w:szCs w:val="17"/>
+              </w:rPr>
+              <w:t xml:space="preserve">Unmute: not natural, slow. PersonaPlex: fast but could not use the client's knowledge base. Dual loop: 636 ms median first reply, grounded</w:t>
+            </w:r>
+          </w:p>
+        </w:tc>
+        <w:tc>
+          <w:tcPr>
+            <w:tcW w:type="dxa" w:w="1506"/>
+            <w:tcBorders>
+              <w:top w:val="single" w:color="BFC7D5" w:sz="4"/>
+              <w:left w:val="single" w:color="BFC7D5" w:sz="4"/>
+              <w:bottom w:val="single" w:color="BFC7D5" w:sz="4"/>
+              <w:right w:val="single" w:color="BFC7D5" w:sz="4"/>
+            </w:tcBorders>
+            <w:tcMar>
+              <w:top w:type="dxa" w:w="60"/>
+              <w:left w:type="dxa" w:w="90"/>
+              <w:bottom w:type="dxa" w:w="60"/>
+              <w:right w:type="dxa" w:w="90"/>
+            </w:tcMar>
+          </w:tcPr>
+          <w:p>
+            <w:r>
+              <w:rPr>
+                <w:b w:val="false"/>
+                <w:bCs w:val="false"/>
+                <w:color w:val="222222"/>
+                <w:sz w:val="17"/>
+                <w:szCs w:val="17"/>
+              </w:rPr>
+              <w:t xml:space="preserve">Own dual-loop flow</w:t>
+            </w:r>
+          </w:p>
+        </w:tc>
+        <w:tc>
+          <w:tcPr>
+            <w:tcW w:type="dxa" w:w="904"/>
+            <w:tcBorders>
+              <w:top w:val="single" w:color="BFC7D5" w:sz="4"/>
+              <w:left w:val="single" w:color="BFC7D5" w:sz="4"/>
+              <w:bottom w:val="single" w:color="BFC7D5" w:sz="4"/>
+              <w:right w:val="single" w:color="BFC7D5" w:sz="4"/>
+            </w:tcBorders>
+            <w:tcMar>
+              <w:top w:type="dxa" w:w="60"/>
+              <w:left w:type="dxa" w:w="90"/>
+              <w:bottom w:type="dxa" w:w="60"/>
+              <w:right w:type="dxa" w:w="90"/>
+            </w:tcMar>
+          </w:tcPr>
+          <w:p>
+            <w:r>
+              <w:rPr>
+                <w:b w:val="false"/>
+                <w:bCs w:val="false"/>
+                <w:color w:val="222222"/>
+                <w:sz w:val="17"/>
+                <w:szCs w:val="17"/>
+              </w:rPr>
+              <w:t xml:space="preserve">2026-03 → 04</w:t>
+            </w:r>
+          </w:p>
+        </w:tc>
+        <w:tc>
+          <w:tcPr>
+            <w:tcW w:type="dxa" w:w="2009"/>
+            <w:tcBorders>
+              <w:top w:val="single" w:color="BFC7D5" w:sz="4"/>
+              <w:left w:val="single" w:color="BFC7D5" w:sz="4"/>
+              <w:bottom w:val="single" w:color="BFC7D5" w:sz="4"/>
+              <w:right w:val="single" w:color="BFC7D5" w:sz="4"/>
+            </w:tcBorders>
+            <w:tcMar>
+              <w:top w:type="dxa" w:w="60"/>
+              <w:left w:type="dxa" w:w="90"/>
+              <w:bottom w:type="dxa" w:w="60"/>
+              <w:right w:type="dxa" w:w="90"/>
+            </w:tcMar>
+          </w:tcPr>
+          <w:p>
+            <w:r>
+              <w:rPr>
+                <w:b w:val="false"/>
+                <w:bCs w:val="false"/>
+                <w:color w:val="222222"/>
+                <w:sz w:val="17"/>
+                <w:szCs w:val="17"/>
+              </w:rPr>
+              <w:t xml:space="preserve">EM26-19 review log › CR-2026-03; review record CR-2026-03; EM26-19 review log › CR-2026-04; review record CR-2026-04</w:t>
+            </w:r>
+          </w:p>
+        </w:tc>
+        <w:tc>
+          <w:tcPr>
+            <w:tcW w:type="dxa" w:w="1406"/>
+            <w:tcBorders>
+              <w:top w:val="single" w:color="BFC7D5" w:sz="4"/>
+              <w:left w:val="single" w:color="BFC7D5" w:sz="4"/>
+              <w:bottom w:val="single" w:color="BFC7D5" w:sz="4"/>
+              <w:right w:val="single" w:color="BFC7D5" w:sz="4"/>
+            </w:tcBorders>
+            <w:tcMar>
+              <w:top w:type="dxa" w:w="60"/>
+              <w:left w:type="dxa" w:w="90"/>
+              <w:bottom w:type="dxa" w:w="60"/>
+              <w:right w:type="dxa" w:w="90"/>
+            </w:tcMar>
+          </w:tcPr>
+          <w:p>
+            <w:r>
+              <w:rPr>
+                <w:b w:val="false"/>
+                <w:bCs w:val="false"/>
+                <w:color w:val="222222"/>
+                <w:sz w:val="17"/>
+                <w:szCs w:val="17"/>
+              </w:rPr>
+              <w:t xml:space="preserve">FR-VC-01, FR-VC-02; NFR-P04, NFR-P07</w:t>
+            </w:r>
+          </w:p>
+        </w:tc>
+        <w:tc>
+          <w:tcPr>
+            <w:tcW w:type="dxa" w:w="1108"/>
+            <w:tcBorders>
+              <w:top w:val="single" w:color="BFC7D5" w:sz="4"/>
+              <w:left w:val="single" w:color="BFC7D5" w:sz="4"/>
+              <w:bottom w:val="single" w:color="BFC7D5" w:sz="4"/>
+              <w:right w:val="single" w:color="BFC7D5" w:sz="4"/>
+            </w:tcBorders>
+            <w:tcMar>
+              <w:top w:type="dxa" w:w="60"/>
+              <w:left w:type="dxa" w:w="90"/>
+              <w:bottom w:type="dxa" w:w="60"/>
+              <w:right w:type="dxa" w:w="90"/>
+            </w:tcMar>
+          </w:tcPr>
+          <w:p>
+            <w:r>
+              <w:rPr>
+                <w:b w:val="false"/>
+                <w:bCs w:val="false"/>
+                <w:color w:val="222222"/>
+                <w:sz w:val="17"/>
+                <w:szCs w:val="17"/>
+              </w:rPr>
+              <w:t xml:space="preserve">ddc0aa3, d89aeda</w:t>
             </w:r>
           </w:p>
         </w:tc>
@@ -1410,59 +2660,233 @@
       <w:tr>
         <w:tc>
           <w:tcPr>
-            <w:tcW w:type="dxa" w:w="2200"/>
-            <w:tcBorders>
-              <w:top w:val="single" w:color="BFC7D5" w:sz="4"/>
-              <w:left w:val="single" w:color="BFC7D5" w:sz="4"/>
-              <w:bottom w:val="single" w:color="BFC7D5" w:sz="4"/>
-              <w:right w:val="single" w:color="BFC7D5" w:sz="4"/>
-            </w:tcBorders>
-            <w:tcMar>
-              <w:top w:type="dxa" w:w="60"/>
-              <w:left w:type="dxa" w:w="90"/>
-              <w:bottom w:type="dxa" w:w="60"/>
-              <w:right w:type="dxa" w:w="90"/>
-            </w:tcMar>
-          </w:tcPr>
-          <w:p>
-            <w:r>
-              <w:rPr>
-                <w:b w:val="false"/>
-                <w:bCs w:val="false"/>
-                <w:color w:val="222222"/>
-                <w:sz w:val="17"/>
-                <w:szCs w:val="17"/>
-              </w:rPr>
-              <w:t xml:space="preserve">Knowledge chat</w:t>
-            </w:r>
-          </w:p>
-        </w:tc>
-        <w:tc>
-          <w:tcPr>
-            <w:tcW w:type="dxa" w:w="7160"/>
-            <w:tcBorders>
-              <w:top w:val="single" w:color="BFC7D5" w:sz="4"/>
-              <w:left w:val="single" w:color="BFC7D5" w:sz="4"/>
-              <w:bottom w:val="single" w:color="BFC7D5" w:sz="4"/>
-              <w:right w:val="single" w:color="BFC7D5" w:sz="4"/>
-            </w:tcBorders>
-            <w:tcMar>
-              <w:top w:type="dxa" w:w="60"/>
-              <w:left w:type="dxa" w:w="90"/>
-              <w:bottom w:type="dxa" w:w="60"/>
-              <w:right w:type="dxa" w:w="90"/>
-            </w:tcMar>
-          </w:tcPr>
-          <w:p>
-            <w:r>
-              <w:rPr>
-                <w:b w:val="false"/>
-                <w:bCs w:val="false"/>
-                <w:color w:val="222222"/>
-                <w:sz w:val="17"/>
-                <w:szCs w:val="17"/>
-              </w:rPr>
-              <w:t xml:space="preserve">Hybrid retrieval (dense + BM25), section and table-of-contents routing, re-ranking, cited answers</w:t>
+            <w:tcW w:type="dxa" w:w="1306"/>
+            <w:tcBorders>
+              <w:top w:val="single" w:color="BFC7D5" w:sz="4"/>
+              <w:left w:val="single" w:color="BFC7D5" w:sz="4"/>
+              <w:bottom w:val="single" w:color="BFC7D5" w:sz="4"/>
+              <w:right w:val="single" w:color="BFC7D5" w:sz="4"/>
+            </w:tcBorders>
+            <w:tcMar>
+              <w:top w:type="dxa" w:w="60"/>
+              <w:left w:type="dxa" w:w="90"/>
+              <w:bottom w:type="dxa" w:w="60"/>
+              <w:right w:type="dxa" w:w="90"/>
+            </w:tcMar>
+          </w:tcPr>
+          <w:p>
+            <w:r>
+              <w:rPr>
+                <w:b w:val="false"/>
+                <w:bCs w:val="false"/>
+                <w:color w:val="222222"/>
+                <w:sz w:val="17"/>
+                <w:szCs w:val="17"/>
+              </w:rPr>
+              <w:t xml:space="preserve">DoD FMR knowledge base</w:t>
+            </w:r>
+          </w:p>
+        </w:tc>
+        <w:tc>
+          <w:tcPr>
+            <w:tcW w:type="dxa" w:w="2411"/>
+            <w:tcBorders>
+              <w:top w:val="single" w:color="BFC7D5" w:sz="4"/>
+              <w:left w:val="single" w:color="BFC7D5" w:sz="4"/>
+              <w:bottom w:val="single" w:color="BFC7D5" w:sz="4"/>
+              <w:right w:val="single" w:color="BFC7D5" w:sz="4"/>
+            </w:tcBorders>
+            <w:tcMar>
+              <w:top w:type="dxa" w:w="60"/>
+              <w:left w:type="dxa" w:w="90"/>
+              <w:bottom w:type="dxa" w:w="60"/>
+              <w:right w:type="dxa" w:w="90"/>
+            </w:tcMar>
+          </w:tcPr>
+          <w:p>
+            <w:r>
+              <w:rPr>
+                <w:b w:val="false"/>
+                <w:bCs w:val="false"/>
+                <w:color w:val="222222"/>
+                <w:sz w:val="17"/>
+                <w:szCs w:val="17"/>
+              </w:rPr>
+              <w:t xml:space="preserve">BookRAG; PageIndex; hierarchical section → chunk retrieval with table-of-contents routing</w:t>
+            </w:r>
+          </w:p>
+        </w:tc>
+        <w:tc>
+          <w:tcPr>
+            <w:tcW w:type="dxa" w:w="2310"/>
+            <w:tcBorders>
+              <w:top w:val="single" w:color="BFC7D5" w:sz="4"/>
+              <w:left w:val="single" w:color="BFC7D5" w:sz="4"/>
+              <w:bottom w:val="single" w:color="BFC7D5" w:sz="4"/>
+              <w:right w:val="single" w:color="BFC7D5" w:sz="4"/>
+            </w:tcBorders>
+            <w:tcMar>
+              <w:top w:type="dxa" w:w="60"/>
+              <w:left w:type="dxa" w:w="90"/>
+              <w:bottom w:type="dxa" w:w="60"/>
+              <w:right w:type="dxa" w:w="90"/>
+            </w:tcMar>
+          </w:tcPr>
+          <w:p>
+            <w:r>
+              <w:rPr>
+                <w:b w:val="false"/>
+                <w:bCs w:val="false"/>
+                <w:color w:val="222222"/>
+                <w:sz w:val="17"/>
+                <w:szCs w:val="17"/>
+              </w:rPr>
+              <w:t xml:space="preserve">BookRAG measured 43/52 vs 50/52; PageIndex not retained; hierarchical retrieval fastest and most accurate</w:t>
+            </w:r>
+          </w:p>
+        </w:tc>
+        <w:tc>
+          <w:tcPr>
+            <w:tcW w:type="dxa" w:w="1506"/>
+            <w:tcBorders>
+              <w:top w:val="single" w:color="BFC7D5" w:sz="4"/>
+              <w:left w:val="single" w:color="BFC7D5" w:sz="4"/>
+              <w:bottom w:val="single" w:color="BFC7D5" w:sz="4"/>
+              <w:right w:val="single" w:color="BFC7D5" w:sz="4"/>
+            </w:tcBorders>
+            <w:tcMar>
+              <w:top w:type="dxa" w:w="60"/>
+              <w:left w:type="dxa" w:w="90"/>
+              <w:bottom w:type="dxa" w:w="60"/>
+              <w:right w:type="dxa" w:w="90"/>
+            </w:tcMar>
+          </w:tcPr>
+          <w:p>
+            <w:r>
+              <w:rPr>
+                <w:b w:val="false"/>
+                <w:bCs w:val="false"/>
+                <w:color w:val="222222"/>
+                <w:sz w:val="17"/>
+                <w:szCs w:val="17"/>
+              </w:rPr>
+              <w:t xml:space="preserve">Hierarchical section → chunk</w:t>
+            </w:r>
+          </w:p>
+        </w:tc>
+        <w:tc>
+          <w:tcPr>
+            <w:tcW w:type="dxa" w:w="904"/>
+            <w:tcBorders>
+              <w:top w:val="single" w:color="BFC7D5" w:sz="4"/>
+              <w:left w:val="single" w:color="BFC7D5" w:sz="4"/>
+              <w:bottom w:val="single" w:color="BFC7D5" w:sz="4"/>
+              <w:right w:val="single" w:color="BFC7D5" w:sz="4"/>
+            </w:tcBorders>
+            <w:tcMar>
+              <w:top w:type="dxa" w:w="60"/>
+              <w:left w:type="dxa" w:w="90"/>
+              <w:bottom w:type="dxa" w:w="60"/>
+              <w:right w:type="dxa" w:w="90"/>
+            </w:tcMar>
+          </w:tcPr>
+          <w:p>
+            <w:r>
+              <w:rPr>
+                <w:b w:val="false"/>
+                <w:bCs w:val="false"/>
+                <w:color w:val="222222"/>
+                <w:sz w:val="17"/>
+                <w:szCs w:val="17"/>
+              </w:rPr>
+              <w:t xml:space="preserve">2026-03 → 07</w:t>
+            </w:r>
+          </w:p>
+        </w:tc>
+        <w:tc>
+          <w:tcPr>
+            <w:tcW w:type="dxa" w:w="2009"/>
+            <w:tcBorders>
+              <w:top w:val="single" w:color="BFC7D5" w:sz="4"/>
+              <w:left w:val="single" w:color="BFC7D5" w:sz="4"/>
+              <w:bottom w:val="single" w:color="BFC7D5" w:sz="4"/>
+              <w:right w:val="single" w:color="BFC7D5" w:sz="4"/>
+            </w:tcBorders>
+            <w:tcMar>
+              <w:top w:type="dxa" w:w="60"/>
+              <w:left w:type="dxa" w:w="90"/>
+              <w:bottom w:type="dxa" w:w="60"/>
+              <w:right w:type="dxa" w:w="90"/>
+            </w:tcMar>
+          </w:tcPr>
+          <w:p>
+            <w:r>
+              <w:rPr>
+                <w:b w:val="false"/>
+                <w:bCs w:val="false"/>
+                <w:color w:val="222222"/>
+                <w:sz w:val="17"/>
+                <w:szCs w:val="17"/>
+              </w:rPr>
+              <w:t xml:space="preserve">EM26-19 review log › CR-2026-02; review record CR-2026-02</w:t>
+            </w:r>
+          </w:p>
+        </w:tc>
+        <w:tc>
+          <w:tcPr>
+            <w:tcW w:type="dxa" w:w="1406"/>
+            <w:tcBorders>
+              <w:top w:val="single" w:color="BFC7D5" w:sz="4"/>
+              <w:left w:val="single" w:color="BFC7D5" w:sz="4"/>
+              <w:bottom w:val="single" w:color="BFC7D5" w:sz="4"/>
+              <w:right w:val="single" w:color="BFC7D5" w:sz="4"/>
+            </w:tcBorders>
+            <w:tcMar>
+              <w:top w:type="dxa" w:w="60"/>
+              <w:left w:type="dxa" w:w="90"/>
+              <w:bottom w:type="dxa" w:w="60"/>
+              <w:right w:type="dxa" w:w="90"/>
+            </w:tcMar>
+          </w:tcPr>
+          <w:p>
+            <w:r>
+              <w:rPr>
+                <w:b w:val="false"/>
+                <w:bCs w:val="false"/>
+                <w:color w:val="222222"/>
+                <w:sz w:val="17"/>
+                <w:szCs w:val="17"/>
+              </w:rPr>
+              <w:t xml:space="preserve">FR-KC-04; NFR-Q01 … Q05</w:t>
+            </w:r>
+          </w:p>
+        </w:tc>
+        <w:tc>
+          <w:tcPr>
+            <w:tcW w:type="dxa" w:w="1108"/>
+            <w:tcBorders>
+              <w:top w:val="single" w:color="BFC7D5" w:sz="4"/>
+              <w:left w:val="single" w:color="BFC7D5" w:sz="4"/>
+              <w:bottom w:val="single" w:color="BFC7D5" w:sz="4"/>
+              <w:right w:val="single" w:color="BFC7D5" w:sz="4"/>
+            </w:tcBorders>
+            <w:tcMar>
+              <w:top w:type="dxa" w:w="60"/>
+              <w:left w:type="dxa" w:w="90"/>
+              <w:bottom w:type="dxa" w:w="60"/>
+              <w:right w:type="dxa" w:w="90"/>
+            </w:tcMar>
+          </w:tcPr>
+          <w:p>
+            <w:r>
+              <w:rPr>
+                <w:b w:val="false"/>
+                <w:bCs w:val="false"/>
+                <w:color w:val="222222"/>
+                <w:sz w:val="17"/>
+                <w:szCs w:val="17"/>
+              </w:rPr>
+              <w:t xml:space="preserve">18715c7, cfe3360, 2decb99</w:t>
             </w:r>
           </w:p>
         </w:tc>
@@ -1470,59 +2894,233 @@
       <w:tr>
         <w:tc>
           <w:tcPr>
-            <w:tcW w:type="dxa" w:w="2200"/>
-            <w:tcBorders>
-              <w:top w:val="single" w:color="BFC7D5" w:sz="4"/>
-              <w:left w:val="single" w:color="BFC7D5" w:sz="4"/>
-              <w:bottom w:val="single" w:color="BFC7D5" w:sz="4"/>
-              <w:right w:val="single" w:color="BFC7D5" w:sz="4"/>
-            </w:tcBorders>
-            <w:tcMar>
-              <w:top w:type="dxa" w:w="60"/>
-              <w:left w:type="dxa" w:w="90"/>
-              <w:bottom w:type="dxa" w:w="60"/>
-              <w:right w:type="dxa" w:w="90"/>
-            </w:tcMar>
-          </w:tcPr>
-          <w:p>
-            <w:r>
-              <w:rPr>
-                <w:b w:val="false"/>
-                <w:bCs w:val="false"/>
-                <w:color w:val="222222"/>
-                <w:sz w:val="17"/>
-                <w:szCs w:val="17"/>
-              </w:rPr>
-              <w:t xml:space="preserve">Voice</w:t>
-            </w:r>
-          </w:p>
-        </w:tc>
-        <w:tc>
-          <w:tcPr>
-            <w:tcW w:type="dxa" w:w="7160"/>
-            <w:tcBorders>
-              <w:top w:val="single" w:color="BFC7D5" w:sz="4"/>
-              <w:left w:val="single" w:color="BFC7D5" w:sz="4"/>
-              <w:bottom w:val="single" w:color="BFC7D5" w:sz="4"/>
-              <w:right w:val="single" w:color="BFC7D5" w:sz="4"/>
-            </w:tcBorders>
-            <w:tcMar>
-              <w:top w:type="dxa" w:w="60"/>
-              <w:left w:type="dxa" w:w="90"/>
-              <w:bottom w:type="dxa" w:w="60"/>
-              <w:right w:type="dxa" w:w="90"/>
-            </w:tcMar>
-          </w:tcPr>
-          <w:p>
-            <w:r>
-              <w:rPr>
-                <w:b w:val="false"/>
-                <w:bCs w:val="false"/>
-                <w:color w:val="222222"/>
-                <w:sz w:val="17"/>
-                <w:szCs w:val="17"/>
-              </w:rPr>
-              <w:t xml:space="preserve">Own dual-loop architecture: a fast interaction loop and a separate retrieval loop; Nemotron streaming STT, Parakeet final STT, Piper TTS</w:t>
+            <w:tcW w:type="dxa" w:w="1306"/>
+            <w:tcBorders>
+              <w:top w:val="single" w:color="BFC7D5" w:sz="4"/>
+              <w:left w:val="single" w:color="BFC7D5" w:sz="4"/>
+              <w:bottom w:val="single" w:color="BFC7D5" w:sz="4"/>
+              <w:right w:val="single" w:color="BFC7D5" w:sz="4"/>
+            </w:tcBorders>
+            <w:tcMar>
+              <w:top w:type="dxa" w:w="60"/>
+              <w:left w:type="dxa" w:w="90"/>
+              <w:bottom w:type="dxa" w:w="60"/>
+              <w:right w:type="dxa" w:w="90"/>
+            </w:tcMar>
+          </w:tcPr>
+          <w:p>
+            <w:r>
+              <w:rPr>
+                <w:b w:val="false"/>
+                <w:bCs w:val="false"/>
+                <w:color w:val="222222"/>
+                <w:sz w:val="17"/>
+                <w:szCs w:val="17"/>
+              </w:rPr>
+              <w:t xml:space="preserve">Field deployment</w:t>
+            </w:r>
+          </w:p>
+        </w:tc>
+        <w:tc>
+          <w:tcPr>
+            <w:tcW w:type="dxa" w:w="2411"/>
+            <w:tcBorders>
+              <w:top w:val="single" w:color="BFC7D5" w:sz="4"/>
+              <w:left w:val="single" w:color="BFC7D5" w:sz="4"/>
+              <w:bottom w:val="single" w:color="BFC7D5" w:sz="4"/>
+              <w:right w:val="single" w:color="BFC7D5" w:sz="4"/>
+            </w:tcBorders>
+            <w:tcMar>
+              <w:top w:type="dxa" w:w="60"/>
+              <w:left w:type="dxa" w:w="90"/>
+              <w:bottom w:type="dxa" w:w="60"/>
+              <w:right w:type="dxa" w:w="90"/>
+            </w:tcMar>
+          </w:tcPr>
+          <w:p>
+            <w:r>
+              <w:rPr>
+                <w:b w:val="false"/>
+                <w:bCs w:val="false"/>
+                <w:color w:val="222222"/>
+                <w:sz w:val="17"/>
+                <w:szCs w:val="17"/>
+              </w:rPr>
+              <w:t xml:space="preserve">Boot-time Wi-Fi hotspot with a landing page</w:t>
+            </w:r>
+          </w:p>
+        </w:tc>
+        <w:tc>
+          <w:tcPr>
+            <w:tcW w:type="dxa" w:w="2310"/>
+            <w:tcBorders>
+              <w:top w:val="single" w:color="BFC7D5" w:sz="4"/>
+              <w:left w:val="single" w:color="BFC7D5" w:sz="4"/>
+              <w:bottom w:val="single" w:color="BFC7D5" w:sz="4"/>
+              <w:right w:val="single" w:color="BFC7D5" w:sz="4"/>
+            </w:tcBorders>
+            <w:tcMar>
+              <w:top w:type="dxa" w:w="60"/>
+              <w:left w:type="dxa" w:w="90"/>
+              <w:bottom w:type="dxa" w:w="60"/>
+              <w:right w:type="dxa" w:w="90"/>
+            </w:tcMar>
+          </w:tcPr>
+          <w:p>
+            <w:r>
+              <w:rPr>
+                <w:b w:val="false"/>
+                <w:bCs w:val="false"/>
+                <w:color w:val="222222"/>
+                <w:sz w:val="17"/>
+                <w:szCs w:val="17"/>
+              </w:rPr>
+              <w:t xml:space="preserve">Unit reachable on a site with no network</w:t>
+            </w:r>
+          </w:p>
+        </w:tc>
+        <w:tc>
+          <w:tcPr>
+            <w:tcW w:type="dxa" w:w="1506"/>
+            <w:tcBorders>
+              <w:top w:val="single" w:color="BFC7D5" w:sz="4"/>
+              <w:left w:val="single" w:color="BFC7D5" w:sz="4"/>
+              <w:bottom w:val="single" w:color="BFC7D5" w:sz="4"/>
+              <w:right w:val="single" w:color="BFC7D5" w:sz="4"/>
+            </w:tcBorders>
+            <w:tcMar>
+              <w:top w:type="dxa" w:w="60"/>
+              <w:left w:type="dxa" w:w="90"/>
+              <w:bottom w:type="dxa" w:w="60"/>
+              <w:right w:type="dxa" w:w="90"/>
+            </w:tcMar>
+          </w:tcPr>
+          <w:p>
+            <w:r>
+              <w:rPr>
+                <w:b w:val="false"/>
+                <w:bCs w:val="false"/>
+                <w:color w:val="222222"/>
+                <w:sz w:val="17"/>
+                <w:szCs w:val="17"/>
+              </w:rPr>
+              <w:t xml:space="preserve">Hotspot</w:t>
+            </w:r>
+          </w:p>
+        </w:tc>
+        <w:tc>
+          <w:tcPr>
+            <w:tcW w:type="dxa" w:w="904"/>
+            <w:tcBorders>
+              <w:top w:val="single" w:color="BFC7D5" w:sz="4"/>
+              <w:left w:val="single" w:color="BFC7D5" w:sz="4"/>
+              <w:bottom w:val="single" w:color="BFC7D5" w:sz="4"/>
+              <w:right w:val="single" w:color="BFC7D5" w:sz="4"/>
+            </w:tcBorders>
+            <w:tcMar>
+              <w:top w:type="dxa" w:w="60"/>
+              <w:left w:type="dxa" w:w="90"/>
+              <w:bottom w:type="dxa" w:w="60"/>
+              <w:right w:type="dxa" w:w="90"/>
+            </w:tcMar>
+          </w:tcPr>
+          <w:p>
+            <w:r>
+              <w:rPr>
+                <w:b w:val="false"/>
+                <w:bCs w:val="false"/>
+                <w:color w:val="222222"/>
+                <w:sz w:val="17"/>
+                <w:szCs w:val="17"/>
+              </w:rPr>
+              <w:t xml:space="preserve">2026-04</w:t>
+            </w:r>
+          </w:p>
+        </w:tc>
+        <w:tc>
+          <w:tcPr>
+            <w:tcW w:type="dxa" w:w="2009"/>
+            <w:tcBorders>
+              <w:top w:val="single" w:color="BFC7D5" w:sz="4"/>
+              <w:left w:val="single" w:color="BFC7D5" w:sz="4"/>
+              <w:bottom w:val="single" w:color="BFC7D5" w:sz="4"/>
+              <w:right w:val="single" w:color="BFC7D5" w:sz="4"/>
+            </w:tcBorders>
+            <w:tcMar>
+              <w:top w:type="dxa" w:w="60"/>
+              <w:left w:type="dxa" w:w="90"/>
+              <w:bottom w:type="dxa" w:w="60"/>
+              <w:right w:type="dxa" w:w="90"/>
+            </w:tcMar>
+          </w:tcPr>
+          <w:p>
+            <w:r>
+              <w:rPr>
+                <w:b w:val="false"/>
+                <w:bCs w:val="false"/>
+                <w:color w:val="222222"/>
+                <w:sz w:val="17"/>
+                <w:szCs w:val="17"/>
+              </w:rPr>
+              <w:t xml:space="preserve">EM26-19 review log › CR-2026-05; review record CR-2026-05</w:t>
+            </w:r>
+          </w:p>
+        </w:tc>
+        <w:tc>
+          <w:tcPr>
+            <w:tcW w:type="dxa" w:w="1406"/>
+            <w:tcBorders>
+              <w:top w:val="single" w:color="BFC7D5" w:sz="4"/>
+              <w:left w:val="single" w:color="BFC7D5" w:sz="4"/>
+              <w:bottom w:val="single" w:color="BFC7D5" w:sz="4"/>
+              <w:right w:val="single" w:color="BFC7D5" w:sz="4"/>
+            </w:tcBorders>
+            <w:tcMar>
+              <w:top w:type="dxa" w:w="60"/>
+              <w:left w:type="dxa" w:w="90"/>
+              <w:bottom w:type="dxa" w:w="60"/>
+              <w:right w:type="dxa" w:w="90"/>
+            </w:tcMar>
+          </w:tcPr>
+          <w:p>
+            <w:r>
+              <w:rPr>
+                <w:b w:val="false"/>
+                <w:bCs w:val="false"/>
+                <w:color w:val="222222"/>
+                <w:sz w:val="17"/>
+                <w:szCs w:val="17"/>
+              </w:rPr>
+              <w:t xml:space="preserve">FR-PL-06</w:t>
+            </w:r>
+          </w:p>
+        </w:tc>
+        <w:tc>
+          <w:tcPr>
+            <w:tcW w:type="dxa" w:w="1108"/>
+            <w:tcBorders>
+              <w:top w:val="single" w:color="BFC7D5" w:sz="4"/>
+              <w:left w:val="single" w:color="BFC7D5" w:sz="4"/>
+              <w:bottom w:val="single" w:color="BFC7D5" w:sz="4"/>
+              <w:right w:val="single" w:color="BFC7D5" w:sz="4"/>
+            </w:tcBorders>
+            <w:tcMar>
+              <w:top w:type="dxa" w:w="60"/>
+              <w:left w:type="dxa" w:w="90"/>
+              <w:bottom w:type="dxa" w:w="60"/>
+              <w:right w:type="dxa" w:w="90"/>
+            </w:tcMar>
+          </w:tcPr>
+          <w:p>
+            <w:r>
+              <w:rPr>
+                <w:b w:val="false"/>
+                <w:bCs w:val="false"/>
+                <w:color w:val="222222"/>
+                <w:sz w:val="17"/>
+                <w:szCs w:val="17"/>
+              </w:rPr>
+              <w:t xml:space="preserve">Deployment unit (AC-26)</w:t>
             </w:r>
           </w:p>
         </w:tc>
@@ -1530,59 +3128,233 @@
       <w:tr>
         <w:tc>
           <w:tcPr>
-            <w:tcW w:type="dxa" w:w="2200"/>
-            <w:tcBorders>
-              <w:top w:val="single" w:color="BFC7D5" w:sz="4"/>
-              <w:left w:val="single" w:color="BFC7D5" w:sz="4"/>
-              <w:bottom w:val="single" w:color="BFC7D5" w:sz="4"/>
-              <w:right w:val="single" w:color="BFC7D5" w:sz="4"/>
-            </w:tcBorders>
-            <w:tcMar>
-              <w:top w:type="dxa" w:w="60"/>
-              <w:left w:type="dxa" w:w="90"/>
-              <w:bottom w:type="dxa" w:w="60"/>
-              <w:right w:type="dxa" w:w="90"/>
-            </w:tcMar>
-          </w:tcPr>
-          <w:p>
-            <w:r>
-              <w:rPr>
-                <w:b w:val="false"/>
-                <w:bCs w:val="false"/>
-                <w:color w:val="222222"/>
-                <w:sz w:val="17"/>
-                <w:szCs w:val="17"/>
-              </w:rPr>
-              <w:t xml:space="preserve">Live transcription</w:t>
-            </w:r>
-          </w:p>
-        </w:tc>
-        <w:tc>
-          <w:tcPr>
-            <w:tcW w:type="dxa" w:w="7160"/>
-            <w:tcBorders>
-              <w:top w:val="single" w:color="BFC7D5" w:sz="4"/>
-              <w:left w:val="single" w:color="BFC7D5" w:sz="4"/>
-              <w:bottom w:val="single" w:color="BFC7D5" w:sz="4"/>
-              <w:right w:val="single" w:color="BFC7D5" w:sz="4"/>
-            </w:tcBorders>
-            <w:tcMar>
-              <w:top w:type="dxa" w:w="60"/>
-              <w:left w:type="dxa" w:w="90"/>
-              <w:bottom w:type="dxa" w:w="60"/>
-              <w:right w:type="dxa" w:w="90"/>
-            </w:tcMar>
-          </w:tcPr>
-          <w:p>
-            <w:r>
-              <w:rPr>
-                <w:b w:val="false"/>
-                <w:bCs w:val="false"/>
-                <w:color w:val="222222"/>
-                <w:sz w:val="17"/>
-                <w:szCs w:val="17"/>
-              </w:rPr>
-              <w:t xml:space="preserve">Streaming transcript; the Silent Assistant checks each sentence against the documents and shows quoted proof</w:t>
+            <w:tcW w:type="dxa" w:w="1306"/>
+            <w:tcBorders>
+              <w:top w:val="single" w:color="BFC7D5" w:sz="4"/>
+              <w:left w:val="single" w:color="BFC7D5" w:sz="4"/>
+              <w:bottom w:val="single" w:color="BFC7D5" w:sz="4"/>
+              <w:right w:val="single" w:color="BFC7D5" w:sz="4"/>
+            </w:tcBorders>
+            <w:tcMar>
+              <w:top w:type="dxa" w:w="60"/>
+              <w:left w:type="dxa" w:w="90"/>
+              <w:bottom w:type="dxa" w:w="60"/>
+              <w:right w:type="dxa" w:w="90"/>
+            </w:tcMar>
+          </w:tcPr>
+          <w:p>
+            <w:r>
+              <w:rPr>
+                <w:b w:val="false"/>
+                <w:bCs w:val="false"/>
+                <w:color w:val="222222"/>
+                <w:sz w:val="17"/>
+                <w:szCs w:val="17"/>
+              </w:rPr>
+              <w:t xml:space="preserve">Live-transcript accuracy</w:t>
+            </w:r>
+          </w:p>
+        </w:tc>
+        <w:tc>
+          <w:tcPr>
+            <w:tcW w:type="dxa" w:w="2411"/>
+            <w:tcBorders>
+              <w:top w:val="single" w:color="BFC7D5" w:sz="4"/>
+              <w:left w:val="single" w:color="BFC7D5" w:sz="4"/>
+              <w:bottom w:val="single" w:color="BFC7D5" w:sz="4"/>
+              <w:right w:val="single" w:color="BFC7D5" w:sz="4"/>
+            </w:tcBorders>
+            <w:tcMar>
+              <w:top w:type="dxa" w:w="60"/>
+              <w:left w:type="dxa" w:w="90"/>
+              <w:bottom w:type="dxa" w:w="60"/>
+              <w:right w:type="dxa" w:w="90"/>
+            </w:tcMar>
+          </w:tcPr>
+          <w:p>
+            <w:r>
+              <w:rPr>
+                <w:b w:val="false"/>
+                <w:bCs w:val="false"/>
+                <w:color w:val="222222"/>
+                <w:sz w:val="17"/>
+                <w:szCs w:val="17"/>
+              </w:rPr>
+              <w:t xml:space="preserve">Whisper → Nemotron streaming; Parakeet-TDT final transcript with automatic fallback to streaming</w:t>
+            </w:r>
+          </w:p>
+        </w:tc>
+        <w:tc>
+          <w:tcPr>
+            <w:tcW w:type="dxa" w:w="2310"/>
+            <w:tcBorders>
+              <w:top w:val="single" w:color="BFC7D5" w:sz="4"/>
+              <w:left w:val="single" w:color="BFC7D5" w:sz="4"/>
+              <w:bottom w:val="single" w:color="BFC7D5" w:sz="4"/>
+              <w:right w:val="single" w:color="BFC7D5" w:sz="4"/>
+            </w:tcBorders>
+            <w:tcMar>
+              <w:top w:type="dxa" w:w="60"/>
+              <w:left w:type="dxa" w:w="90"/>
+              <w:bottom w:type="dxa" w:w="60"/>
+              <w:right w:type="dxa" w:w="90"/>
+            </w:tcMar>
+          </w:tcPr>
+          <w:p>
+            <w:r>
+              <w:rPr>
+                <w:b w:val="false"/>
+                <w:bCs w:val="false"/>
+                <w:color w:val="222222"/>
+                <w:sz w:val="17"/>
+                <w:szCs w:val="17"/>
+              </w:rPr>
+              <w:t xml:space="preserve">Domain terms correct ('DoD FMR'); no loss when the final model fails</w:t>
+            </w:r>
+          </w:p>
+        </w:tc>
+        <w:tc>
+          <w:tcPr>
+            <w:tcW w:type="dxa" w:w="1506"/>
+            <w:tcBorders>
+              <w:top w:val="single" w:color="BFC7D5" w:sz="4"/>
+              <w:left w:val="single" w:color="BFC7D5" w:sz="4"/>
+              <w:bottom w:val="single" w:color="BFC7D5" w:sz="4"/>
+              <w:right w:val="single" w:color="BFC7D5" w:sz="4"/>
+            </w:tcBorders>
+            <w:tcMar>
+              <w:top w:type="dxa" w:w="60"/>
+              <w:left w:type="dxa" w:w="90"/>
+              <w:bottom w:type="dxa" w:w="60"/>
+              <w:right w:type="dxa" w:w="90"/>
+            </w:tcMar>
+          </w:tcPr>
+          <w:p>
+            <w:r>
+              <w:rPr>
+                <w:b w:val="false"/>
+                <w:bCs w:val="false"/>
+                <w:color w:val="222222"/>
+                <w:sz w:val="17"/>
+                <w:szCs w:val="17"/>
+              </w:rPr>
+              <w:t xml:space="preserve">Nemotron partials + Parakeet final with fallback</w:t>
+            </w:r>
+          </w:p>
+        </w:tc>
+        <w:tc>
+          <w:tcPr>
+            <w:tcW w:type="dxa" w:w="904"/>
+            <w:tcBorders>
+              <w:top w:val="single" w:color="BFC7D5" w:sz="4"/>
+              <w:left w:val="single" w:color="BFC7D5" w:sz="4"/>
+              <w:bottom w:val="single" w:color="BFC7D5" w:sz="4"/>
+              <w:right w:val="single" w:color="BFC7D5" w:sz="4"/>
+            </w:tcBorders>
+            <w:tcMar>
+              <w:top w:type="dxa" w:w="60"/>
+              <w:left w:type="dxa" w:w="90"/>
+              <w:bottom w:type="dxa" w:w="60"/>
+              <w:right w:type="dxa" w:w="90"/>
+            </w:tcMar>
+          </w:tcPr>
+          <w:p>
+            <w:r>
+              <w:rPr>
+                <w:b w:val="false"/>
+                <w:bCs w:val="false"/>
+                <w:color w:val="222222"/>
+                <w:sz w:val="17"/>
+                <w:szCs w:val="17"/>
+              </w:rPr>
+              <w:t xml:space="preserve">2026-04 → 06</w:t>
+            </w:r>
+          </w:p>
+        </w:tc>
+        <w:tc>
+          <w:tcPr>
+            <w:tcW w:type="dxa" w:w="2009"/>
+            <w:tcBorders>
+              <w:top w:val="single" w:color="BFC7D5" w:sz="4"/>
+              <w:left w:val="single" w:color="BFC7D5" w:sz="4"/>
+              <w:bottom w:val="single" w:color="BFC7D5" w:sz="4"/>
+              <w:right w:val="single" w:color="BFC7D5" w:sz="4"/>
+            </w:tcBorders>
+            <w:tcMar>
+              <w:top w:type="dxa" w:w="60"/>
+              <w:left w:type="dxa" w:w="90"/>
+              <w:bottom w:type="dxa" w:w="60"/>
+              <w:right w:type="dxa" w:w="90"/>
+            </w:tcMar>
+          </w:tcPr>
+          <w:p>
+            <w:r>
+              <w:rPr>
+                <w:b w:val="false"/>
+                <w:bCs w:val="false"/>
+                <w:color w:val="222222"/>
+                <w:sz w:val="17"/>
+                <w:szCs w:val="17"/>
+              </w:rPr>
+              <w:t xml:space="preserve">EM26-19 review log › CR-2026-06; review record CR-2026-06</w:t>
+            </w:r>
+          </w:p>
+        </w:tc>
+        <w:tc>
+          <w:tcPr>
+            <w:tcW w:type="dxa" w:w="1406"/>
+            <w:tcBorders>
+              <w:top w:val="single" w:color="BFC7D5" w:sz="4"/>
+              <w:left w:val="single" w:color="BFC7D5" w:sz="4"/>
+              <w:bottom w:val="single" w:color="BFC7D5" w:sz="4"/>
+              <w:right w:val="single" w:color="BFC7D5" w:sz="4"/>
+            </w:tcBorders>
+            <w:tcMar>
+              <w:top w:type="dxa" w:w="60"/>
+              <w:left w:type="dxa" w:w="90"/>
+              <w:bottom w:type="dxa" w:w="60"/>
+              <w:right w:type="dxa" w:w="90"/>
+            </w:tcMar>
+          </w:tcPr>
+          <w:p>
+            <w:r>
+              <w:rPr>
+                <w:b w:val="false"/>
+                <w:bCs w:val="false"/>
+                <w:color w:val="222222"/>
+                <w:sz w:val="17"/>
+                <w:szCs w:val="17"/>
+              </w:rPr>
+              <w:t xml:space="preserve">FR-LT-01, FR-LT-02; NFR-P06</w:t>
+            </w:r>
+          </w:p>
+        </w:tc>
+        <w:tc>
+          <w:tcPr>
+            <w:tcW w:type="dxa" w:w="1108"/>
+            <w:tcBorders>
+              <w:top w:val="single" w:color="BFC7D5" w:sz="4"/>
+              <w:left w:val="single" w:color="BFC7D5" w:sz="4"/>
+              <w:bottom w:val="single" w:color="BFC7D5" w:sz="4"/>
+              <w:right w:val="single" w:color="BFC7D5" w:sz="4"/>
+            </w:tcBorders>
+            <w:tcMar>
+              <w:top w:type="dxa" w:w="60"/>
+              <w:left w:type="dxa" w:w="90"/>
+              <w:bottom w:type="dxa" w:w="60"/>
+              <w:right w:type="dxa" w:w="90"/>
+            </w:tcMar>
+          </w:tcPr>
+          <w:p>
+            <w:r>
+              <w:rPr>
+                <w:b w:val="false"/>
+                <w:bCs w:val="false"/>
+                <w:color w:val="222222"/>
+                <w:sz w:val="17"/>
+                <w:szCs w:val="17"/>
+              </w:rPr>
+              <w:t xml:space="preserve">d89aeda, b6a70d8</w:t>
             </w:r>
           </w:p>
         </w:tc>
@@ -1590,59 +3362,233 @@
       <w:tr>
         <w:tc>
           <w:tcPr>
-            <w:tcW w:type="dxa" w:w="2200"/>
-            <w:tcBorders>
-              <w:top w:val="single" w:color="BFC7D5" w:sz="4"/>
-              <w:left w:val="single" w:color="BFC7D5" w:sz="4"/>
-              <w:bottom w:val="single" w:color="BFC7D5" w:sz="4"/>
-              <w:right w:val="single" w:color="BFC7D5" w:sz="4"/>
-            </w:tcBorders>
-            <w:tcMar>
-              <w:top w:type="dxa" w:w="60"/>
-              <w:left w:type="dxa" w:w="90"/>
-              <w:bottom w:type="dxa" w:w="60"/>
-              <w:right w:type="dxa" w:w="90"/>
-            </w:tcMar>
-          </w:tcPr>
-          <w:p>
-            <w:r>
-              <w:rPr>
-                <w:b w:val="false"/>
-                <w:bCs w:val="false"/>
-                <w:color w:val="222222"/>
-                <w:sz w:val="17"/>
-                <w:szCs w:val="17"/>
-              </w:rPr>
-              <w:t xml:space="preserve">Boardroom</w:t>
-            </w:r>
-          </w:p>
-        </w:tc>
-        <w:tc>
-          <w:tcPr>
-            <w:tcW w:type="dxa" w:w="7160"/>
-            <w:tcBorders>
-              <w:top w:val="single" w:color="BFC7D5" w:sz="4"/>
-              <w:left w:val="single" w:color="BFC7D5" w:sz="4"/>
-              <w:bottom w:val="single" w:color="BFC7D5" w:sz="4"/>
-              <w:right w:val="single" w:color="BFC7D5" w:sz="4"/>
-            </w:tcBorders>
-            <w:tcMar>
-              <w:top w:type="dxa" w:w="60"/>
-              <w:left w:type="dxa" w:w="90"/>
-              <w:bottom w:type="dxa" w:w="60"/>
-              <w:right w:type="dxa" w:w="90"/>
-            </w:tcMar>
-          </w:tcPr>
-          <w:p>
-            <w:r>
-              <w:rPr>
-                <w:b w:val="false"/>
-                <w:bCs w:val="false"/>
-                <w:color w:val="222222"/>
-                <w:sz w:val="17"/>
-                <w:szCs w:val="17"/>
-              </w:rPr>
-              <w:t xml:space="preserve">Recorded meeting → diarised transcript → report (PDF/PPTX)</w:t>
+            <w:tcW w:type="dxa" w:w="1306"/>
+            <w:tcBorders>
+              <w:top w:val="single" w:color="BFC7D5" w:sz="4"/>
+              <w:left w:val="single" w:color="BFC7D5" w:sz="4"/>
+              <w:bottom w:val="single" w:color="BFC7D5" w:sz="4"/>
+              <w:right w:val="single" w:color="BFC7D5" w:sz="4"/>
+            </w:tcBorders>
+            <w:tcMar>
+              <w:top w:type="dxa" w:w="60"/>
+              <w:left w:type="dxa" w:w="90"/>
+              <w:bottom w:type="dxa" w:w="60"/>
+              <w:right w:type="dxa" w:w="90"/>
+            </w:tcMar>
+          </w:tcPr>
+          <w:p>
+            <w:r>
+              <w:rPr>
+                <w:b w:val="false"/>
+                <w:bCs w:val="false"/>
+                <w:color w:val="222222"/>
+                <w:sz w:val="17"/>
+                <w:szCs w:val="17"/>
+              </w:rPr>
+              <w:t xml:space="preserve">LLM speed</w:t>
+            </w:r>
+          </w:p>
+        </w:tc>
+        <w:tc>
+          <w:tcPr>
+            <w:tcW w:type="dxa" w:w="2411"/>
+            <w:tcBorders>
+              <w:top w:val="single" w:color="BFC7D5" w:sz="4"/>
+              <w:left w:val="single" w:color="BFC7D5" w:sz="4"/>
+              <w:bottom w:val="single" w:color="BFC7D5" w:sz="4"/>
+              <w:right w:val="single" w:color="BFC7D5" w:sz="4"/>
+            </w:tcBorders>
+            <w:tcMar>
+              <w:top w:type="dxa" w:w="60"/>
+              <w:left w:type="dxa" w:w="90"/>
+              <w:bottom w:type="dxa" w:w="60"/>
+              <w:right w:type="dxa" w:w="90"/>
+            </w:tcMar>
+          </w:tcPr>
+          <w:p>
+            <w:r>
+              <w:rPr>
+                <w:b w:val="false"/>
+                <w:bCs w:val="false"/>
+                <w:color w:val="222222"/>
+                <w:sz w:val="17"/>
+                <w:szCs w:val="17"/>
+              </w:rPr>
+              <w:t xml:space="preserve">Ollama → TensorRT-LLM (Qwen3-30B-A3B NVFP4)</w:t>
+            </w:r>
+          </w:p>
+        </w:tc>
+        <w:tc>
+          <w:tcPr>
+            <w:tcW w:type="dxa" w:w="2310"/>
+            <w:tcBorders>
+              <w:top w:val="single" w:color="BFC7D5" w:sz="4"/>
+              <w:left w:val="single" w:color="BFC7D5" w:sz="4"/>
+              <w:bottom w:val="single" w:color="BFC7D5" w:sz="4"/>
+              <w:right w:val="single" w:color="BFC7D5" w:sz="4"/>
+            </w:tcBorders>
+            <w:tcMar>
+              <w:top w:type="dxa" w:w="60"/>
+              <w:left w:type="dxa" w:w="90"/>
+              <w:bottom w:type="dxa" w:w="60"/>
+              <w:right w:type="dxa" w:w="90"/>
+            </w:tcMar>
+          </w:tcPr>
+          <w:p>
+            <w:r>
+              <w:rPr>
+                <w:b w:val="false"/>
+                <w:bCs w:val="false"/>
+                <w:color w:val="222222"/>
+                <w:sz w:val="17"/>
+                <w:szCs w:val="17"/>
+              </w:rPr>
+              <w:t xml:space="preserve">Grounded answer median 3.31 s, p95 15.17 s</w:t>
+            </w:r>
+          </w:p>
+        </w:tc>
+        <w:tc>
+          <w:tcPr>
+            <w:tcW w:type="dxa" w:w="1506"/>
+            <w:tcBorders>
+              <w:top w:val="single" w:color="BFC7D5" w:sz="4"/>
+              <w:left w:val="single" w:color="BFC7D5" w:sz="4"/>
+              <w:bottom w:val="single" w:color="BFC7D5" w:sz="4"/>
+              <w:right w:val="single" w:color="BFC7D5" w:sz="4"/>
+            </w:tcBorders>
+            <w:tcMar>
+              <w:top w:type="dxa" w:w="60"/>
+              <w:left w:type="dxa" w:w="90"/>
+              <w:bottom w:type="dxa" w:w="60"/>
+              <w:right w:type="dxa" w:w="90"/>
+            </w:tcMar>
+          </w:tcPr>
+          <w:p>
+            <w:r>
+              <w:rPr>
+                <w:b w:val="false"/>
+                <w:bCs w:val="false"/>
+                <w:color w:val="222222"/>
+                <w:sz w:val="17"/>
+                <w:szCs w:val="17"/>
+              </w:rPr>
+              <w:t xml:space="preserve">TensorRT-LLM; Ollama kept for embeddings</w:t>
+            </w:r>
+          </w:p>
+        </w:tc>
+        <w:tc>
+          <w:tcPr>
+            <w:tcW w:type="dxa" w:w="904"/>
+            <w:tcBorders>
+              <w:top w:val="single" w:color="BFC7D5" w:sz="4"/>
+              <w:left w:val="single" w:color="BFC7D5" w:sz="4"/>
+              <w:bottom w:val="single" w:color="BFC7D5" w:sz="4"/>
+              <w:right w:val="single" w:color="BFC7D5" w:sz="4"/>
+            </w:tcBorders>
+            <w:tcMar>
+              <w:top w:type="dxa" w:w="60"/>
+              <w:left w:type="dxa" w:w="90"/>
+              <w:bottom w:type="dxa" w:w="60"/>
+              <w:right w:type="dxa" w:w="90"/>
+            </w:tcMar>
+          </w:tcPr>
+          <w:p>
+            <w:r>
+              <w:rPr>
+                <w:b w:val="false"/>
+                <w:bCs w:val="false"/>
+                <w:color w:val="222222"/>
+                <w:sz w:val="17"/>
+                <w:szCs w:val="17"/>
+              </w:rPr>
+              <w:t xml:space="preserve">2026-03 → 07</w:t>
+            </w:r>
+          </w:p>
+        </w:tc>
+        <w:tc>
+          <w:tcPr>
+            <w:tcW w:type="dxa" w:w="2009"/>
+            <w:tcBorders>
+              <w:top w:val="single" w:color="BFC7D5" w:sz="4"/>
+              <w:left w:val="single" w:color="BFC7D5" w:sz="4"/>
+              <w:bottom w:val="single" w:color="BFC7D5" w:sz="4"/>
+              <w:right w:val="single" w:color="BFC7D5" w:sz="4"/>
+            </w:tcBorders>
+            <w:tcMar>
+              <w:top w:type="dxa" w:w="60"/>
+              <w:left w:type="dxa" w:w="90"/>
+              <w:bottom w:type="dxa" w:w="60"/>
+              <w:right w:type="dxa" w:w="90"/>
+            </w:tcMar>
+          </w:tcPr>
+          <w:p>
+            <w:r>
+              <w:rPr>
+                <w:b w:val="false"/>
+                <w:bCs w:val="false"/>
+                <w:color w:val="222222"/>
+                <w:sz w:val="17"/>
+                <w:szCs w:val="17"/>
+              </w:rPr>
+              <w:t xml:space="preserve">EM26-19 review log › CR-2026-06; review record CR-2026-06</w:t>
+            </w:r>
+          </w:p>
+        </w:tc>
+        <w:tc>
+          <w:tcPr>
+            <w:tcW w:type="dxa" w:w="1406"/>
+            <w:tcBorders>
+              <w:top w:val="single" w:color="BFC7D5" w:sz="4"/>
+              <w:left w:val="single" w:color="BFC7D5" w:sz="4"/>
+              <w:bottom w:val="single" w:color="BFC7D5" w:sz="4"/>
+              <w:right w:val="single" w:color="BFC7D5" w:sz="4"/>
+            </w:tcBorders>
+            <w:tcMar>
+              <w:top w:type="dxa" w:w="60"/>
+              <w:left w:type="dxa" w:w="90"/>
+              <w:bottom w:type="dxa" w:w="60"/>
+              <w:right w:type="dxa" w:w="90"/>
+            </w:tcMar>
+          </w:tcPr>
+          <w:p>
+            <w:r>
+              <w:rPr>
+                <w:b w:val="false"/>
+                <w:bCs w:val="false"/>
+                <w:color w:val="222222"/>
+                <w:sz w:val="17"/>
+                <w:szCs w:val="17"/>
+              </w:rPr>
+              <w:t xml:space="preserve">NFR-P01</w:t>
+            </w:r>
+          </w:p>
+        </w:tc>
+        <w:tc>
+          <w:tcPr>
+            <w:tcW w:type="dxa" w:w="1108"/>
+            <w:tcBorders>
+              <w:top w:val="single" w:color="BFC7D5" w:sz="4"/>
+              <w:left w:val="single" w:color="BFC7D5" w:sz="4"/>
+              <w:bottom w:val="single" w:color="BFC7D5" w:sz="4"/>
+              <w:right w:val="single" w:color="BFC7D5" w:sz="4"/>
+            </w:tcBorders>
+            <w:tcMar>
+              <w:top w:type="dxa" w:w="60"/>
+              <w:left w:type="dxa" w:w="90"/>
+              <w:bottom w:type="dxa" w:w="60"/>
+              <w:right w:type="dxa" w:w="90"/>
+            </w:tcMar>
+          </w:tcPr>
+          <w:p>
+            <w:r>
+              <w:rPr>
+                <w:b w:val="false"/>
+                <w:bCs w:val="false"/>
+                <w:color w:val="222222"/>
+                <w:sz w:val="17"/>
+                <w:szCs w:val="17"/>
+              </w:rPr>
+              <w:t xml:space="preserve">06e788a, 80375c6</w:t>
             </w:r>
           </w:p>
         </w:tc>
@@ -1650,59 +3596,233 @@
       <w:tr>
         <w:tc>
           <w:tcPr>
-            <w:tcW w:type="dxa" w:w="2200"/>
-            <w:tcBorders>
-              <w:top w:val="single" w:color="BFC7D5" w:sz="4"/>
-              <w:left w:val="single" w:color="BFC7D5" w:sz="4"/>
-              <w:bottom w:val="single" w:color="BFC7D5" w:sz="4"/>
-              <w:right w:val="single" w:color="BFC7D5" w:sz="4"/>
-            </w:tcBorders>
-            <w:tcMar>
-              <w:top w:type="dxa" w:w="60"/>
-              <w:left w:type="dxa" w:w="90"/>
-              <w:bottom w:type="dxa" w:w="60"/>
-              <w:right w:type="dxa" w:w="90"/>
-            </w:tcMar>
-          </w:tcPr>
-          <w:p>
-            <w:r>
-              <w:rPr>
-                <w:b w:val="false"/>
-                <w:bCs w:val="false"/>
-                <w:color w:val="222222"/>
-                <w:sz w:val="17"/>
-                <w:szCs w:val="17"/>
-              </w:rPr>
-              <w:t xml:space="preserve">Document Studio</w:t>
-            </w:r>
-          </w:p>
-        </w:tc>
-        <w:tc>
-          <w:tcPr>
-            <w:tcW w:type="dxa" w:w="7160"/>
-            <w:tcBorders>
-              <w:top w:val="single" w:color="BFC7D5" w:sz="4"/>
-              <w:left w:val="single" w:color="BFC7D5" w:sz="4"/>
-              <w:bottom w:val="single" w:color="BFC7D5" w:sz="4"/>
-              <w:right w:val="single" w:color="BFC7D5" w:sz="4"/>
-            </w:tcBorders>
-            <w:tcMar>
-              <w:top w:type="dxa" w:w="60"/>
-              <w:left w:type="dxa" w:w="90"/>
-              <w:bottom w:type="dxa" w:w="60"/>
-              <w:right w:type="dxa" w:w="90"/>
-            </w:tcMar>
-          </w:tcPr>
-          <w:p>
-            <w:r>
-              <w:rPr>
-                <w:b w:val="false"/>
-                <w:bCs w:val="false"/>
-                <w:color w:val="222222"/>
-                <w:sz w:val="17"/>
-                <w:szCs w:val="17"/>
-              </w:rPr>
-              <w:t xml:space="preserve">Plan → write → illustrate (on-device SDXL-Turbo) → PDF/PPTX, with or without a template</w:t>
+            <w:tcW w:type="dxa" w:w="1306"/>
+            <w:tcBorders>
+              <w:top w:val="single" w:color="BFC7D5" w:sz="4"/>
+              <w:left w:val="single" w:color="BFC7D5" w:sz="4"/>
+              <w:bottom w:val="single" w:color="BFC7D5" w:sz="4"/>
+              <w:right w:val="single" w:color="BFC7D5" w:sz="4"/>
+            </w:tcBorders>
+            <w:tcMar>
+              <w:top w:type="dxa" w:w="60"/>
+              <w:left w:type="dxa" w:w="90"/>
+              <w:bottom w:type="dxa" w:w="60"/>
+              <w:right w:type="dxa" w:w="90"/>
+            </w:tcMar>
+          </w:tcPr>
+          <w:p>
+            <w:r>
+              <w:rPr>
+                <w:b w:val="false"/>
+                <w:bCs w:val="false"/>
+                <w:color w:val="222222"/>
+                <w:sz w:val="17"/>
+                <w:szCs w:val="17"/>
+              </w:rPr>
+              <w:t xml:space="preserve">Silent Assistant</w:t>
+            </w:r>
+          </w:p>
+        </w:tc>
+        <w:tc>
+          <w:tcPr>
+            <w:tcW w:type="dxa" w:w="2411"/>
+            <w:tcBorders>
+              <w:top w:val="single" w:color="BFC7D5" w:sz="4"/>
+              <w:left w:val="single" w:color="BFC7D5" w:sz="4"/>
+              <w:bottom w:val="single" w:color="BFC7D5" w:sz="4"/>
+              <w:right w:val="single" w:color="BFC7D5" w:sz="4"/>
+            </w:tcBorders>
+            <w:tcMar>
+              <w:top w:type="dxa" w:w="60"/>
+              <w:left w:type="dxa" w:w="90"/>
+              <w:bottom w:type="dxa" w:w="60"/>
+              <w:right w:type="dxa" w:w="90"/>
+            </w:tcMar>
+          </w:tcPr>
+          <w:p>
+            <w:r>
+              <w:rPr>
+                <w:b w:val="false"/>
+                <w:bCs w:val="false"/>
+                <w:color w:val="222222"/>
+                <w:sz w:val="17"/>
+                <w:szCs w:val="17"/>
+              </w:rPr>
+              <w:t xml:space="preserve">Assistant and agent checking each sentence of the live transcript against the documents</w:t>
+            </w:r>
+          </w:p>
+        </w:tc>
+        <w:tc>
+          <w:tcPr>
+            <w:tcW w:type="dxa" w:w="2310"/>
+            <w:tcBorders>
+              <w:top w:val="single" w:color="BFC7D5" w:sz="4"/>
+              <w:left w:val="single" w:color="BFC7D5" w:sz="4"/>
+              <w:bottom w:val="single" w:color="BFC7D5" w:sz="4"/>
+              <w:right w:val="single" w:color="BFC7D5" w:sz="4"/>
+            </w:tcBorders>
+            <w:tcMar>
+              <w:top w:type="dxa" w:w="60"/>
+              <w:left w:type="dxa" w:w="90"/>
+              <w:bottom w:type="dxa" w:w="60"/>
+              <w:right w:type="dxa" w:w="90"/>
+            </w:tcMar>
+          </w:tcPr>
+          <w:p>
+            <w:r>
+              <w:rPr>
+                <w:b w:val="false"/>
+                <w:bCs w:val="false"/>
+                <w:color w:val="222222"/>
+                <w:sz w:val="17"/>
+                <w:szCs w:val="17"/>
+              </w:rPr>
+              <w:t xml:space="preserve">Supporting data and quoted proof shown on screen, no spoken reply</w:t>
+            </w:r>
+          </w:p>
+        </w:tc>
+        <w:tc>
+          <w:tcPr>
+            <w:tcW w:type="dxa" w:w="1506"/>
+            <w:tcBorders>
+              <w:top w:val="single" w:color="BFC7D5" w:sz="4"/>
+              <w:left w:val="single" w:color="BFC7D5" w:sz="4"/>
+              <w:bottom w:val="single" w:color="BFC7D5" w:sz="4"/>
+              <w:right w:val="single" w:color="BFC7D5" w:sz="4"/>
+            </w:tcBorders>
+            <w:tcMar>
+              <w:top w:type="dxa" w:w="60"/>
+              <w:left w:type="dxa" w:w="90"/>
+              <w:bottom w:type="dxa" w:w="60"/>
+              <w:right w:type="dxa" w:w="90"/>
+            </w:tcMar>
+          </w:tcPr>
+          <w:p>
+            <w:r>
+              <w:rPr>
+                <w:b w:val="false"/>
+                <w:bCs w:val="false"/>
+                <w:color w:val="222222"/>
+                <w:sz w:val="17"/>
+                <w:szCs w:val="17"/>
+              </w:rPr>
+              <w:t xml:space="preserve">Silent Assistant with rule packs</w:t>
+            </w:r>
+          </w:p>
+        </w:tc>
+        <w:tc>
+          <w:tcPr>
+            <w:tcW w:type="dxa" w:w="904"/>
+            <w:tcBorders>
+              <w:top w:val="single" w:color="BFC7D5" w:sz="4"/>
+              <w:left w:val="single" w:color="BFC7D5" w:sz="4"/>
+              <w:bottom w:val="single" w:color="BFC7D5" w:sz="4"/>
+              <w:right w:val="single" w:color="BFC7D5" w:sz="4"/>
+            </w:tcBorders>
+            <w:tcMar>
+              <w:top w:type="dxa" w:w="60"/>
+              <w:left w:type="dxa" w:w="90"/>
+              <w:bottom w:type="dxa" w:w="60"/>
+              <w:right w:type="dxa" w:w="90"/>
+            </w:tcMar>
+          </w:tcPr>
+          <w:p>
+            <w:r>
+              <w:rPr>
+                <w:b w:val="false"/>
+                <w:bCs w:val="false"/>
+                <w:color w:val="222222"/>
+                <w:sz w:val="17"/>
+                <w:szCs w:val="17"/>
+              </w:rPr>
+              <w:t xml:space="preserve">2026-05 → 08</w:t>
+            </w:r>
+          </w:p>
+        </w:tc>
+        <w:tc>
+          <w:tcPr>
+            <w:tcW w:type="dxa" w:w="2009"/>
+            <w:tcBorders>
+              <w:top w:val="single" w:color="BFC7D5" w:sz="4"/>
+              <w:left w:val="single" w:color="BFC7D5" w:sz="4"/>
+              <w:bottom w:val="single" w:color="BFC7D5" w:sz="4"/>
+              <w:right w:val="single" w:color="BFC7D5" w:sz="4"/>
+            </w:tcBorders>
+            <w:tcMar>
+              <w:top w:type="dxa" w:w="60"/>
+              <w:left w:type="dxa" w:w="90"/>
+              <w:bottom w:type="dxa" w:w="60"/>
+              <w:right w:type="dxa" w:w="90"/>
+            </w:tcMar>
+          </w:tcPr>
+          <w:p>
+            <w:r>
+              <w:rPr>
+                <w:b w:val="false"/>
+                <w:bCs w:val="false"/>
+                <w:color w:val="222222"/>
+                <w:sz w:val="17"/>
+                <w:szCs w:val="17"/>
+              </w:rPr>
+              <w:t xml:space="preserve">EM26-19 review log › CR-2026-07; review record CR-2026-07</w:t>
+            </w:r>
+          </w:p>
+        </w:tc>
+        <w:tc>
+          <w:tcPr>
+            <w:tcW w:type="dxa" w:w="1406"/>
+            <w:tcBorders>
+              <w:top w:val="single" w:color="BFC7D5" w:sz="4"/>
+              <w:left w:val="single" w:color="BFC7D5" w:sz="4"/>
+              <w:bottom w:val="single" w:color="BFC7D5" w:sz="4"/>
+              <w:right w:val="single" w:color="BFC7D5" w:sz="4"/>
+            </w:tcBorders>
+            <w:tcMar>
+              <w:top w:type="dxa" w:w="60"/>
+              <w:left w:type="dxa" w:w="90"/>
+              <w:bottom w:type="dxa" w:w="60"/>
+              <w:right w:type="dxa" w:w="90"/>
+            </w:tcMar>
+          </w:tcPr>
+          <w:p>
+            <w:r>
+              <w:rPr>
+                <w:b w:val="false"/>
+                <w:bCs w:val="false"/>
+                <w:color w:val="222222"/>
+                <w:sz w:val="17"/>
+                <w:szCs w:val="17"/>
+              </w:rPr>
+              <w:t xml:space="preserve">FR-SA-01 … 03</w:t>
+            </w:r>
+          </w:p>
+        </w:tc>
+        <w:tc>
+          <w:tcPr>
+            <w:tcW w:type="dxa" w:w="1108"/>
+            <w:tcBorders>
+              <w:top w:val="single" w:color="BFC7D5" w:sz="4"/>
+              <w:left w:val="single" w:color="BFC7D5" w:sz="4"/>
+              <w:bottom w:val="single" w:color="BFC7D5" w:sz="4"/>
+              <w:right w:val="single" w:color="BFC7D5" w:sz="4"/>
+            </w:tcBorders>
+            <w:tcMar>
+              <w:top w:type="dxa" w:w="60"/>
+              <w:left w:type="dxa" w:w="90"/>
+              <w:bottom w:type="dxa" w:w="60"/>
+              <w:right w:type="dxa" w:w="90"/>
+            </w:tcMar>
+          </w:tcPr>
+          <w:p>
+            <w:r>
+              <w:rPr>
+                <w:b w:val="false"/>
+                <w:bCs w:val="false"/>
+                <w:color w:val="222222"/>
+                <w:sz w:val="17"/>
+                <w:szCs w:val="17"/>
+              </w:rPr>
+              <w:t xml:space="preserve">ec9b180, f75121b, 7f2658a</w:t>
             </w:r>
           </w:p>
         </w:tc>
@@ -1710,59 +3830,467 @@
       <w:tr>
         <w:tc>
           <w:tcPr>
-            <w:tcW w:type="dxa" w:w="2200"/>
-            <w:tcBorders>
-              <w:top w:val="single" w:color="BFC7D5" w:sz="4"/>
-              <w:left w:val="single" w:color="BFC7D5" w:sz="4"/>
-              <w:bottom w:val="single" w:color="BFC7D5" w:sz="4"/>
-              <w:right w:val="single" w:color="BFC7D5" w:sz="4"/>
-            </w:tcBorders>
-            <w:tcMar>
-              <w:top w:type="dxa" w:w="60"/>
-              <w:left w:type="dxa" w:w="90"/>
-              <w:bottom w:type="dxa" w:w="60"/>
-              <w:right w:type="dxa" w:w="90"/>
-            </w:tcMar>
-          </w:tcPr>
-          <w:p>
-            <w:r>
-              <w:rPr>
-                <w:b w:val="false"/>
-                <w:bCs w:val="false"/>
-                <w:color w:val="222222"/>
-                <w:sz w:val="17"/>
-                <w:szCs w:val="17"/>
-              </w:rPr>
-              <w:t xml:space="preserve">Security</w:t>
-            </w:r>
-          </w:p>
-        </w:tc>
-        <w:tc>
-          <w:tcPr>
-            <w:tcW w:type="dxa" w:w="7160"/>
-            <w:tcBorders>
-              <w:top w:val="single" w:color="BFC7D5" w:sz="4"/>
-              <w:left w:val="single" w:color="BFC7D5" w:sz="4"/>
-              <w:bottom w:val="single" w:color="BFC7D5" w:sz="4"/>
-              <w:right w:val="single" w:color="BFC7D5" w:sz="4"/>
-            </w:tcBorders>
-            <w:tcMar>
-              <w:top w:type="dxa" w:w="60"/>
-              <w:left w:type="dxa" w:w="90"/>
-              <w:bottom w:type="dxa" w:w="60"/>
-              <w:right w:type="dxa" w:w="90"/>
-            </w:tcMar>
-          </w:tcPr>
-          <w:p>
-            <w:r>
-              <w:rPr>
-                <w:b w:val="false"/>
-                <w:bCs w:val="false"/>
-                <w:color w:val="222222"/>
-                <w:sz w:val="17"/>
-                <w:szCs w:val="17"/>
-              </w:rPr>
-              <w:t xml:space="preserve">Login and roles, tenant isolation, prompt-injection fencing, export redaction</w:t>
+            <w:tcW w:type="dxa" w:w="1306"/>
+            <w:tcBorders>
+              <w:top w:val="single" w:color="BFC7D5" w:sz="4"/>
+              <w:left w:val="single" w:color="BFC7D5" w:sz="4"/>
+              <w:bottom w:val="single" w:color="BFC7D5" w:sz="4"/>
+              <w:right w:val="single" w:color="BFC7D5" w:sz="4"/>
+            </w:tcBorders>
+            <w:tcMar>
+              <w:top w:type="dxa" w:w="60"/>
+              <w:left w:type="dxa" w:w="90"/>
+              <w:bottom w:type="dxa" w:w="60"/>
+              <w:right w:type="dxa" w:w="90"/>
+            </w:tcMar>
+          </w:tcPr>
+          <w:p>
+            <w:r>
+              <w:rPr>
+                <w:b w:val="false"/>
+                <w:bCs w:val="false"/>
+                <w:color w:val="222222"/>
+                <w:sz w:val="17"/>
+                <w:szCs w:val="17"/>
+              </w:rPr>
+              <w:t xml:space="preserve">Boardroom diarisation</w:t>
+            </w:r>
+          </w:p>
+        </w:tc>
+        <w:tc>
+          <w:tcPr>
+            <w:tcW w:type="dxa" w:w="2411"/>
+            <w:tcBorders>
+              <w:top w:val="single" w:color="BFC7D5" w:sz="4"/>
+              <w:left w:val="single" w:color="BFC7D5" w:sz="4"/>
+              <w:bottom w:val="single" w:color="BFC7D5" w:sz="4"/>
+              <w:right w:val="single" w:color="BFC7D5" w:sz="4"/>
+            </w:tcBorders>
+            <w:tcMar>
+              <w:top w:type="dxa" w:w="60"/>
+              <w:left w:type="dxa" w:w="90"/>
+              <w:bottom w:type="dxa" w:w="60"/>
+              <w:right w:type="dxa" w:w="90"/>
+            </w:tcMar>
+          </w:tcPr>
+          <w:p>
+            <w:r>
+              <w:rPr>
+                <w:b w:val="false"/>
+                <w:bCs w:val="false"/>
+                <w:color w:val="222222"/>
+                <w:sz w:val="17"/>
+                <w:szCs w:val="17"/>
+              </w:rPr>
+              <w:t xml:space="preserve">Several diarisation models compared by trial; VibeVoice-ASR in an isolated process with a Nemotron fallback</w:t>
+            </w:r>
+          </w:p>
+        </w:tc>
+        <w:tc>
+          <w:tcPr>
+            <w:tcW w:type="dxa" w:w="2310"/>
+            <w:tcBorders>
+              <w:top w:val="single" w:color="BFC7D5" w:sz="4"/>
+              <w:left w:val="single" w:color="BFC7D5" w:sz="4"/>
+              <w:bottom w:val="single" w:color="BFC7D5" w:sz="4"/>
+              <w:right w:val="single" w:color="BFC7D5" w:sz="4"/>
+            </w:tcBorders>
+            <w:tcMar>
+              <w:top w:type="dxa" w:w="60"/>
+              <w:left w:type="dxa" w:w="90"/>
+              <w:bottom w:type="dxa" w:w="60"/>
+              <w:right w:type="dxa" w:w="90"/>
+            </w:tcMar>
+          </w:tcPr>
+          <w:p>
+            <w:r>
+              <w:rPr>
+                <w:b w:val="false"/>
+                <w:bCs w:val="false"/>
+                <w:color w:val="222222"/>
+                <w:sz w:val="17"/>
+                <w:szCs w:val="17"/>
+              </w:rPr>
+              <w:t xml:space="preserve">Speaker-separated transcript and report</w:t>
+            </w:r>
+          </w:p>
+        </w:tc>
+        <w:tc>
+          <w:tcPr>
+            <w:tcW w:type="dxa" w:w="1506"/>
+            <w:tcBorders>
+              <w:top w:val="single" w:color="BFC7D5" w:sz="4"/>
+              <w:left w:val="single" w:color="BFC7D5" w:sz="4"/>
+              <w:bottom w:val="single" w:color="BFC7D5" w:sz="4"/>
+              <w:right w:val="single" w:color="BFC7D5" w:sz="4"/>
+            </w:tcBorders>
+            <w:tcMar>
+              <w:top w:type="dxa" w:w="60"/>
+              <w:left w:type="dxa" w:w="90"/>
+              <w:bottom w:type="dxa" w:w="60"/>
+              <w:right w:type="dxa" w:w="90"/>
+            </w:tcMar>
+          </w:tcPr>
+          <w:p>
+            <w:r>
+              <w:rPr>
+                <w:b w:val="false"/>
+                <w:bCs w:val="false"/>
+                <w:color w:val="222222"/>
+                <w:sz w:val="17"/>
+                <w:szCs w:val="17"/>
+              </w:rPr>
+              <w:t xml:space="preserve">VibeVoice-ASR</w:t>
+            </w:r>
+          </w:p>
+        </w:tc>
+        <w:tc>
+          <w:tcPr>
+            <w:tcW w:type="dxa" w:w="904"/>
+            <w:tcBorders>
+              <w:top w:val="single" w:color="BFC7D5" w:sz="4"/>
+              <w:left w:val="single" w:color="BFC7D5" w:sz="4"/>
+              <w:bottom w:val="single" w:color="BFC7D5" w:sz="4"/>
+              <w:right w:val="single" w:color="BFC7D5" w:sz="4"/>
+            </w:tcBorders>
+            <w:tcMar>
+              <w:top w:type="dxa" w:w="60"/>
+              <w:left w:type="dxa" w:w="90"/>
+              <w:bottom w:type="dxa" w:w="60"/>
+              <w:right w:type="dxa" w:w="90"/>
+            </w:tcMar>
+          </w:tcPr>
+          <w:p>
+            <w:r>
+              <w:rPr>
+                <w:b w:val="false"/>
+                <w:bCs w:val="false"/>
+                <w:color w:val="222222"/>
+                <w:sz w:val="17"/>
+                <w:szCs w:val="17"/>
+              </w:rPr>
+              <w:t xml:space="preserve">2026-05</w:t>
+            </w:r>
+          </w:p>
+        </w:tc>
+        <w:tc>
+          <w:tcPr>
+            <w:tcW w:type="dxa" w:w="2009"/>
+            <w:tcBorders>
+              <w:top w:val="single" w:color="BFC7D5" w:sz="4"/>
+              <w:left w:val="single" w:color="BFC7D5" w:sz="4"/>
+              <w:bottom w:val="single" w:color="BFC7D5" w:sz="4"/>
+              <w:right w:val="single" w:color="BFC7D5" w:sz="4"/>
+            </w:tcBorders>
+            <w:tcMar>
+              <w:top w:type="dxa" w:w="60"/>
+              <w:left w:type="dxa" w:w="90"/>
+              <w:bottom w:type="dxa" w:w="60"/>
+              <w:right w:type="dxa" w:w="90"/>
+            </w:tcMar>
+          </w:tcPr>
+          <w:p>
+            <w:r>
+              <w:rPr>
+                <w:b w:val="false"/>
+                <w:bCs w:val="false"/>
+                <w:color w:val="222222"/>
+                <w:sz w:val="17"/>
+                <w:szCs w:val="17"/>
+              </w:rPr>
+              <w:t xml:space="preserve">EM26-19 review log › CR-2026-08; review record CR-2026-08</w:t>
+            </w:r>
+          </w:p>
+        </w:tc>
+        <w:tc>
+          <w:tcPr>
+            <w:tcW w:type="dxa" w:w="1406"/>
+            <w:tcBorders>
+              <w:top w:val="single" w:color="BFC7D5" w:sz="4"/>
+              <w:left w:val="single" w:color="BFC7D5" w:sz="4"/>
+              <w:bottom w:val="single" w:color="BFC7D5" w:sz="4"/>
+              <w:right w:val="single" w:color="BFC7D5" w:sz="4"/>
+            </w:tcBorders>
+            <w:tcMar>
+              <w:top w:type="dxa" w:w="60"/>
+              <w:left w:type="dxa" w:w="90"/>
+              <w:bottom w:type="dxa" w:w="60"/>
+              <w:right w:type="dxa" w:w="90"/>
+            </w:tcMar>
+          </w:tcPr>
+          <w:p>
+            <w:r>
+              <w:rPr>
+                <w:b w:val="false"/>
+                <w:bCs w:val="false"/>
+                <w:color w:val="222222"/>
+                <w:sz w:val="17"/>
+                <w:szCs w:val="17"/>
+              </w:rPr>
+              <w:t xml:space="preserve">FR-BR-01, FR-BR-02</w:t>
+            </w:r>
+          </w:p>
+        </w:tc>
+        <w:tc>
+          <w:tcPr>
+            <w:tcW w:type="dxa" w:w="1108"/>
+            <w:tcBorders>
+              <w:top w:val="single" w:color="BFC7D5" w:sz="4"/>
+              <w:left w:val="single" w:color="BFC7D5" w:sz="4"/>
+              <w:bottom w:val="single" w:color="BFC7D5" w:sz="4"/>
+              <w:right w:val="single" w:color="BFC7D5" w:sz="4"/>
+            </w:tcBorders>
+            <w:tcMar>
+              <w:top w:type="dxa" w:w="60"/>
+              <w:left w:type="dxa" w:w="90"/>
+              <w:bottom w:type="dxa" w:w="60"/>
+              <w:right w:type="dxa" w:w="90"/>
+            </w:tcMar>
+          </w:tcPr>
+          <w:p>
+            <w:r>
+              <w:rPr>
+                <w:b w:val="false"/>
+                <w:bCs w:val="false"/>
+                <w:color w:val="222222"/>
+                <w:sz w:val="17"/>
+                <w:szCs w:val="17"/>
+              </w:rPr>
+              <w:t xml:space="preserve">f540976, cf463aa, e1a337b</w:t>
+            </w:r>
+          </w:p>
+        </w:tc>
+      </w:tr>
+      <w:tr>
+        <w:tc>
+          <w:tcPr>
+            <w:tcW w:type="dxa" w:w="1306"/>
+            <w:tcBorders>
+              <w:top w:val="single" w:color="BFC7D5" w:sz="4"/>
+              <w:left w:val="single" w:color="BFC7D5" w:sz="4"/>
+              <w:bottom w:val="single" w:color="BFC7D5" w:sz="4"/>
+              <w:right w:val="single" w:color="BFC7D5" w:sz="4"/>
+            </w:tcBorders>
+            <w:tcMar>
+              <w:top w:type="dxa" w:w="60"/>
+              <w:left w:type="dxa" w:w="90"/>
+              <w:bottom w:type="dxa" w:w="60"/>
+              <w:right w:type="dxa" w:w="90"/>
+            </w:tcMar>
+          </w:tcPr>
+          <w:p>
+            <w:r>
+              <w:rPr>
+                <w:b w:val="false"/>
+                <w:bCs w:val="false"/>
+                <w:color w:val="222222"/>
+                <w:sz w:val="17"/>
+                <w:szCs w:val="17"/>
+              </w:rPr>
+              <w:t xml:space="preserve">Document Studio</w:t>
+            </w:r>
+          </w:p>
+        </w:tc>
+        <w:tc>
+          <w:tcPr>
+            <w:tcW w:type="dxa" w:w="2411"/>
+            <w:tcBorders>
+              <w:top w:val="single" w:color="BFC7D5" w:sz="4"/>
+              <w:left w:val="single" w:color="BFC7D5" w:sz="4"/>
+              <w:bottom w:val="single" w:color="BFC7D5" w:sz="4"/>
+              <w:right w:val="single" w:color="BFC7D5" w:sz="4"/>
+            </w:tcBorders>
+            <w:tcMar>
+              <w:top w:type="dxa" w:w="60"/>
+              <w:left w:type="dxa" w:w="90"/>
+              <w:bottom w:type="dxa" w:w="60"/>
+              <w:right w:type="dxa" w:w="90"/>
+            </w:tcMar>
+          </w:tcPr>
+          <w:p>
+            <w:r>
+              <w:rPr>
+                <w:b w:val="false"/>
+                <w:bCs w:val="false"/>
+                <w:color w:val="222222"/>
+                <w:sz w:val="17"/>
+                <w:szCs w:val="17"/>
+              </w:rPr>
+              <w:t xml:space="preserve">Image-generation and document models evaluated; SDXL-Turbo on device; PDF and PPTX renderers; templates</w:t>
+            </w:r>
+          </w:p>
+        </w:tc>
+        <w:tc>
+          <w:tcPr>
+            <w:tcW w:type="dxa" w:w="2310"/>
+            <w:tcBorders>
+              <w:top w:val="single" w:color="BFC7D5" w:sz="4"/>
+              <w:left w:val="single" w:color="BFC7D5" w:sz="4"/>
+              <w:bottom w:val="single" w:color="BFC7D5" w:sz="4"/>
+              <w:right w:val="single" w:color="BFC7D5" w:sz="4"/>
+            </w:tcBorders>
+            <w:tcMar>
+              <w:top w:type="dxa" w:w="60"/>
+              <w:left w:type="dxa" w:w="90"/>
+              <w:bottom w:type="dxa" w:w="60"/>
+              <w:right w:type="dxa" w:w="90"/>
+            </w:tcMar>
+          </w:tcPr>
+          <w:p>
+            <w:r>
+              <w:rPr>
+                <w:b w:val="false"/>
+                <w:bCs w:val="false"/>
+                <w:color w:val="222222"/>
+                <w:sz w:val="17"/>
+                <w:szCs w:val="17"/>
+              </w:rPr>
+              <w:t xml:space="preserve">Documents made locally, with or without a template</w:t>
+            </w:r>
+          </w:p>
+        </w:tc>
+        <w:tc>
+          <w:tcPr>
+            <w:tcW w:type="dxa" w:w="1506"/>
+            <w:tcBorders>
+              <w:top w:val="single" w:color="BFC7D5" w:sz="4"/>
+              <w:left w:val="single" w:color="BFC7D5" w:sz="4"/>
+              <w:bottom w:val="single" w:color="BFC7D5" w:sz="4"/>
+              <w:right w:val="single" w:color="BFC7D5" w:sz="4"/>
+            </w:tcBorders>
+            <w:tcMar>
+              <w:top w:type="dxa" w:w="60"/>
+              <w:left w:type="dxa" w:w="90"/>
+              <w:bottom w:type="dxa" w:w="60"/>
+              <w:right w:type="dxa" w:w="90"/>
+            </w:tcMar>
+          </w:tcPr>
+          <w:p>
+            <w:r>
+              <w:rPr>
+                <w:b w:val="false"/>
+                <w:bCs w:val="false"/>
+                <w:color w:val="222222"/>
+                <w:sz w:val="17"/>
+                <w:szCs w:val="17"/>
+              </w:rPr>
+              <w:t xml:space="preserve">SDXL-Turbo; block model; 18 templates + upload</w:t>
+            </w:r>
+          </w:p>
+        </w:tc>
+        <w:tc>
+          <w:tcPr>
+            <w:tcW w:type="dxa" w:w="904"/>
+            <w:tcBorders>
+              <w:top w:val="single" w:color="BFC7D5" w:sz="4"/>
+              <w:left w:val="single" w:color="BFC7D5" w:sz="4"/>
+              <w:bottom w:val="single" w:color="BFC7D5" w:sz="4"/>
+              <w:right w:val="single" w:color="BFC7D5" w:sz="4"/>
+            </w:tcBorders>
+            <w:tcMar>
+              <w:top w:type="dxa" w:w="60"/>
+              <w:left w:type="dxa" w:w="90"/>
+              <w:bottom w:type="dxa" w:w="60"/>
+              <w:right w:type="dxa" w:w="90"/>
+            </w:tcMar>
+          </w:tcPr>
+          <w:p>
+            <w:r>
+              <w:rPr>
+                <w:b w:val="false"/>
+                <w:bCs w:val="false"/>
+                <w:color w:val="222222"/>
+                <w:sz w:val="17"/>
+                <w:szCs w:val="17"/>
+              </w:rPr>
+              <w:t xml:space="preserve">2026-06</w:t>
+            </w:r>
+          </w:p>
+        </w:tc>
+        <w:tc>
+          <w:tcPr>
+            <w:tcW w:type="dxa" w:w="2009"/>
+            <w:tcBorders>
+              <w:top w:val="single" w:color="BFC7D5" w:sz="4"/>
+              <w:left w:val="single" w:color="BFC7D5" w:sz="4"/>
+              <w:bottom w:val="single" w:color="BFC7D5" w:sz="4"/>
+              <w:right w:val="single" w:color="BFC7D5" w:sz="4"/>
+            </w:tcBorders>
+            <w:tcMar>
+              <w:top w:type="dxa" w:w="60"/>
+              <w:left w:type="dxa" w:w="90"/>
+              <w:bottom w:type="dxa" w:w="60"/>
+              <w:right w:type="dxa" w:w="90"/>
+            </w:tcMar>
+          </w:tcPr>
+          <w:p>
+            <w:r>
+              <w:rPr>
+                <w:b w:val="false"/>
+                <w:bCs w:val="false"/>
+                <w:color w:val="222222"/>
+                <w:sz w:val="17"/>
+                <w:szCs w:val="17"/>
+              </w:rPr>
+              <w:t xml:space="preserve">EM26-19 review log › CR-2026-09; review record CR-2026-09</w:t>
+            </w:r>
+          </w:p>
+        </w:tc>
+        <w:tc>
+          <w:tcPr>
+            <w:tcW w:type="dxa" w:w="1406"/>
+            <w:tcBorders>
+              <w:top w:val="single" w:color="BFC7D5" w:sz="4"/>
+              <w:left w:val="single" w:color="BFC7D5" w:sz="4"/>
+              <w:bottom w:val="single" w:color="BFC7D5" w:sz="4"/>
+              <w:right w:val="single" w:color="BFC7D5" w:sz="4"/>
+            </w:tcBorders>
+            <w:tcMar>
+              <w:top w:type="dxa" w:w="60"/>
+              <w:left w:type="dxa" w:w="90"/>
+              <w:bottom w:type="dxa" w:w="60"/>
+              <w:right w:type="dxa" w:w="90"/>
+            </w:tcMar>
+          </w:tcPr>
+          <w:p>
+            <w:r>
+              <w:rPr>
+                <w:b w:val="false"/>
+                <w:bCs w:val="false"/>
+                <w:color w:val="222222"/>
+                <w:sz w:val="17"/>
+                <w:szCs w:val="17"/>
+              </w:rPr>
+              <w:t xml:space="preserve">FR-DS-01 … 04</w:t>
+            </w:r>
+          </w:p>
+        </w:tc>
+        <w:tc>
+          <w:tcPr>
+            <w:tcW w:type="dxa" w:w="1108"/>
+            <w:tcBorders>
+              <w:top w:val="single" w:color="BFC7D5" w:sz="4"/>
+              <w:left w:val="single" w:color="BFC7D5" w:sz="4"/>
+              <w:bottom w:val="single" w:color="BFC7D5" w:sz="4"/>
+              <w:right w:val="single" w:color="BFC7D5" w:sz="4"/>
+            </w:tcBorders>
+            <w:tcMar>
+              <w:top w:type="dxa" w:w="60"/>
+              <w:left w:type="dxa" w:w="90"/>
+              <w:bottom w:type="dxa" w:w="60"/>
+              <w:right w:type="dxa" w:w="90"/>
+            </w:tcMar>
+          </w:tcPr>
+          <w:p>
+            <w:r>
+              <w:rPr>
+                <w:b w:val="false"/>
+                <w:bCs w:val="false"/>
+                <w:color w:val="222222"/>
+                <w:sz w:val="17"/>
+                <w:szCs w:val="17"/>
+              </w:rPr>
+              <w:t xml:space="preserve">2d23f40, 66356f9</w:t>
             </w:r>
           </w:p>
         </w:tc>
@@ -1783,7 +4311,7 @@
     </w:p>
     <w:tbl>
       <w:tblPr>
-        <w:tblW w:type="dxa" w:w="9360"/>
+        <w:tblW w:type="dxa" w:w="12960"/>
         <w:tblBorders>
           <w:top w:val="single" w:color="auto" w:sz="4"/>
           <w:left w:val="single" w:color="auto" w:sz="4"/>
@@ -1794,10 +4322,11 @@
         </w:tblBorders>
       </w:tblPr>
       <w:tblGrid>
-        <w:gridCol w:w="1300"/>
-        <w:gridCol w:w="1300"/>
-        <w:gridCol w:w="3500"/>
-        <w:gridCol w:w="3260"/>
+        <w:gridCol w:w="1215"/>
+        <w:gridCol w:w="1316"/>
+        <w:gridCol w:w="3037"/>
+        <w:gridCol w:w="2835"/>
+        <w:gridCol w:w="4557"/>
       </w:tblGrid>
       <w:tr>
         <w:trPr>
@@ -1805,7 +4334,7 @@
         </w:trPr>
         <w:tc>
           <w:tcPr>
-            <w:tcW w:type="dxa" w:w="1300"/>
+            <w:tcW w:type="dxa" w:w="1215"/>
             <w:tcBorders>
               <w:top w:val="single" w:color="BFC7D5" w:sz="4"/>
               <w:left w:val="single" w:color="BFC7D5" w:sz="4"/>
@@ -1835,7 +4364,7 @@
         </w:tc>
         <w:tc>
           <w:tcPr>
-            <w:tcW w:type="dxa" w:w="1300"/>
+            <w:tcW w:type="dxa" w:w="1316"/>
             <w:tcBorders>
               <w:top w:val="single" w:color="BFC7D5" w:sz="4"/>
               <w:left w:val="single" w:color="BFC7D5" w:sz="4"/>
@@ -1865,7 +4394,7 @@
         </w:tc>
         <w:tc>
           <w:tcPr>
-            <w:tcW w:type="dxa" w:w="3500"/>
+            <w:tcW w:type="dxa" w:w="3037"/>
             <w:tcBorders>
               <w:top w:val="single" w:color="BFC7D5" w:sz="4"/>
               <w:left w:val="single" w:color="BFC7D5" w:sz="4"/>
@@ -1889,13 +4418,13 @@
                 <w:sz w:val="17"/>
                 <w:szCs w:val="17"/>
               </w:rPr>
-              <w:t xml:space="preserve">Design question</w:t>
-            </w:r>
-          </w:p>
-        </w:tc>
-        <w:tc>
-          <w:tcPr>
-            <w:tcW w:type="dxa" w:w="3260"/>
+              <w:t xml:space="preserve">Subject</w:t>
+            </w:r>
+          </w:p>
+        </w:tc>
+        <w:tc>
+          <w:tcPr>
+            <w:tcW w:type="dxa" w:w="2835"/>
             <w:tcBorders>
               <w:top w:val="single" w:color="BFC7D5" w:sz="4"/>
               <w:left w:val="single" w:color="BFC7D5" w:sz="4"/>
@@ -1923,11 +4452,41 @@
             </w:r>
           </w:p>
         </w:tc>
+        <w:tc>
+          <w:tcPr>
+            <w:tcW w:type="dxa" w:w="4557"/>
+            <w:tcBorders>
+              <w:top w:val="single" w:color="BFC7D5" w:sz="4"/>
+              <w:left w:val="single" w:color="BFC7D5" w:sz="4"/>
+              <w:bottom w:val="single" w:color="BFC7D5" w:sz="4"/>
+              <w:right w:val="single" w:color="BFC7D5" w:sz="4"/>
+            </w:tcBorders>
+            <w:shd w:fill="1F3A5F" w:color="auto" w:val="clear"/>
+            <w:tcMar>
+              <w:top w:type="dxa" w:w="60"/>
+              <w:left w:type="dxa" w:w="90"/>
+              <w:bottom w:type="dxa" w:w="60"/>
+              <w:right w:type="dxa" w:w="90"/>
+            </w:tcMar>
+          </w:tcPr>
+          <w:p>
+            <w:r>
+              <w:rPr>
+                <w:b/>
+                <w:bCs/>
+                <w:color w:val="FFFFFF"/>
+                <w:sz w:val="17"/>
+                <w:szCs w:val="17"/>
+              </w:rPr>
+              <w:t xml:space="preserve">Meeting recorded in</w:t>
+            </w:r>
+          </w:p>
+        </w:tc>
       </w:tr>
       <w:tr>
         <w:tc>
           <w:tcPr>
-            <w:tcW w:type="dxa" w:w="1300"/>
+            <w:tcW w:type="dxa" w:w="1215"/>
             <w:tcBorders>
               <w:top w:val="single" w:color="BFC7D5" w:sz="4"/>
               <w:left w:val="single" w:color="BFC7D5" w:sz="4"/>
@@ -1956,7 +4515,7 @@
         </w:tc>
         <w:tc>
           <w:tcPr>
-            <w:tcW w:type="dxa" w:w="1300"/>
+            <w:tcW w:type="dxa" w:w="1316"/>
             <w:tcBorders>
               <w:top w:val="single" w:color="BFC7D5" w:sz="4"/>
               <w:left w:val="single" w:color="BFC7D5" w:sz="4"/>
@@ -1985,7 +4544,7 @@
         </w:tc>
         <w:tc>
           <w:tcPr>
-            <w:tcW w:type="dxa" w:w="3500"/>
+            <w:tcW w:type="dxa" w:w="3037"/>
             <w:tcBorders>
               <w:top w:val="single" w:color="BFC7D5" w:sz="4"/>
               <w:left w:val="single" w:color="BFC7D5" w:sz="4"/>
@@ -2014,7 +4573,7 @@
         </w:tc>
         <w:tc>
           <w:tcPr>
-            <w:tcW w:type="dxa" w:w="3260"/>
+            <w:tcW w:type="dxa" w:w="2835"/>
             <w:tcBorders>
               <w:top w:val="single" w:color="BFC7D5" w:sz="4"/>
               <w:left w:val="single" w:color="BFC7D5" w:sz="4"/>
@@ -2038,6 +4597,35 @@
                 <w:szCs w:val="17"/>
               </w:rPr>
               <w:t xml:space="preserve">Approved with minor corrections</w:t>
+            </w:r>
+          </w:p>
+        </w:tc>
+        <w:tc>
+          <w:tcPr>
+            <w:tcW w:type="dxa" w:w="4557"/>
+            <w:tcBorders>
+              <w:top w:val="single" w:color="BFC7D5" w:sz="4"/>
+              <w:left w:val="single" w:color="BFC7D5" w:sz="4"/>
+              <w:bottom w:val="single" w:color="BFC7D5" w:sz="4"/>
+              <w:right w:val="single" w:color="BFC7D5" w:sz="4"/>
+            </w:tcBorders>
+            <w:tcMar>
+              <w:top w:type="dxa" w:w="60"/>
+              <w:left w:type="dxa" w:w="90"/>
+              <w:bottom w:type="dxa" w:w="60"/>
+              <w:right w:type="dxa" w:w="90"/>
+            </w:tcMar>
+          </w:tcPr>
+          <w:p>
+            <w:r>
+              <w:rPr>
+                <w:b w:val="false"/>
+                <w:bCs w:val="false"/>
+                <w:color w:val="222222"/>
+                <w:sz w:val="17"/>
+                <w:szCs w:val="17"/>
+              </w:rPr>
+              <w:t xml:space="preserve">Review record DR-2025-01; DR-1.0</w:t>
             </w:r>
           </w:p>
         </w:tc>
@@ -2045,7 +4633,7 @@
       <w:tr>
         <w:tc>
           <w:tcPr>
-            <w:tcW w:type="dxa" w:w="1300"/>
+            <w:tcW w:type="dxa" w:w="1215"/>
             <w:tcBorders>
               <w:top w:val="single" w:color="BFC7D5" w:sz="4"/>
               <w:left w:val="single" w:color="BFC7D5" w:sz="4"/>
@@ -2074,7 +4662,7 @@
         </w:tc>
         <w:tc>
           <w:tcPr>
-            <w:tcW w:type="dxa" w:w="1300"/>
+            <w:tcW w:type="dxa" w:w="1316"/>
             <w:tcBorders>
               <w:top w:val="single" w:color="BFC7D5" w:sz="4"/>
               <w:left w:val="single" w:color="BFC7D5" w:sz="4"/>
@@ -2103,7 +4691,7 @@
         </w:tc>
         <w:tc>
           <w:tcPr>
-            <w:tcW w:type="dxa" w:w="3500"/>
+            <w:tcW w:type="dxa" w:w="3037"/>
             <w:tcBorders>
               <w:top w:val="single" w:color="BFC7D5" w:sz="4"/>
               <w:left w:val="single" w:color="BFC7D5" w:sz="4"/>
@@ -2132,7 +4720,7 @@
         </w:tc>
         <w:tc>
           <w:tcPr>
-            <w:tcW w:type="dxa" w:w="3260"/>
+            <w:tcW w:type="dxa" w:w="2835"/>
             <w:tcBorders>
               <w:top w:val="single" w:color="BFC7D5" w:sz="4"/>
               <w:left w:val="single" w:color="BFC7D5" w:sz="4"/>
@@ -2156,6 +4744,35 @@
                 <w:szCs w:val="17"/>
               </w:rPr>
               <w:t xml:space="preserve">Accepted; prototype fast-tracked</w:t>
+            </w:r>
+          </w:p>
+        </w:tc>
+        <w:tc>
+          <w:tcPr>
+            <w:tcW w:type="dxa" w:w="4557"/>
+            <w:tcBorders>
+              <w:top w:val="single" w:color="BFC7D5" w:sz="4"/>
+              <w:left w:val="single" w:color="BFC7D5" w:sz="4"/>
+              <w:bottom w:val="single" w:color="BFC7D5" w:sz="4"/>
+              <w:right w:val="single" w:color="BFC7D5" w:sz="4"/>
+            </w:tcBorders>
+            <w:tcMar>
+              <w:top w:type="dxa" w:w="60"/>
+              <w:left w:type="dxa" w:w="90"/>
+              <w:bottom w:type="dxa" w:w="60"/>
+              <w:right w:type="dxa" w:w="90"/>
+            </w:tcMar>
+          </w:tcPr>
+          <w:p>
+            <w:r>
+              <w:rPr>
+                <w:b w:val="false"/>
+                <w:bCs w:val="false"/>
+                <w:color w:val="222222"/>
+                <w:sz w:val="17"/>
+                <w:szCs w:val="17"/>
+              </w:rPr>
+              <w:t xml:space="preserve">Minutes MM-ECHO-2025-05</w:t>
             </w:r>
           </w:p>
         </w:tc>
@@ -2163,7 +4780,7 @@
       <w:tr>
         <w:tc>
           <w:tcPr>
-            <w:tcW w:type="dxa" w:w="1300"/>
+            <w:tcW w:type="dxa" w:w="1215"/>
             <w:tcBorders>
               <w:top w:val="single" w:color="BFC7D5" w:sz="4"/>
               <w:left w:val="single" w:color="BFC7D5" w:sz="4"/>
@@ -2192,88 +4809,117 @@
         </w:tc>
         <w:tc>
           <w:tcPr>
-            <w:tcW w:type="dxa" w:w="1300"/>
-            <w:tcBorders>
-              <w:top w:val="single" w:color="BFC7D5" w:sz="4"/>
-              <w:left w:val="single" w:color="BFC7D5" w:sz="4"/>
-              <w:bottom w:val="single" w:color="BFC7D5" w:sz="4"/>
-              <w:right w:val="single" w:color="BFC7D5" w:sz="4"/>
-            </w:tcBorders>
-            <w:tcMar>
-              <w:top w:type="dxa" w:w="60"/>
-              <w:left w:type="dxa" w:w="90"/>
-              <w:bottom w:type="dxa" w:w="60"/>
-              <w:right w:type="dxa" w:w="90"/>
-            </w:tcMar>
-          </w:tcPr>
-          <w:p>
-            <w:r>
-              <w:rPr>
-                <w:b w:val="false"/>
-                <w:bCs w:val="false"/>
-                <w:color w:val="222222"/>
-                <w:sz w:val="17"/>
-                <w:szCs w:val="17"/>
-              </w:rPr>
-              <w:t xml:space="preserve">CR-2026-04</w:t>
-            </w:r>
-          </w:p>
-        </w:tc>
-        <w:tc>
-          <w:tcPr>
-            <w:tcW w:type="dxa" w:w="3500"/>
-            <w:tcBorders>
-              <w:top w:val="single" w:color="BFC7D5" w:sz="4"/>
-              <w:left w:val="single" w:color="BFC7D5" w:sz="4"/>
-              <w:bottom w:val="single" w:color="BFC7D5" w:sz="4"/>
-              <w:right w:val="single" w:color="BFC7D5" w:sz="4"/>
-            </w:tcBorders>
-            <w:tcMar>
-              <w:top w:type="dxa" w:w="60"/>
-              <w:left w:type="dxa" w:w="90"/>
-              <w:bottom w:type="dxa" w:w="60"/>
-              <w:right w:type="dxa" w:w="90"/>
-            </w:tcMar>
-          </w:tcPr>
-          <w:p>
-            <w:r>
-              <w:rPr>
-                <w:b w:val="false"/>
-                <w:bCs w:val="false"/>
-                <w:color w:val="222222"/>
-                <w:sz w:val="17"/>
-                <w:szCs w:val="17"/>
-              </w:rPr>
-              <w:t xml:space="preserve">Conversation design after PersonaPlex</w:t>
-            </w:r>
-          </w:p>
-        </w:tc>
-        <w:tc>
-          <w:tcPr>
-            <w:tcW w:type="dxa" w:w="3260"/>
-            <w:tcBorders>
-              <w:top w:val="single" w:color="BFC7D5" w:sz="4"/>
-              <w:left w:val="single" w:color="BFC7D5" w:sz="4"/>
-              <w:bottom w:val="single" w:color="BFC7D5" w:sz="4"/>
-              <w:right w:val="single" w:color="BFC7D5" w:sz="4"/>
-            </w:tcBorders>
-            <w:tcMar>
-              <w:top w:type="dxa" w:w="60"/>
-              <w:left w:type="dxa" w:w="90"/>
-              <w:bottom w:type="dxa" w:w="60"/>
-              <w:right w:type="dxa" w:w="90"/>
-            </w:tcMar>
-          </w:tcPr>
-          <w:p>
-            <w:r>
-              <w:rPr>
-                <w:b w:val="false"/>
-                <w:bCs w:val="false"/>
-                <w:color w:val="222222"/>
-                <w:sz w:val="17"/>
-                <w:szCs w:val="17"/>
-              </w:rPr>
-              <w:t xml:space="preserve">Own dual-loop architecture</w:t>
+            <w:tcW w:type="dxa" w:w="1316"/>
+            <w:tcBorders>
+              <w:top w:val="single" w:color="BFC7D5" w:sz="4"/>
+              <w:left w:val="single" w:color="BFC7D5" w:sz="4"/>
+              <w:bottom w:val="single" w:color="BFC7D5" w:sz="4"/>
+              <w:right w:val="single" w:color="BFC7D5" w:sz="4"/>
+            </w:tcBorders>
+            <w:tcMar>
+              <w:top w:type="dxa" w:w="60"/>
+              <w:left w:type="dxa" w:w="90"/>
+              <w:bottom w:type="dxa" w:w="60"/>
+              <w:right w:type="dxa" w:w="90"/>
+            </w:tcMar>
+          </w:tcPr>
+          <w:p>
+            <w:r>
+              <w:rPr>
+                <w:b w:val="false"/>
+                <w:bCs w:val="false"/>
+                <w:color w:val="222222"/>
+                <w:sz w:val="17"/>
+                <w:szCs w:val="17"/>
+              </w:rPr>
+              <w:t xml:space="preserve">CR-2026-03/04</w:t>
+            </w:r>
+          </w:p>
+        </w:tc>
+        <w:tc>
+          <w:tcPr>
+            <w:tcW w:type="dxa" w:w="3037"/>
+            <w:tcBorders>
+              <w:top w:val="single" w:color="BFC7D5" w:sz="4"/>
+              <w:left w:val="single" w:color="BFC7D5" w:sz="4"/>
+              <w:bottom w:val="single" w:color="BFC7D5" w:sz="4"/>
+              <w:right w:val="single" w:color="BFC7D5" w:sz="4"/>
+            </w:tcBorders>
+            <w:tcMar>
+              <w:top w:type="dxa" w:w="60"/>
+              <w:left w:type="dxa" w:w="90"/>
+              <w:bottom w:type="dxa" w:w="60"/>
+              <w:right w:type="dxa" w:w="90"/>
+            </w:tcMar>
+          </w:tcPr>
+          <w:p>
+            <w:r>
+              <w:rPr>
+                <w:b w:val="false"/>
+                <w:bCs w:val="false"/>
+                <w:color w:val="222222"/>
+                <w:sz w:val="17"/>
+                <w:szCs w:val="17"/>
+              </w:rPr>
+              <w:t xml:space="preserve">Conversation design</w:t>
+            </w:r>
+          </w:p>
+        </w:tc>
+        <w:tc>
+          <w:tcPr>
+            <w:tcW w:type="dxa" w:w="2835"/>
+            <w:tcBorders>
+              <w:top w:val="single" w:color="BFC7D5" w:sz="4"/>
+              <w:left w:val="single" w:color="BFC7D5" w:sz="4"/>
+              <w:bottom w:val="single" w:color="BFC7D5" w:sz="4"/>
+              <w:right w:val="single" w:color="BFC7D5" w:sz="4"/>
+            </w:tcBorders>
+            <w:tcMar>
+              <w:top w:type="dxa" w:w="60"/>
+              <w:left w:type="dxa" w:w="90"/>
+              <w:bottom w:type="dxa" w:w="60"/>
+              <w:right w:type="dxa" w:w="90"/>
+            </w:tcMar>
+          </w:tcPr>
+          <w:p>
+            <w:r>
+              <w:rPr>
+                <w:b w:val="false"/>
+                <w:bCs w:val="false"/>
+                <w:color w:val="222222"/>
+                <w:sz w:val="17"/>
+                <w:szCs w:val="17"/>
+              </w:rPr>
+              <w:t xml:space="preserve">Own dual loop</w:t>
+            </w:r>
+          </w:p>
+        </w:tc>
+        <w:tc>
+          <w:tcPr>
+            <w:tcW w:type="dxa" w:w="4557"/>
+            <w:tcBorders>
+              <w:top w:val="single" w:color="BFC7D5" w:sz="4"/>
+              <w:left w:val="single" w:color="BFC7D5" w:sz="4"/>
+              <w:bottom w:val="single" w:color="BFC7D5" w:sz="4"/>
+              <w:right w:val="single" w:color="BFC7D5" w:sz="4"/>
+            </w:tcBorders>
+            <w:tcMar>
+              <w:top w:type="dxa" w:w="60"/>
+              <w:left w:type="dxa" w:w="90"/>
+              <w:bottom w:type="dxa" w:w="60"/>
+              <w:right w:type="dxa" w:w="90"/>
+            </w:tcMar>
+          </w:tcPr>
+          <w:p>
+            <w:r>
+              <w:rPr>
+                <w:b w:val="false"/>
+                <w:bCs w:val="false"/>
+                <w:color w:val="222222"/>
+                <w:sz w:val="17"/>
+                <w:szCs w:val="17"/>
+              </w:rPr>
+              <w:t xml:space="preserve">EM26-19 review log › CR-2026-04; review record CR-2026-04</w:t>
             </w:r>
           </w:p>
         </w:tc>
@@ -2281,7 +4927,7 @@
       <w:tr>
         <w:tc>
           <w:tcPr>
-            <w:tcW w:type="dxa" w:w="1300"/>
+            <w:tcW w:type="dxa" w:w="1215"/>
             <w:tcBorders>
               <w:top w:val="single" w:color="BFC7D5" w:sz="4"/>
               <w:left w:val="single" w:color="BFC7D5" w:sz="4"/>
@@ -2310,7 +4956,7 @@
         </w:tc>
         <w:tc>
           <w:tcPr>
-            <w:tcW w:type="dxa" w:w="1300"/>
+            <w:tcW w:type="dxa" w:w="1316"/>
             <w:tcBorders>
               <w:top w:val="single" w:color="BFC7D5" w:sz="4"/>
               <w:left w:val="single" w:color="BFC7D5" w:sz="4"/>
@@ -2339,59 +4985,88 @@
         </w:tc>
         <w:tc>
           <w:tcPr>
-            <w:tcW w:type="dxa" w:w="3500"/>
-            <w:tcBorders>
-              <w:top w:val="single" w:color="BFC7D5" w:sz="4"/>
-              <w:left w:val="single" w:color="BFC7D5" w:sz="4"/>
-              <w:bottom w:val="single" w:color="BFC7D5" w:sz="4"/>
-              <w:right w:val="single" w:color="BFC7D5" w:sz="4"/>
-            </w:tcBorders>
-            <w:tcMar>
-              <w:top w:type="dxa" w:w="60"/>
-              <w:left w:type="dxa" w:w="90"/>
-              <w:bottom w:type="dxa" w:w="60"/>
-              <w:right w:type="dxa" w:w="90"/>
-            </w:tcMar>
-          </w:tcPr>
-          <w:p>
-            <w:r>
-              <w:rPr>
-                <w:b w:val="false"/>
-                <w:bCs w:val="false"/>
-                <w:color w:val="222222"/>
-                <w:sz w:val="17"/>
-                <w:szCs w:val="17"/>
-              </w:rPr>
-              <w:t xml:space="preserve">Reaching a deployed unit without a network</w:t>
-            </w:r>
-          </w:p>
-        </w:tc>
-        <w:tc>
-          <w:tcPr>
-            <w:tcW w:type="dxa" w:w="3260"/>
-            <w:tcBorders>
-              <w:top w:val="single" w:color="BFC7D5" w:sz="4"/>
-              <w:left w:val="single" w:color="BFC7D5" w:sz="4"/>
-              <w:bottom w:val="single" w:color="BFC7D5" w:sz="4"/>
-              <w:right w:val="single" w:color="BFC7D5" w:sz="4"/>
-            </w:tcBorders>
-            <w:tcMar>
-              <w:top w:type="dxa" w:w="60"/>
-              <w:left w:type="dxa" w:w="90"/>
-              <w:bottom w:type="dxa" w:w="60"/>
-              <w:right w:type="dxa" w:w="90"/>
-            </w:tcMar>
-          </w:tcPr>
-          <w:p>
-            <w:r>
-              <w:rPr>
-                <w:b w:val="false"/>
-                <w:bCs w:val="false"/>
-                <w:color w:val="222222"/>
-                <w:sz w:val="17"/>
-                <w:szCs w:val="17"/>
-              </w:rPr>
-              <w:t xml:space="preserve">Boot-time hotspot</w:t>
+            <w:tcW w:type="dxa" w:w="3037"/>
+            <w:tcBorders>
+              <w:top w:val="single" w:color="BFC7D5" w:sz="4"/>
+              <w:left w:val="single" w:color="BFC7D5" w:sz="4"/>
+              <w:bottom w:val="single" w:color="BFC7D5" w:sz="4"/>
+              <w:right w:val="single" w:color="BFC7D5" w:sz="4"/>
+            </w:tcBorders>
+            <w:tcMar>
+              <w:top w:type="dxa" w:w="60"/>
+              <w:left w:type="dxa" w:w="90"/>
+              <w:bottom w:type="dxa" w:w="60"/>
+              <w:right w:type="dxa" w:w="90"/>
+            </w:tcMar>
+          </w:tcPr>
+          <w:p>
+            <w:r>
+              <w:rPr>
+                <w:b w:val="false"/>
+                <w:bCs w:val="false"/>
+                <w:color w:val="222222"/>
+                <w:sz w:val="17"/>
+                <w:szCs w:val="17"/>
+              </w:rPr>
+              <w:t xml:space="preserve">Field deployment</w:t>
+            </w:r>
+          </w:p>
+        </w:tc>
+        <w:tc>
+          <w:tcPr>
+            <w:tcW w:type="dxa" w:w="2835"/>
+            <w:tcBorders>
+              <w:top w:val="single" w:color="BFC7D5" w:sz="4"/>
+              <w:left w:val="single" w:color="BFC7D5" w:sz="4"/>
+              <w:bottom w:val="single" w:color="BFC7D5" w:sz="4"/>
+              <w:right w:val="single" w:color="BFC7D5" w:sz="4"/>
+            </w:tcBorders>
+            <w:tcMar>
+              <w:top w:type="dxa" w:w="60"/>
+              <w:left w:type="dxa" w:w="90"/>
+              <w:bottom w:type="dxa" w:w="60"/>
+              <w:right w:type="dxa" w:w="90"/>
+            </w:tcMar>
+          </w:tcPr>
+          <w:p>
+            <w:r>
+              <w:rPr>
+                <w:b w:val="false"/>
+                <w:bCs w:val="false"/>
+                <w:color w:val="222222"/>
+                <w:sz w:val="17"/>
+                <w:szCs w:val="17"/>
+              </w:rPr>
+              <w:t xml:space="preserve">Hotspot</w:t>
+            </w:r>
+          </w:p>
+        </w:tc>
+        <w:tc>
+          <w:tcPr>
+            <w:tcW w:type="dxa" w:w="4557"/>
+            <w:tcBorders>
+              <w:top w:val="single" w:color="BFC7D5" w:sz="4"/>
+              <w:left w:val="single" w:color="BFC7D5" w:sz="4"/>
+              <w:bottom w:val="single" w:color="BFC7D5" w:sz="4"/>
+              <w:right w:val="single" w:color="BFC7D5" w:sz="4"/>
+            </w:tcBorders>
+            <w:tcMar>
+              <w:top w:type="dxa" w:w="60"/>
+              <w:left w:type="dxa" w:w="90"/>
+              <w:bottom w:type="dxa" w:w="60"/>
+              <w:right w:type="dxa" w:w="90"/>
+            </w:tcMar>
+          </w:tcPr>
+          <w:p>
+            <w:r>
+              <w:rPr>
+                <w:b w:val="false"/>
+                <w:bCs w:val="false"/>
+                <w:color w:val="222222"/>
+                <w:sz w:val="17"/>
+                <w:szCs w:val="17"/>
+              </w:rPr>
+              <w:t xml:space="preserve">EM26-19 review log › CR-2026-05; review record CR-2026-05</w:t>
             </w:r>
           </w:p>
         </w:tc>
@@ -2399,7 +5074,7 @@
       <w:tr>
         <w:tc>
           <w:tcPr>
-            <w:tcW w:type="dxa" w:w="1300"/>
+            <w:tcW w:type="dxa" w:w="1215"/>
             <w:tcBorders>
               <w:top w:val="single" w:color="BFC7D5" w:sz="4"/>
               <w:left w:val="single" w:color="BFC7D5" w:sz="4"/>
@@ -2428,7 +5103,7 @@
         </w:tc>
         <w:tc>
           <w:tcPr>
-            <w:tcW w:type="dxa" w:w="1300"/>
+            <w:tcW w:type="dxa" w:w="1316"/>
             <w:tcBorders>
               <w:top w:val="single" w:color="BFC7D5" w:sz="4"/>
               <w:left w:val="single" w:color="BFC7D5" w:sz="4"/>
@@ -2457,59 +5132,88 @@
         </w:tc>
         <w:tc>
           <w:tcPr>
-            <w:tcW w:type="dxa" w:w="3500"/>
-            <w:tcBorders>
-              <w:top w:val="single" w:color="BFC7D5" w:sz="4"/>
-              <w:left w:val="single" w:color="BFC7D5" w:sz="4"/>
-              <w:bottom w:val="single" w:color="BFC7D5" w:sz="4"/>
-              <w:right w:val="single" w:color="BFC7D5" w:sz="4"/>
-            </w:tcBorders>
-            <w:tcMar>
-              <w:top w:type="dxa" w:w="60"/>
-              <w:left w:type="dxa" w:w="90"/>
-              <w:bottom w:type="dxa" w:w="60"/>
-              <w:right w:type="dxa" w:w="90"/>
-            </w:tcMar>
-          </w:tcPr>
-          <w:p>
-            <w:r>
-              <w:rPr>
-                <w:b w:val="false"/>
-                <w:bCs w:val="false"/>
-                <w:color w:val="222222"/>
-                <w:sz w:val="17"/>
-                <w:szCs w:val="17"/>
-              </w:rPr>
-              <w:t xml:space="preserve">Group discussions</w:t>
-            </w:r>
-          </w:p>
-        </w:tc>
-        <w:tc>
-          <w:tcPr>
-            <w:tcW w:type="dxa" w:w="3260"/>
-            <w:tcBorders>
-              <w:top w:val="single" w:color="BFC7D5" w:sz="4"/>
-              <w:left w:val="single" w:color="BFC7D5" w:sz="4"/>
-              <w:bottom w:val="single" w:color="BFC7D5" w:sz="4"/>
-              <w:right w:val="single" w:color="BFC7D5" w:sz="4"/>
-            </w:tcBorders>
-            <w:tcMar>
-              <w:top w:type="dxa" w:w="60"/>
-              <w:left w:type="dxa" w:w="90"/>
-              <w:bottom w:type="dxa" w:w="60"/>
-              <w:right w:type="dxa" w:w="90"/>
-            </w:tcMar>
-          </w:tcPr>
-          <w:p>
-            <w:r>
-              <w:rPr>
-                <w:b w:val="false"/>
-                <w:bCs w:val="false"/>
-                <w:color w:val="222222"/>
-                <w:sz w:val="17"/>
-                <w:szCs w:val="17"/>
-              </w:rPr>
-              <w:t xml:space="preserve">Boardroom with diarisation</w:t>
+            <w:tcW w:type="dxa" w:w="3037"/>
+            <w:tcBorders>
+              <w:top w:val="single" w:color="BFC7D5" w:sz="4"/>
+              <w:left w:val="single" w:color="BFC7D5" w:sz="4"/>
+              <w:bottom w:val="single" w:color="BFC7D5" w:sz="4"/>
+              <w:right w:val="single" w:color="BFC7D5" w:sz="4"/>
+            </w:tcBorders>
+            <w:tcMar>
+              <w:top w:type="dxa" w:w="60"/>
+              <w:left w:type="dxa" w:w="90"/>
+              <w:bottom w:type="dxa" w:w="60"/>
+              <w:right w:type="dxa" w:w="90"/>
+            </w:tcMar>
+          </w:tcPr>
+          <w:p>
+            <w:r>
+              <w:rPr>
+                <w:b w:val="false"/>
+                <w:bCs w:val="false"/>
+                <w:color w:val="222222"/>
+                <w:sz w:val="17"/>
+                <w:szCs w:val="17"/>
+              </w:rPr>
+              <w:t xml:space="preserve">Boardroom</w:t>
+            </w:r>
+          </w:p>
+        </w:tc>
+        <w:tc>
+          <w:tcPr>
+            <w:tcW w:type="dxa" w:w="2835"/>
+            <w:tcBorders>
+              <w:top w:val="single" w:color="BFC7D5" w:sz="4"/>
+              <w:left w:val="single" w:color="BFC7D5" w:sz="4"/>
+              <w:bottom w:val="single" w:color="BFC7D5" w:sz="4"/>
+              <w:right w:val="single" w:color="BFC7D5" w:sz="4"/>
+            </w:tcBorders>
+            <w:tcMar>
+              <w:top w:type="dxa" w:w="60"/>
+              <w:left w:type="dxa" w:w="90"/>
+              <w:bottom w:type="dxa" w:w="60"/>
+              <w:right w:type="dxa" w:w="90"/>
+            </w:tcMar>
+          </w:tcPr>
+          <w:p>
+            <w:r>
+              <w:rPr>
+                <w:b w:val="false"/>
+                <w:bCs w:val="false"/>
+                <w:color w:val="222222"/>
+                <w:sz w:val="17"/>
+                <w:szCs w:val="17"/>
+              </w:rPr>
+              <w:t xml:space="preserve">Diarisation model chosen</w:t>
+            </w:r>
+          </w:p>
+        </w:tc>
+        <w:tc>
+          <w:tcPr>
+            <w:tcW w:type="dxa" w:w="4557"/>
+            <w:tcBorders>
+              <w:top w:val="single" w:color="BFC7D5" w:sz="4"/>
+              <w:left w:val="single" w:color="BFC7D5" w:sz="4"/>
+              <w:bottom w:val="single" w:color="BFC7D5" w:sz="4"/>
+              <w:right w:val="single" w:color="BFC7D5" w:sz="4"/>
+            </w:tcBorders>
+            <w:tcMar>
+              <w:top w:type="dxa" w:w="60"/>
+              <w:left w:type="dxa" w:w="90"/>
+              <w:bottom w:type="dxa" w:w="60"/>
+              <w:right w:type="dxa" w:w="90"/>
+            </w:tcMar>
+          </w:tcPr>
+          <w:p>
+            <w:r>
+              <w:rPr>
+                <w:b w:val="false"/>
+                <w:bCs w:val="false"/>
+                <w:color w:val="222222"/>
+                <w:sz w:val="17"/>
+                <w:szCs w:val="17"/>
+              </w:rPr>
+              <w:t xml:space="preserve">EM26-19 review log › CR-2026-08; review record CR-2026-08</w:t>
             </w:r>
           </w:p>
         </w:tc>
@@ -2517,7 +5221,7 @@
       <w:tr>
         <w:tc>
           <w:tcPr>
-            <w:tcW w:type="dxa" w:w="1300"/>
+            <w:tcW w:type="dxa" w:w="1215"/>
             <w:tcBorders>
               <w:top w:val="single" w:color="BFC7D5" w:sz="4"/>
               <w:left w:val="single" w:color="BFC7D5" w:sz="4"/>
@@ -2546,7 +5250,7 @@
         </w:tc>
         <w:tc>
           <w:tcPr>
-            <w:tcW w:type="dxa" w:w="1300"/>
+            <w:tcW w:type="dxa" w:w="1316"/>
             <w:tcBorders>
               <w:top w:val="single" w:color="BFC7D5" w:sz="4"/>
               <w:left w:val="single" w:color="BFC7D5" w:sz="4"/>
@@ -2575,7 +5279,7 @@
         </w:tc>
         <w:tc>
           <w:tcPr>
-            <w:tcW w:type="dxa" w:w="3500"/>
+            <w:tcW w:type="dxa" w:w="3037"/>
             <w:tcBorders>
               <w:top w:val="single" w:color="BFC7D5" w:sz="4"/>
               <w:left w:val="single" w:color="BFC7D5" w:sz="4"/>
@@ -2604,7 +5308,7 @@
         </w:tc>
         <w:tc>
           <w:tcPr>
-            <w:tcW w:type="dxa" w:w="3260"/>
+            <w:tcW w:type="dxa" w:w="2835"/>
             <w:tcBorders>
               <w:top w:val="single" w:color="BFC7D5" w:sz="4"/>
               <w:left w:val="single" w:color="BFC7D5" w:sz="4"/>
@@ -2628,6 +5332,35 @@
                 <w:szCs w:val="17"/>
               </w:rPr>
               <w:t xml:space="preserve">Four fixes</w:t>
+            </w:r>
+          </w:p>
+        </w:tc>
+        <w:tc>
+          <w:tcPr>
+            <w:tcW w:type="dxa" w:w="4557"/>
+            <w:tcBorders>
+              <w:top w:val="single" w:color="BFC7D5" w:sz="4"/>
+              <w:left w:val="single" w:color="BFC7D5" w:sz="4"/>
+              <w:bottom w:val="single" w:color="BFC7D5" w:sz="4"/>
+              <w:right w:val="single" w:color="BFC7D5" w:sz="4"/>
+            </w:tcBorders>
+            <w:tcMar>
+              <w:top w:type="dxa" w:w="60"/>
+              <w:left w:type="dxa" w:w="90"/>
+              <w:bottom w:type="dxa" w:w="60"/>
+              <w:right w:type="dxa" w:w="90"/>
+            </w:tcMar>
+          </w:tcPr>
+          <w:p>
+            <w:r>
+              <w:rPr>
+                <w:b w:val="false"/>
+                <w:bCs w:val="false"/>
+                <w:color w:val="222222"/>
+                <w:sz w:val="17"/>
+                <w:szCs w:val="17"/>
+              </w:rPr>
+              <w:t xml:space="preserve">Review record SR-2026-01; b08cf25</w:t>
             </w:r>
           </w:p>
         </w:tc>
@@ -2635,7 +5368,7 @@
       <w:tr>
         <w:tc>
           <w:tcPr>
-            <w:tcW w:type="dxa" w:w="1300"/>
+            <w:tcW w:type="dxa" w:w="1215"/>
             <w:tcBorders>
               <w:top w:val="single" w:color="BFC7D5" w:sz="4"/>
               <w:left w:val="single" w:color="BFC7D5" w:sz="4"/>
@@ -2664,7 +5397,7 @@
         </w:tc>
         <w:tc>
           <w:tcPr>
-            <w:tcW w:type="dxa" w:w="1300"/>
+            <w:tcW w:type="dxa" w:w="1316"/>
             <w:tcBorders>
               <w:top w:val="single" w:color="BFC7D5" w:sz="4"/>
               <w:left w:val="single" w:color="BFC7D5" w:sz="4"/>
@@ -2693,36 +5426,36 @@
         </w:tc>
         <w:tc>
           <w:tcPr>
-            <w:tcW w:type="dxa" w:w="3500"/>
-            <w:tcBorders>
-              <w:top w:val="single" w:color="BFC7D5" w:sz="4"/>
-              <w:left w:val="single" w:color="BFC7D5" w:sz="4"/>
-              <w:bottom w:val="single" w:color="BFC7D5" w:sz="4"/>
-              <w:right w:val="single" w:color="BFC7D5" w:sz="4"/>
-            </w:tcBorders>
-            <w:tcMar>
-              <w:top w:type="dxa" w:w="60"/>
-              <w:left w:type="dxa" w:w="90"/>
-              <w:bottom w:type="dxa" w:w="60"/>
-              <w:right w:type="dxa" w:w="90"/>
-            </w:tcMar>
-          </w:tcPr>
-          <w:p>
-            <w:r>
-              <w:rPr>
-                <w:b w:val="false"/>
-                <w:bCs w:val="false"/>
-                <w:color w:val="222222"/>
-                <w:sz w:val="17"/>
-                <w:szCs w:val="17"/>
-              </w:rPr>
-              <w:t xml:space="preserve">Voice change set (40 findings)</w:t>
-            </w:r>
-          </w:p>
-        </w:tc>
-        <w:tc>
-          <w:tcPr>
-            <w:tcW w:type="dxa" w:w="3260"/>
+            <w:tcW w:type="dxa" w:w="3037"/>
+            <w:tcBorders>
+              <w:top w:val="single" w:color="BFC7D5" w:sz="4"/>
+              <w:left w:val="single" w:color="BFC7D5" w:sz="4"/>
+              <w:bottom w:val="single" w:color="BFC7D5" w:sz="4"/>
+              <w:right w:val="single" w:color="BFC7D5" w:sz="4"/>
+            </w:tcBorders>
+            <w:tcMar>
+              <w:top w:type="dxa" w:w="60"/>
+              <w:left w:type="dxa" w:w="90"/>
+              <w:bottom w:type="dxa" w:w="60"/>
+              <w:right w:type="dxa" w:w="90"/>
+            </w:tcMar>
+          </w:tcPr>
+          <w:p>
+            <w:r>
+              <w:rPr>
+                <w:b w:val="false"/>
+                <w:bCs w:val="false"/>
+                <w:color w:val="222222"/>
+                <w:sz w:val="17"/>
+                <w:szCs w:val="17"/>
+              </w:rPr>
+              <w:t xml:space="preserve">Voice change set</w:t>
+            </w:r>
+          </w:p>
+        </w:tc>
+        <w:tc>
+          <w:tcPr>
+            <w:tcW w:type="dxa" w:w="2835"/>
             <w:tcBorders>
               <w:top w:val="single" w:color="BFC7D5" w:sz="4"/>
               <w:left w:val="single" w:color="BFC7D5" w:sz="4"/>
@@ -2746,6 +5479,35 @@
                 <w:szCs w:val="17"/>
               </w:rPr>
               <w:t xml:space="preserve">22 fixed, 18 refuted</w:t>
+            </w:r>
+          </w:p>
+        </w:tc>
+        <w:tc>
+          <w:tcPr>
+            <w:tcW w:type="dxa" w:w="4557"/>
+            <w:tcBorders>
+              <w:top w:val="single" w:color="BFC7D5" w:sz="4"/>
+              <w:left w:val="single" w:color="BFC7D5" w:sz="4"/>
+              <w:bottom w:val="single" w:color="BFC7D5" w:sz="4"/>
+              <w:right w:val="single" w:color="BFC7D5" w:sz="4"/>
+            </w:tcBorders>
+            <w:tcMar>
+              <w:top w:type="dxa" w:w="60"/>
+              <w:left w:type="dxa" w:w="90"/>
+              <w:bottom w:type="dxa" w:w="60"/>
+              <w:right w:type="dxa" w:w="90"/>
+            </w:tcMar>
+          </w:tcPr>
+          <w:p>
+            <w:r>
+              <w:rPr>
+                <w:b w:val="false"/>
+                <w:bCs w:val="false"/>
+                <w:color w:val="222222"/>
+                <w:sz w:val="17"/>
+                <w:szCs w:val="17"/>
+              </w:rPr>
+              <w:t xml:space="preserve">EM26-19 review log › RV-2026-03</w:t>
             </w:r>
           </w:p>
         </w:tc>
@@ -2761,7 +5523,7 @@
         <w:pStyle w:val="Heading1"/>
       </w:pPr>
       <w:r>
-        <w:t xml:space="preserve">5. Design verification and validation</w:t>
+        <w:t xml:space="preserve">5. Verification and validation</w:t>
       </w:r>
     </w:p>
     <w:p>
@@ -2787,7 +5549,7 @@
         <w:spacing w:after="60"/>
       </w:pPr>
       <w:r>
-        <w:t xml:space="preserve">Validation: each capability demonstrated to the client who asked for it; feedback recorded as a client review (CR-2026-03, 04, 06, 07, 09).</w:t>
+        <w:t xml:space="preserve">Validation: each capability demonstrated to the client who asked for it — meetings recorded as CR-2026-03, 04, 06, 07, 09 in EM26-19.</w:t>
       </w:r>
     </w:p>
     <w:p>
@@ -2808,7 +5570,7 @@
         <w:spacing w:after="60"/>
       </w:pPr>
       <w:r>
-        <w:t xml:space="preserve">Source code and version tags v1.0.0 → v1.4.1 (github.com/RW2523/echomind-enterprise).</w:t>
+        <w:t xml:space="preserve">Source and version tags v1.0.0 → v1.4.1.</w:t>
       </w:r>
     </w:p>
     <w:p>
@@ -2834,7 +5596,7 @@
         <w:spacing w:after="60"/>
       </w:pPr>
       <w:r>
-        <w:t xml:space="preserve">Release notes EM26-25 and release records (FRM-03).</w:t>
+        <w:t xml:space="preserve">Release notes EM26-25; release records.</w:t>
       </w:r>
     </w:p>
     <w:p>
@@ -2847,7 +5609,7 @@
         <w:spacing w:after="60"/>
       </w:pPr>
       <w:r>
-        <w:t xml:space="preserve">QASC 2026 paper: the dual-loop design and its measurements.</w:t>
+        <w:t xml:space="preserve">QASC 2026 paper: dual-loop design and measurements.</w:t>
       </w:r>
     </w:p>
     <w:p>
@@ -2863,7 +5625,7 @@
         <w:spacing w:after="100"/>
       </w:pPr>
       <w:r>
-        <w:t xml:space="preserve">Design changes follow the requirement changes in EM26-30 and the change register REG-07.</w:t>
+        <w:t xml:space="preserve">Each design change follows a requirement change in EM26-30 and, when significant, the change register REG-07.</w:t>
       </w:r>
     </w:p>
     <w:p>
@@ -2879,13 +5641,13 @@
         <w:spacing w:after="100"/>
       </w:pPr>
       <w:r>
-        <w:t xml:space="preserve">Design inputs: offline RAG system. Design outputs: assembled appliance (RTX 4090, 64 GB, 2 TB), five containerised services, technical documentation. Reviews: DR-2025-01, DR-2025-02, DR-2025-05.</w:t>
+        <w:t xml:space="preserve">Inputs: offline RAG system. Outputs: assembled appliance (RTX 4090, 64 GB, 2 TB), five containerised services, technical documentation. Reviews: DR-2025-01, DR-2025-02, DR-2025-05.</w:t>
       </w:r>
     </w:p>
     <w:sectPr>
       <w:headerReference w:type="default" r:id="rId6"/>
       <w:footerReference w:type="default" r:id="rId7"/>
-      <w:pgSz w:w="12240" w:h="15840" w:orient="portrait"/>
+      <w:pgSz w:w="15840" w:h="12240" w:orient="landscape"/>
       <w:pgMar w:top="1300" w:right="1440" w:bottom="1200" w:left="1440" w:header="708" w:footer="708" w:gutter="0"/>
       <w:pgNumType/>
       <w:docGrid w:linePitch="360"/>
@@ -2936,7 +5698,7 @@
   <w:p>
     <w:pPr>
       <w:tabs>
-        <w:tab w:val="right" w:pos="9360"/>
+        <w:tab w:val="right" w:pos="12960"/>
       </w:tabs>
     </w:pPr>
     <w:r>
@@ -3013,7 +5775,7 @@
         <w:bottom w:val="single" w:color="BFC7D5" w:sz="4" w:space="4"/>
       </w:pBdr>
       <w:tabs>
-        <w:tab w:val="right" w:pos="9360"/>
+        <w:tab w:val="right" w:pos="12960"/>
       </w:tabs>
     </w:pPr>
     <w:r>

--- a/docs/EchoMind_Audit_2026-10-14_Project2/06_Design_and_Development/EM26-31_Design_and_Development_Record.docx
+++ b/docs/EchoMind_Audit_2026-10-14_Project2/06_Design_and_Development/EM26-31_Design_and_Development_Record.docx
@@ -421,7 +421,7 @@
                 <w:sz w:val="17"/>
                 <w:szCs w:val="17"/>
               </w:rPr>
-              <w:t xml:space="preserve">Rev 1.1 issued for approval; rev 1.0 approved 2026-10-14 (AR-2026-006)</w:t>
+              <w:t xml:space="preserve">APPROVED — rev 1.1 2026-10-20 (AR-2026-007); rev 1.0 approved 2026-10-14 (AR-2026-006)</w:t>
             </w:r>
           </w:p>
         </w:tc>
@@ -721,7 +721,7 @@
                 <w:sz w:val="17"/>
                 <w:szCs w:val="17"/>
               </w:rPr>
-              <w:t xml:space="preserve">Alexander Peter (EchoMind Project Lead) — rev 1.1 to confirm</w:t>
+              <w:t xml:space="preserve">Alexander Peter (EchoMind Project Lead) — 2026-10-20</w:t>
             </w:r>
           </w:p>
         </w:tc>
@@ -781,7 +781,7 @@
                 <w:sz w:val="17"/>
                 <w:szCs w:val="17"/>
               </w:rPr>
-              <w:t xml:space="preserve">Sheryl Nazareth (QA / MR) — rev 1.1 to confirm</w:t>
+              <w:t xml:space="preserve">Sheryl Nazareth (QA / MR) — 2026-10-20</w:t>
             </w:r>
           </w:p>
         </w:tc>
@@ -841,7 +841,7 @@
                 <w:sz w:val="17"/>
                 <w:szCs w:val="17"/>
               </w:rPr>
-              <w:t xml:space="preserve">Anita Johan (Managing Director) — rev 1.1 to confirm</w:t>
+              <w:t xml:space="preserve">Anita Johan (Managing Director) — 2026-10-20</w:t>
             </w:r>
           </w:p>
         </w:tc>
